--- a/PaPrep_System_Breakdown.docx
+++ b/PaPrep_System_Breakdown.docx
@@ -4,127 +4,355 @@
   <w:body>
     <w:p>
       <w:pPr>
-        <w:jc w:val="center"/>
+        <w:spacing w:before="0" w:after="80"/>
+        <w:jc w:val="left"/>
       </w:pPr>
       <w:r>
         <w:rPr>
+          <w:rFonts w:ascii="Segoe UI" w:hAnsi="Segoe UI"/>
           <w:b/>
-          <w:color w:val="4E97D9"/>
-          <w:sz w:val="56"/>
+          <w:color w:val="0E7490"/>
+          <w:sz w:val="48"/>
         </w:rPr>
-        <w:t>PaPrep</w:t>
+        <w:t>PaPrep System Breakdown &amp; Pseudocode Specification</w:t>
       </w:r>
     </w:p>
     <w:p>
       <w:pPr>
-        <w:jc w:val="center"/>
+        <w:spacing w:before="0" w:after="280"/>
       </w:pPr>
       <w:r>
         <w:rPr>
-          <w:b/>
-          <w:color w:val="505050"/>
-          <w:sz w:val="32"/>
+          <w:rFonts w:ascii="Segoe UI" w:hAnsi="Segoe UI"/>
+          <w:color w:val="475569"/>
+          <w:sz w:val="22"/>
         </w:rPr>
-        <w:t>System &amp; API Breakdown</w:t>
+        <w:t>Comprehensive Architectural Model, Entity Schema, Subsystem Breakdown &amp; Algorithmic Logic</w:t>
+        <w:br/>
+        <w:t>Production Specification  9 Blueprints, 26 Relational Tables, 10 Operational Algorithms</w:t>
       </w:r>
     </w:p>
     <w:p>
       <w:pPr>
-        <w:jc w:val="center"/>
+        <w:keepNext/>
+        <w:spacing w:before="320" w:after="120"/>
       </w:pPr>
       <w:r>
         <w:rPr>
-          <w:i/>
-          <w:color w:val="787878"/>
-          <w:sz w:val="22"/>
+          <w:rFonts w:ascii="Segoe UI" w:hAnsi="Segoe UI"/>
+          <w:b/>
+          <w:color w:val="0F172A"/>
+          <w:sz w:val="30"/>
         </w:rPr>
-        <w:t>For use in building a Conceptual Framework Diagram</w:t>
-      </w:r>
-    </w:p>
-    <w:p/>
-    <w:p>
-      <w:pPr>
-        <w:pStyle w:val="Heading1"/>
-      </w:pPr>
-      <w:r>
-        <w:rPr>
-          <w:color w:val="4E97D9"/>
-        </w:rPr>
-        <w:t>1. System Overview</w:t>
+        <w:t>1. System Overview &amp; Core Objectives</w:t>
       </w:r>
     </w:p>
     <w:p>
       <w:pPr>
-        <w:ind w:left="0"/>
+        <w:spacing w:before="40" w:after="80" w:line="276" w:lineRule="auto"/>
       </w:pPr>
       <w:r>
         <w:rPr>
-          <w:b w:val="0"/>
-          <w:i w:val="0"/>
-          <w:sz w:val="22"/>
+          <w:rFonts w:ascii="Segoe UI" w:hAnsi="Segoe UI"/>
+          <w:color w:val="334155"/>
+          <w:sz w:val="20"/>
         </w:rPr>
-        <w:t>PaPrep is a web-based parenting support platform built with Flask (Python), targeting parents of children aged 0–5 years (including special needs children). It connects parents with learning resources, symptom guidance, clinic services, and a peer community.</w:t>
+        <w:t>PaPrep (Parenting Preparedness Platform) is an integrated digital healthcare and parenting empowerment web platform engineered for Filipino families raising children across all developmental stages, from infancy to emerging adulthood (ages 0 to 21 years). Built on Flask 3.0 and SQLAlchemy 2.0, the platform bridges clinical pediatric healthcare providers and parents through a unified digital interface.</w:t>
       </w:r>
     </w:p>
-    <w:p/>
     <w:p>
       <w:pPr>
-        <w:pStyle w:val="Heading1"/>
+        <w:spacing w:before="40" w:after="80" w:line="276" w:lineRule="auto"/>
       </w:pPr>
       <w:r>
         <w:rPr>
-          <w:color w:val="4E97D9"/>
+          <w:rFonts w:ascii="Segoe UI" w:hAnsi="Segoe UI"/>
+          <w:color w:val="334155"/>
+          <w:sz w:val="20"/>
         </w:rPr>
-        <w:t>2. User Roles / Actors</w:t>
+        <w:t>The platform is engineered around six strategic pillars:</w:t>
+      </w:r>
+    </w:p>
+    <w:p>
+      <w:pPr>
+        <w:pStyle w:val="ListBullet"/>
+        <w:spacing w:before="20" w:after="40" w:line="276" w:lineRule="auto"/>
+      </w:pPr>
+      <w:r>
+        <w:rPr>
+          <w:rFonts w:ascii="Segoe UI" w:hAnsi="Segoe UI"/>
+          <w:b/>
+          <w:color w:val="0F172A"/>
+          <w:sz w:val="20"/>
+        </w:rPr>
+        <w:t xml:space="preserve">Daily Health &amp; Nutrition Checklist: </w:t>
+      </w:r>
+      <w:r>
+        <w:rPr>
+          <w:rFonts w:ascii="Segoe UI" w:hAnsi="Segoe UI"/>
+          <w:color w:val="334155"/>
+          <w:sz w:val="20"/>
+        </w:rPr>
+        <w:t>Interactive, age-bracketed daily health logging (0-12m, 1-2y, 2-3y, 3-5y, 6-12y, 13-21y) tracking nutrition, oral care, safety habits, and 7-day completion trends.</w:t>
+      </w:r>
+    </w:p>
+    <w:p>
+      <w:pPr>
+        <w:pStyle w:val="ListBullet"/>
+        <w:spacing w:before="20" w:after="40" w:line="276" w:lineRule="auto"/>
+      </w:pPr>
+      <w:r>
+        <w:rPr>
+          <w:rFonts w:ascii="Segoe UI" w:hAnsi="Segoe UI"/>
+          <w:b/>
+          <w:color w:val="0F172A"/>
+          <w:sz w:val="20"/>
+        </w:rPr>
+        <w:t xml:space="preserve">Pediatric Common Ailments Tracker &amp; Triage: </w:t>
+      </w:r>
+      <w:r>
+        <w:rPr>
+          <w:rFonts w:ascii="Segoe UI" w:hAnsi="Segoe UI"/>
+          <w:color w:val="334155"/>
+          <w:sz w:val="20"/>
+        </w:rPr>
+        <w:t>Intelligent clinical symptom logging and severity triage for Fever, Cough &amp; Colds, and Diarrhea with automatic emergency red-flag escalations.</w:t>
+      </w:r>
+    </w:p>
+    <w:p>
+      <w:pPr>
+        <w:pStyle w:val="ListBullet"/>
+        <w:spacing w:before="20" w:after="40" w:line="276" w:lineRule="auto"/>
+      </w:pPr>
+      <w:r>
+        <w:rPr>
+          <w:rFonts w:ascii="Segoe UI" w:hAnsi="Segoe UI"/>
+          <w:b/>
+          <w:color w:val="0F172A"/>
+          <w:sz w:val="20"/>
+        </w:rPr>
+        <w:t xml:space="preserve">Educational Modules &amp; Assessment Engine: </w:t>
+      </w:r>
+      <w:r>
+        <w:rPr>
+          <w:rFonts w:ascii="Segoe UI" w:hAnsi="Segoe UI"/>
+          <w:color w:val="334155"/>
+          <w:sz w:val="20"/>
+        </w:rPr>
+        <w:t>Structured learning guides spanning Parenting, Nutrition, and Child Safety with slide presentations, PDF streaming downloads, and passing score assessments.</w:t>
+      </w:r>
+    </w:p>
+    <w:p>
+      <w:pPr>
+        <w:pStyle w:val="ListBullet"/>
+        <w:spacing w:before="20" w:after="40" w:line="276" w:lineRule="auto"/>
+      </w:pPr>
+      <w:r>
+        <w:rPr>
+          <w:rFonts w:ascii="Segoe UI" w:hAnsi="Segoe UI"/>
+          <w:b/>
+          <w:color w:val="0F172A"/>
+          <w:sz w:val="20"/>
+        </w:rPr>
+        <w:t xml:space="preserve">Clinic Discovery &amp; Teleservices: </w:t>
+      </w:r>
+      <w:r>
+        <w:rPr>
+          <w:rFonts w:ascii="Segoe UI" w:hAnsi="Segoe UI"/>
+          <w:color w:val="334155"/>
+          <w:sz w:val="20"/>
+        </w:rPr>
+        <w:t>Interactive Leaflet.js-based geospatial locator, clinic profiles, patient registration roster, appointment slot scheduling, and direct provider communication.</w:t>
+      </w:r>
+    </w:p>
+    <w:p>
+      <w:pPr>
+        <w:pStyle w:val="ListBullet"/>
+        <w:spacing w:before="20" w:after="40" w:line="276" w:lineRule="auto"/>
+      </w:pPr>
+      <w:r>
+        <w:rPr>
+          <w:rFonts w:ascii="Segoe UI" w:hAnsi="Segoe UI"/>
+          <w:b/>
+          <w:color w:val="0F172A"/>
+          <w:sz w:val="20"/>
+        </w:rPr>
+        <w:t xml:space="preserve">Multimodal AI Pediatric Companion: </w:t>
+      </w:r>
+      <w:r>
+        <w:rPr>
+          <w:rFonts w:ascii="Segoe UI" w:hAnsi="Segoe UI"/>
+          <w:color w:val="334155"/>
+          <w:sz w:val="20"/>
+        </w:rPr>
+        <w:t>Dual-engine conversational bot combining Google Gemini with pediatric RAG over the PaPrep Red Book PDF, featuring emergency keyword hard-stops and Tagalog/English language support.</w:t>
+      </w:r>
+    </w:p>
+    <w:p>
+      <w:pPr>
+        <w:pStyle w:val="ListBullet"/>
+        <w:spacing w:before="20" w:after="40" w:line="276" w:lineRule="auto"/>
+      </w:pPr>
+      <w:r>
+        <w:rPr>
+          <w:rFonts w:ascii="Segoe UI" w:hAnsi="Segoe UI"/>
+          <w:b/>
+          <w:color w:val="0F172A"/>
+          <w:sz w:val="20"/>
+        </w:rPr>
+        <w:t xml:space="preserve">Dedicated Clinic Healthcare Portal: </w:t>
+      </w:r>
+      <w:r>
+        <w:rPr>
+          <w:rFonts w:ascii="Segoe UI" w:hAnsi="Segoe UI"/>
+          <w:color w:val="334155"/>
+          <w:sz w:val="20"/>
+        </w:rPr>
+        <w:t>Secure administrative environment for verified clinical staff featuring PyOTP Time-based One-Time Password (TOTP) 2FA, patient roster reviews, and age-targeted newsletter authoring.</w:t>
+      </w:r>
+    </w:p>
+    <w:p>
+      <w:pPr>
+        <w:keepNext/>
+        <w:spacing w:before="320" w:after="120"/>
+      </w:pPr>
+      <w:r>
+        <w:rPr>
+          <w:rFonts w:ascii="Segoe UI" w:hAnsi="Segoe UI"/>
+          <w:b/>
+          <w:color w:val="0F172A"/>
+          <w:sz w:val="30"/>
+        </w:rPr>
+        <w:t>2. Architectural Framework (5-Layer Model)</w:t>
+      </w:r>
+    </w:p>
+    <w:p>
+      <w:pPr>
+        <w:spacing w:before="40" w:after="80" w:line="276" w:lineRule="auto"/>
+      </w:pPr>
+      <w:r>
+        <w:rPr>
+          <w:rFonts w:ascii="Segoe UI" w:hAnsi="Segoe UI"/>
+          <w:color w:val="334155"/>
+          <w:sz w:val="20"/>
+        </w:rPr>
+        <w:t>PaPrep is organized into five distinct operational tiers to guarantee modularity, separation of concerns, and enterprise scalability:</w:t>
       </w:r>
     </w:p>
     <w:tbl>
       <w:tblPr>
-        <w:tblStyle w:val="TableGrid"/>
         <w:tblW w:type="auto" w:w="0"/>
         <w:jc w:val="center"/>
         <w:tblLook w:firstColumn="1" w:firstRow="1" w:lastColumn="0" w:lastRow="0" w:noHBand="0" w:noVBand="1" w:val="04A0"/>
       </w:tblPr>
       <w:tblGrid>
-        <w:gridCol w:w="4680"/>
-        <w:gridCol w:w="4680"/>
+        <w:gridCol w:w="2520"/>
+        <w:gridCol w:w="2520"/>
+        <w:gridCol w:w="2520"/>
+        <w:gridCol w:w="2520"/>
       </w:tblGrid>
       <w:tr>
         <w:tc>
           <w:tcPr>
-            <w:tcW w:type="dxa" w:w="4680"/>
-            <w:shd w:val="clear" w:color="auto" w:fill="4E97D9"/>
+            <w:tcW w:type="dxa" w:w="1440"/>
+            <w:shd w:fill="0F172A"/>
+            <w:tcMar>
+              <w:top w:w="120" w:type="dxa"/>
+              <w:bottom w:w="120" w:type="dxa"/>
+              <w:left w:w="120" w:type="dxa"/>
+              <w:right w:w="120" w:type="dxa"/>
+            </w:tcMar>
           </w:tcPr>
           <w:p>
             <w:pPr>
-              <w:jc w:val="center"/>
+              <w:jc w:val="left"/>
             </w:pPr>
             <w:r>
               <w:rPr>
+                <w:rFonts w:ascii="Segoe UI" w:hAnsi="Segoe UI"/>
                 <w:b/>
                 <w:color w:val="FFFFFF"/>
-                <w:sz w:val="20"/>
+                <w:sz w:val="18"/>
               </w:rPr>
-              <w:t>Role</w:t>
+              <w:t>Layer</w:t>
             </w:r>
           </w:p>
         </w:tc>
         <w:tc>
           <w:tcPr>
-            <w:tcW w:type="dxa" w:w="4680"/>
-            <w:shd w:val="clear" w:color="auto" w:fill="4E97D9"/>
+            <w:tcW w:type="dxa" w:w="2160"/>
+            <w:shd w:fill="0F172A"/>
+            <w:tcMar>
+              <w:top w:w="120" w:type="dxa"/>
+              <w:bottom w:w="120" w:type="dxa"/>
+              <w:left w:w="120" w:type="dxa"/>
+              <w:right w:w="120" w:type="dxa"/>
+            </w:tcMar>
           </w:tcPr>
           <w:p>
             <w:pPr>
-              <w:jc w:val="center"/>
+              <w:jc w:val="left"/>
             </w:pPr>
             <w:r>
               <w:rPr>
+                <w:rFonts w:ascii="Segoe UI" w:hAnsi="Segoe UI"/>
                 <w:b/>
                 <w:color w:val="FFFFFF"/>
-                <w:sz w:val="20"/>
+                <w:sz w:val="18"/>
               </w:rPr>
-              <w:t>Description</w:t>
+              <w:t>Architecture Tier</w:t>
+            </w:r>
+          </w:p>
+        </w:tc>
+        <w:tc>
+          <w:tcPr>
+            <w:tcW w:type="dxa" w:w="3312"/>
+            <w:shd w:fill="0F172A"/>
+            <w:tcMar>
+              <w:top w:w="120" w:type="dxa"/>
+              <w:bottom w:w="120" w:type="dxa"/>
+              <w:left w:w="120" w:type="dxa"/>
+              <w:right w:w="120" w:type="dxa"/>
+            </w:tcMar>
+          </w:tcPr>
+          <w:p>
+            <w:pPr>
+              <w:jc w:val="left"/>
+            </w:pPr>
+            <w:r>
+              <w:rPr>
+                <w:rFonts w:ascii="Segoe UI" w:hAnsi="Segoe UI"/>
+                <w:b/>
+                <w:color w:val="FFFFFF"/>
+                <w:sz w:val="18"/>
+              </w:rPr>
+              <w:t>Components &amp; Technologies</w:t>
+            </w:r>
+          </w:p>
+        </w:tc>
+        <w:tc>
+          <w:tcPr>
+            <w:tcW w:type="dxa" w:w="3168"/>
+            <w:shd w:fill="0F172A"/>
+            <w:tcMar>
+              <w:top w:w="120" w:type="dxa"/>
+              <w:bottom w:w="120" w:type="dxa"/>
+              <w:left w:w="120" w:type="dxa"/>
+              <w:right w:w="120" w:type="dxa"/>
+            </w:tcMar>
+          </w:tcPr>
+          <w:p>
+            <w:pPr>
+              <w:jc w:val="left"/>
+            </w:pPr>
+            <w:r>
+              <w:rPr>
+                <w:rFonts w:ascii="Segoe UI" w:hAnsi="Segoe UI"/>
+                <w:b/>
+                <w:color w:val="FFFFFF"/>
+                <w:sz w:val="18"/>
+              </w:rPr>
+              <w:t>Responsibilities</w:t>
             </w:r>
           </w:p>
         </w:tc>
@@ -132,29 +360,101 @@
       <w:tr>
         <w:tc>
           <w:tcPr>
-            <w:tcW w:type="dxa" w:w="4680"/>
-            <w:shd w:val="clear" w:color="auto" w:fill="EBF5FB"/>
+            <w:tcW w:type="dxa" w:w="1440"/>
+            <w:shd w:fill="FFFFFF"/>
+            <w:tcMar>
+              <w:top w:w="80" w:type="dxa"/>
+              <w:bottom w:w="80" w:type="dxa"/>
+              <w:left w:w="120" w:type="dxa"/>
+              <w:right w:w="120" w:type="dxa"/>
+            </w:tcMar>
           </w:tcPr>
           <w:p>
+            <w:pPr>
+              <w:jc w:val="left"/>
+            </w:pPr>
             <w:r>
               <w:rPr>
-                <w:sz w:val="20"/>
+                <w:rFonts w:ascii="Segoe UI" w:hAnsi="Segoe UI"/>
+                <w:color w:val="334155"/>
+                <w:sz w:val="17"/>
               </w:rPr>
-              <w:t>Parent (User)</w:t>
+              <w:t>Layer 1</w:t>
             </w:r>
           </w:p>
         </w:tc>
         <w:tc>
           <w:tcPr>
-            <w:tcW w:type="dxa" w:w="4680"/>
-            <w:shd w:val="clear" w:color="auto" w:fill="EBF5FB"/>
+            <w:tcW w:type="dxa" w:w="2160"/>
+            <w:shd w:fill="FFFFFF"/>
+            <w:tcMar>
+              <w:top w:w="80" w:type="dxa"/>
+              <w:bottom w:w="80" w:type="dxa"/>
+              <w:left w:w="120" w:type="dxa"/>
+              <w:right w:w="120" w:type="dxa"/>
+            </w:tcMar>
           </w:tcPr>
           <w:p>
+            <w:pPr>
+              <w:jc w:val="left"/>
+            </w:pPr>
             <w:r>
               <w:rPr>
-                <w:sz w:val="20"/>
+                <w:rFonts w:ascii="Segoe UI" w:hAnsi="Segoe UI"/>
+                <w:color w:val="334155"/>
+                <w:sz w:val="17"/>
               </w:rPr>
-              <w:t>Registers, manages child profiles, accesses all features</w:t>
+              <w:t>User / Actor Tier</w:t>
+            </w:r>
+          </w:p>
+        </w:tc>
+        <w:tc>
+          <w:tcPr>
+            <w:tcW w:type="dxa" w:w="3312"/>
+            <w:shd w:fill="FFFFFF"/>
+            <w:tcMar>
+              <w:top w:w="80" w:type="dxa"/>
+              <w:bottom w:w="80" w:type="dxa"/>
+              <w:left w:w="120" w:type="dxa"/>
+              <w:right w:w="120" w:type="dxa"/>
+            </w:tcMar>
+          </w:tcPr>
+          <w:p>
+            <w:pPr>
+              <w:jc w:val="left"/>
+            </w:pPr>
+            <w:r>
+              <w:rPr>
+                <w:rFonts w:ascii="Segoe UI" w:hAnsi="Segoe UI"/>
+                <w:color w:val="334155"/>
+                <w:sz w:val="17"/>
+              </w:rPr>
+              <w:t>Parents, Clinic Healthcare Staff, System Administrators, PaPrep AI Bot</w:t>
+            </w:r>
+          </w:p>
+        </w:tc>
+        <w:tc>
+          <w:tcPr>
+            <w:tcW w:type="dxa" w:w="3168"/>
+            <w:shd w:fill="FFFFFF"/>
+            <w:tcMar>
+              <w:top w:w="80" w:type="dxa"/>
+              <w:bottom w:w="80" w:type="dxa"/>
+              <w:left w:w="120" w:type="dxa"/>
+              <w:right w:w="120" w:type="dxa"/>
+            </w:tcMar>
+          </w:tcPr>
+          <w:p>
+            <w:pPr>
+              <w:jc w:val="left"/>
+            </w:pPr>
+            <w:r>
+              <w:rPr>
+                <w:rFonts w:ascii="Segoe UI" w:hAnsi="Segoe UI"/>
+                <w:color w:val="334155"/>
+                <w:sz w:val="17"/>
+              </w:rPr>
+              <w:t>Authentication, role segregation, profile management, and action execution across platforms.</w:t>
             </w:r>
           </w:p>
         </w:tc>
@@ -162,27 +462,101 @@
       <w:tr>
         <w:tc>
           <w:tcPr>
-            <w:tcW w:type="dxa" w:w="4680"/>
+            <w:tcW w:type="dxa" w:w="1440"/>
+            <w:shd w:fill="F8FAFC"/>
+            <w:tcMar>
+              <w:top w:w="80" w:type="dxa"/>
+              <w:bottom w:w="80" w:type="dxa"/>
+              <w:left w:w="120" w:type="dxa"/>
+              <w:right w:w="120" w:type="dxa"/>
+            </w:tcMar>
           </w:tcPr>
           <w:p>
+            <w:pPr>
+              <w:jc w:val="left"/>
+            </w:pPr>
             <w:r>
               <w:rPr>
-                <w:sz w:val="20"/>
+                <w:rFonts w:ascii="Segoe UI" w:hAnsi="Segoe UI"/>
+                <w:color w:val="334155"/>
+                <w:sz w:val="17"/>
               </w:rPr>
-              <w:t>Clinic Staff</w:t>
+              <w:t>Layer 2</w:t>
             </w:r>
           </w:p>
         </w:tc>
         <w:tc>
           <w:tcPr>
-            <w:tcW w:type="dxa" w:w="4680"/>
+            <w:tcW w:type="dxa" w:w="2160"/>
+            <w:shd w:fill="F8FAFC"/>
+            <w:tcMar>
+              <w:top w:w="80" w:type="dxa"/>
+              <w:bottom w:w="80" w:type="dxa"/>
+              <w:left w:w="120" w:type="dxa"/>
+              <w:right w:w="120" w:type="dxa"/>
+            </w:tcMar>
           </w:tcPr>
           <w:p>
+            <w:pPr>
+              <w:jc w:val="left"/>
+            </w:pPr>
             <w:r>
               <w:rPr>
-                <w:sz w:val="20"/>
+                <w:rFonts w:ascii="Segoe UI" w:hAnsi="Segoe UI"/>
+                <w:color w:val="334155"/>
+                <w:sz w:val="17"/>
               </w:rPr>
-              <w:t>Logs into a separate Clinic Portal to manage bookings, chat, and modules</w:t>
+              <w:t>Presentation Tier</w:t>
+            </w:r>
+          </w:p>
+        </w:tc>
+        <w:tc>
+          <w:tcPr>
+            <w:tcW w:type="dxa" w:w="3312"/>
+            <w:shd w:fill="F8FAFC"/>
+            <w:tcMar>
+              <w:top w:w="80" w:type="dxa"/>
+              <w:bottom w:w="80" w:type="dxa"/>
+              <w:left w:w="120" w:type="dxa"/>
+              <w:right w:w="120" w:type="dxa"/>
+            </w:tcMar>
+          </w:tcPr>
+          <w:p>
+            <w:pPr>
+              <w:jc w:val="left"/>
+            </w:pPr>
+            <w:r>
+              <w:rPr>
+                <w:rFonts w:ascii="Segoe UI" w:hAnsi="Segoe UI"/>
+                <w:color w:val="334155"/>
+                <w:sz w:val="17"/>
+              </w:rPr>
+              <w:t>Jinja2 Templates, Bootstrap 5 UI, Vanilla CSS Design System, Vanilla JS, Leaflet.js, Socket.IO Client</w:t>
+            </w:r>
+          </w:p>
+        </w:tc>
+        <w:tc>
+          <w:tcPr>
+            <w:tcW w:type="dxa" w:w="3168"/>
+            <w:shd w:fill="F8FAFC"/>
+            <w:tcMar>
+              <w:top w:w="80" w:type="dxa"/>
+              <w:bottom w:w="80" w:type="dxa"/>
+              <w:left w:w="120" w:type="dxa"/>
+              <w:right w:w="120" w:type="dxa"/>
+            </w:tcMar>
+          </w:tcPr>
+          <w:p>
+            <w:pPr>
+              <w:jc w:val="left"/>
+            </w:pPr>
+            <w:r>
+              <w:rPr>
+                <w:rFonts w:ascii="Segoe UI" w:hAnsi="Segoe UI"/>
+                <w:color w:val="334155"/>
+                <w:sz w:val="17"/>
+              </w:rPr>
+              <w:t>Responsive UI rendering, DOM state updates, interactive mapping, client-side validation, and WebSocket event dispatching.</w:t>
             </w:r>
           </w:p>
         </w:tc>
@@ -190,29 +564,305 @@
       <w:tr>
         <w:tc>
           <w:tcPr>
-            <w:tcW w:type="dxa" w:w="4680"/>
-            <w:shd w:val="clear" w:color="auto" w:fill="EBF5FB"/>
+            <w:tcW w:type="dxa" w:w="1440"/>
+            <w:shd w:fill="FFFFFF"/>
+            <w:tcMar>
+              <w:top w:w="80" w:type="dxa"/>
+              <w:bottom w:w="80" w:type="dxa"/>
+              <w:left w:w="120" w:type="dxa"/>
+              <w:right w:w="120" w:type="dxa"/>
+            </w:tcMar>
           </w:tcPr>
           <w:p>
+            <w:pPr>
+              <w:jc w:val="left"/>
+            </w:pPr>
             <w:r>
               <w:rPr>
-                <w:sz w:val="20"/>
+                <w:rFonts w:ascii="Segoe UI" w:hAnsi="Segoe UI"/>
+                <w:color w:val="334155"/>
+                <w:sz w:val="17"/>
               </w:rPr>
-              <w:t>Admin</w:t>
+              <w:t>Layer 3</w:t>
             </w:r>
           </w:p>
         </w:tc>
         <w:tc>
           <w:tcPr>
-            <w:tcW w:type="dxa" w:w="4680"/>
-            <w:shd w:val="clear" w:color="auto" w:fill="EBF5FB"/>
+            <w:tcW w:type="dxa" w:w="2160"/>
+            <w:shd w:fill="FFFFFF"/>
+            <w:tcMar>
+              <w:top w:w="80" w:type="dxa"/>
+              <w:bottom w:w="80" w:type="dxa"/>
+              <w:left w:w="120" w:type="dxa"/>
+              <w:right w:w="120" w:type="dxa"/>
+            </w:tcMar>
           </w:tcPr>
           <w:p>
+            <w:pPr>
+              <w:jc w:val="left"/>
+            </w:pPr>
             <w:r>
               <w:rPr>
-                <w:sz w:val="20"/>
+                <w:rFonts w:ascii="Segoe UI" w:hAnsi="Segoe UI"/>
+                <w:color w:val="334155"/>
+                <w:sz w:val="17"/>
               </w:rPr>
-              <w:t>Has is_admin=True flag; manages forum moderation and system data</w:t>
+              <w:t>Application / Logic Tier</w:t>
+            </w:r>
+          </w:p>
+        </w:tc>
+        <w:tc>
+          <w:tcPr>
+            <w:tcW w:type="dxa" w:w="3312"/>
+            <w:shd w:fill="FFFFFF"/>
+            <w:tcMar>
+              <w:top w:w="80" w:type="dxa"/>
+              <w:bottom w:w="80" w:type="dxa"/>
+              <w:left w:w="120" w:type="dxa"/>
+              <w:right w:w="120" w:type="dxa"/>
+            </w:tcMar>
+          </w:tcPr>
+          <w:p>
+            <w:pPr>
+              <w:jc w:val="left"/>
+            </w:pPr>
+            <w:r>
+              <w:rPr>
+                <w:rFonts w:ascii="Segoe UI" w:hAnsi="Segoe UI"/>
+                <w:color w:val="334155"/>
+                <w:sz w:val="17"/>
+              </w:rPr>
+              <w:t>Flask 3.0 App Factory, 9 Modular Blueprints (auth, main, children, modules, symptoms, clinics, chat, forum, clinic_portal)</w:t>
+            </w:r>
+          </w:p>
+        </w:tc>
+        <w:tc>
+          <w:tcPr>
+            <w:tcW w:type="dxa" w:w="3168"/>
+            <w:shd w:fill="FFFFFF"/>
+            <w:tcMar>
+              <w:top w:w="80" w:type="dxa"/>
+              <w:bottom w:w="80" w:type="dxa"/>
+              <w:left w:w="120" w:type="dxa"/>
+              <w:right w:w="120" w:type="dxa"/>
+            </w:tcMar>
+          </w:tcPr>
+          <w:p>
+            <w:pPr>
+              <w:jc w:val="left"/>
+            </w:pPr>
+            <w:r>
+              <w:rPr>
+                <w:rFonts w:ascii="Segoe UI" w:hAnsi="Segoe UI"/>
+                <w:color w:val="334155"/>
+                <w:sz w:val="17"/>
+              </w:rPr>
+              <w:t>Route handling, session control, role-based access enforcement, business logic execution, and context injection.</w:t>
+            </w:r>
+          </w:p>
+        </w:tc>
+      </w:tr>
+      <w:tr>
+        <w:tc>
+          <w:tcPr>
+            <w:tcW w:type="dxa" w:w="1440"/>
+            <w:shd w:fill="F8FAFC"/>
+            <w:tcMar>
+              <w:top w:w="80" w:type="dxa"/>
+              <w:bottom w:w="80" w:type="dxa"/>
+              <w:left w:w="120" w:type="dxa"/>
+              <w:right w:w="120" w:type="dxa"/>
+            </w:tcMar>
+          </w:tcPr>
+          <w:p>
+            <w:pPr>
+              <w:jc w:val="left"/>
+            </w:pPr>
+            <w:r>
+              <w:rPr>
+                <w:rFonts w:ascii="Segoe UI" w:hAnsi="Segoe UI"/>
+                <w:color w:val="334155"/>
+                <w:sz w:val="17"/>
+              </w:rPr>
+              <w:t>Layer 4</w:t>
+            </w:r>
+          </w:p>
+        </w:tc>
+        <w:tc>
+          <w:tcPr>
+            <w:tcW w:type="dxa" w:w="2160"/>
+            <w:shd w:fill="F8FAFC"/>
+            <w:tcMar>
+              <w:top w:w="80" w:type="dxa"/>
+              <w:bottom w:w="80" w:type="dxa"/>
+              <w:left w:w="120" w:type="dxa"/>
+              <w:right w:w="120" w:type="dxa"/>
+            </w:tcMar>
+          </w:tcPr>
+          <w:p>
+            <w:pPr>
+              <w:jc w:val="left"/>
+            </w:pPr>
+            <w:r>
+              <w:rPr>
+                <w:rFonts w:ascii="Segoe UI" w:hAnsi="Segoe UI"/>
+                <w:color w:val="334155"/>
+                <w:sz w:val="17"/>
+              </w:rPr>
+              <w:t>Integration &amp; Services Tier</w:t>
+            </w:r>
+          </w:p>
+        </w:tc>
+        <w:tc>
+          <w:tcPr>
+            <w:tcW w:type="dxa" w:w="3312"/>
+            <w:shd w:fill="F8FAFC"/>
+            <w:tcMar>
+              <w:top w:w="80" w:type="dxa"/>
+              <w:bottom w:w="80" w:type="dxa"/>
+              <w:left w:w="120" w:type="dxa"/>
+              <w:right w:w="120" w:type="dxa"/>
+            </w:tcMar>
+          </w:tcPr>
+          <w:p>
+            <w:pPr>
+              <w:jc w:val="left"/>
+            </w:pPr>
+            <w:r>
+              <w:rPr>
+                <w:rFonts w:ascii="Segoe UI" w:hAnsi="Segoe UI"/>
+                <w:color w:val="334155"/>
+                <w:sz w:val="17"/>
+              </w:rPr>
+              <w:t>Google Gemini AI (1.5/3.6 Flash + File API), Flask-SocketIO (Gevent), PyOTP/QRCode, NewsAPI &amp; Pediatric News Caching</w:t>
+            </w:r>
+          </w:p>
+        </w:tc>
+        <w:tc>
+          <w:tcPr>
+            <w:tcW w:type="dxa" w:w="3168"/>
+            <w:shd w:fill="F8FAFC"/>
+            <w:tcMar>
+              <w:top w:w="80" w:type="dxa"/>
+              <w:bottom w:w="80" w:type="dxa"/>
+              <w:left w:w="120" w:type="dxa"/>
+              <w:right w:w="120" w:type="dxa"/>
+            </w:tcMar>
+          </w:tcPr>
+          <w:p>
+            <w:pPr>
+              <w:jc w:val="left"/>
+            </w:pPr>
+            <w:r>
+              <w:rPr>
+                <w:rFonts w:ascii="Segoe UI" w:hAnsi="Segoe UI"/>
+                <w:color w:val="334155"/>
+                <w:sz w:val="17"/>
+              </w:rPr>
+              <w:t>Multimodal pediatric query processing, WebSocket real-time messaging, 2FA token generation, and context-aware news delivery.</w:t>
+            </w:r>
+          </w:p>
+        </w:tc>
+      </w:tr>
+      <w:tr>
+        <w:tc>
+          <w:tcPr>
+            <w:tcW w:type="dxa" w:w="1440"/>
+            <w:shd w:fill="FFFFFF"/>
+            <w:tcMar>
+              <w:top w:w="80" w:type="dxa"/>
+              <w:bottom w:w="80" w:type="dxa"/>
+              <w:left w:w="120" w:type="dxa"/>
+              <w:right w:w="120" w:type="dxa"/>
+            </w:tcMar>
+          </w:tcPr>
+          <w:p>
+            <w:pPr>
+              <w:jc w:val="left"/>
+            </w:pPr>
+            <w:r>
+              <w:rPr>
+                <w:rFonts w:ascii="Segoe UI" w:hAnsi="Segoe UI"/>
+                <w:color w:val="334155"/>
+                <w:sz w:val="17"/>
+              </w:rPr>
+              <w:t>Layer 5</w:t>
+            </w:r>
+          </w:p>
+        </w:tc>
+        <w:tc>
+          <w:tcPr>
+            <w:tcW w:type="dxa" w:w="2160"/>
+            <w:shd w:fill="FFFFFF"/>
+            <w:tcMar>
+              <w:top w:w="80" w:type="dxa"/>
+              <w:bottom w:w="80" w:type="dxa"/>
+              <w:left w:w="120" w:type="dxa"/>
+              <w:right w:w="120" w:type="dxa"/>
+            </w:tcMar>
+          </w:tcPr>
+          <w:p>
+            <w:pPr>
+              <w:jc w:val="left"/>
+            </w:pPr>
+            <w:r>
+              <w:rPr>
+                <w:rFonts w:ascii="Segoe UI" w:hAnsi="Segoe UI"/>
+                <w:color w:val="334155"/>
+                <w:sz w:val="17"/>
+              </w:rPr>
+              <w:t>Data &amp; Persistence Tier</w:t>
+            </w:r>
+          </w:p>
+        </w:tc>
+        <w:tc>
+          <w:tcPr>
+            <w:tcW w:type="dxa" w:w="3312"/>
+            <w:shd w:fill="FFFFFF"/>
+            <w:tcMar>
+              <w:top w:w="80" w:type="dxa"/>
+              <w:bottom w:w="80" w:type="dxa"/>
+              <w:left w:w="120" w:type="dxa"/>
+              <w:right w:w="120" w:type="dxa"/>
+            </w:tcMar>
+          </w:tcPr>
+          <w:p>
+            <w:pPr>
+              <w:jc w:val="left"/>
+            </w:pPr>
+            <w:r>
+              <w:rPr>
+                <w:rFonts w:ascii="Segoe UI" w:hAnsi="Segoe UI"/>
+                <w:color w:val="334155"/>
+                <w:sz w:val="17"/>
+              </w:rPr>
+              <w:t>SQLAlchemy ORM 2.0, PostgreSQL (Supabase Production) / SQLite (Dev Fallback), Inline Migrations</w:t>
+            </w:r>
+          </w:p>
+        </w:tc>
+        <w:tc>
+          <w:tcPr>
+            <w:tcW w:type="dxa" w:w="3168"/>
+            <w:shd w:fill="FFFFFF"/>
+            <w:tcMar>
+              <w:top w:w="80" w:type="dxa"/>
+              <w:bottom w:w="80" w:type="dxa"/>
+              <w:left w:w="120" w:type="dxa"/>
+              <w:right w:w="120" w:type="dxa"/>
+            </w:tcMar>
+          </w:tcPr>
+          <w:p>
+            <w:pPr>
+              <w:jc w:val="left"/>
+            </w:pPr>
+            <w:r>
+              <w:rPr>
+                <w:rFonts w:ascii="Segoe UI" w:hAnsi="Segoe UI"/>
+                <w:color w:val="334155"/>
+                <w:sz w:val="17"/>
+              </w:rPr>
+              <w:t>Persistent storage across 26 relational models, transaction handling, relational integrity, foreign key cascades, and connection pooling.</w:t>
             </w:r>
           </w:p>
         </w:tc>
@@ -221,488 +871,146 @@
     <w:p/>
     <w:p>
       <w:pPr>
-        <w:pStyle w:val="Heading1"/>
+        <w:keepNext/>
+        <w:spacing w:before="320" w:after="120"/>
       </w:pPr>
       <w:r>
         <w:rPr>
-          <w:color w:val="4E97D9"/>
+          <w:rFonts w:ascii="Segoe UI" w:hAnsi="Segoe UI"/>
+          <w:b/>
+          <w:color w:val="0F172A"/>
+          <w:sz w:val="30"/>
         </w:rPr>
-        <w:t>3. Core Modules / Blueprints</w:t>
+        <w:t>3. User Roles &amp; Permission Matrix</w:t>
       </w:r>
     </w:p>
     <w:p>
       <w:pPr>
-        <w:pStyle w:val="Heading2"/>
+        <w:spacing w:before="40" w:after="80" w:line="276" w:lineRule="auto"/>
       </w:pPr>
       <w:r>
         <w:rPr>
-          <w:color w:val="2980B9"/>
-        </w:rPr>
-        <w:t>3.1  Authentication  (/auth)</w:t>
-      </w:r>
-    </w:p>
-    <w:p>
-      <w:pPr>
-        <w:ind w:left="283"/>
-      </w:pPr>
-      <w:r>
-        <w:rPr>
-          <w:b/>
+          <w:rFonts w:ascii="Segoe UI" w:hAnsi="Segoe UI"/>
+          <w:color w:val="334155"/>
           <w:sz w:val="20"/>
         </w:rPr>
-        <w:t xml:space="preserve">Blueprint: </w:t>
-      </w:r>
-      <w:r>
-        <w:rPr>
-          <w:rFonts w:ascii="Courier New" w:hAnsi="Courier New"/>
-          <w:sz w:val="20"/>
-        </w:rPr>
-        <w:t>auth</w:t>
-      </w:r>
-    </w:p>
-    <w:p>
-      <w:pPr>
-        <w:pStyle w:val="ListBullet"/>
-        <w:ind w:left="567"/>
-      </w:pPr>
-      <w:r>
-        <w:rPr>
-          <w:sz w:val="20"/>
-        </w:rPr>
-        <w:t>Register / Login / Logout (Parent). Session management via Flask-Login. Password hashing (Werkzeug).</w:t>
-      </w:r>
-    </w:p>
-    <w:p>
-      <w:pPr>
-        <w:pStyle w:val="Heading2"/>
-      </w:pPr>
-      <w:r>
-        <w:rPr>
-          <w:color w:val="2980B9"/>
-        </w:rPr>
-        <w:t>3.2  Child Profile Management  (/children)</w:t>
-      </w:r>
-    </w:p>
-    <w:p>
-      <w:pPr>
-        <w:ind w:left="283"/>
-      </w:pPr>
-      <w:r>
-        <w:rPr>
-          <w:b/>
-          <w:sz w:val="20"/>
-        </w:rPr>
-        <w:t xml:space="preserve">Blueprint: </w:t>
-      </w:r>
-      <w:r>
-        <w:rPr>
-          <w:rFonts w:ascii="Courier New" w:hAnsi="Courier New"/>
-          <w:sz w:val="20"/>
-        </w:rPr>
-        <w:t>children</w:t>
-      </w:r>
-    </w:p>
-    <w:p>
-      <w:pPr>
-        <w:pStyle w:val="ListBullet"/>
-        <w:ind w:left="567"/>
-      </w:pPr>
-      <w:r>
-        <w:rPr>
-          <w:sz w:val="20"/>
-        </w:rPr>
-        <w:t>Create, edit, delete child profiles. Child types: normal | special_needs. Age bracket logic: 0–12 mo, 1–2 yr, 2–3 yr, 3–4 yr, 4–5 yr.</w:t>
-      </w:r>
-    </w:p>
-    <w:p>
-      <w:pPr>
-        <w:pStyle w:val="Heading2"/>
-      </w:pPr>
-      <w:r>
-        <w:rPr>
-          <w:color w:val="2980B9"/>
-        </w:rPr>
-        <w:t>3.3  Dashboard &amp; Notifications  (/main)</w:t>
-      </w:r>
-    </w:p>
-    <w:p>
-      <w:pPr>
-        <w:ind w:left="283"/>
-      </w:pPr>
-      <w:r>
-        <w:rPr>
-          <w:b/>
-          <w:sz w:val="20"/>
-        </w:rPr>
-        <w:t xml:space="preserve">Blueprint: </w:t>
-      </w:r>
-      <w:r>
-        <w:rPr>
-          <w:rFonts w:ascii="Courier New" w:hAnsi="Courier New"/>
-          <w:sz w:val="20"/>
-        </w:rPr>
-        <w:t>main</w:t>
-      </w:r>
-    </w:p>
-    <w:p>
-      <w:pPr>
-        <w:pStyle w:val="ListBullet"/>
-        <w:ind w:left="567"/>
-      </w:pPr>
-      <w:r>
-        <w:rPr>
-          <w:sz w:val="20"/>
-        </w:rPr>
-        <w:t>Parent Dashboard (health checklist summary, 7-day history). Global notification system: unread clinic messages, clinic announcements, daily health checklist reminders. REST API: /api/notifications/mark-read.</w:t>
-      </w:r>
-    </w:p>
-    <w:p>
-      <w:pPr>
-        <w:pStyle w:val="Heading2"/>
-      </w:pPr>
-      <w:r>
-        <w:rPr>
-          <w:color w:val="2980B9"/>
-        </w:rPr>
-        <w:t>3.4  Learning Modules  (/modules)</w:t>
-      </w:r>
-    </w:p>
-    <w:p>
-      <w:pPr>
-        <w:ind w:left="283"/>
-      </w:pPr>
-      <w:r>
-        <w:rPr>
-          <w:b/>
-          <w:sz w:val="20"/>
-        </w:rPr>
-        <w:t xml:space="preserve">Blueprint: </w:t>
-      </w:r>
-      <w:r>
-        <w:rPr>
-          <w:rFonts w:ascii="Courier New" w:hAnsi="Courier New"/>
-          <w:sz w:val="20"/>
-        </w:rPr>
-        <w:t>modules</w:t>
-      </w:r>
-    </w:p>
-    <w:p>
-      <w:pPr>
-        <w:pStyle w:val="ListBullet"/>
-        <w:ind w:left="567"/>
-      </w:pPr>
-      <w:r>
-        <w:rPr>
-          <w:sz w:val="20"/>
-        </w:rPr>
-        <w:t>Browse curated parenting, nutrition, safety, health, special needs content. PDF upload/download support. Modules can be system-wide (admin) or clinic-owned.</w:t>
-      </w:r>
-    </w:p>
-    <w:p>
-      <w:pPr>
-        <w:pStyle w:val="Heading2"/>
-      </w:pPr>
-      <w:r>
-        <w:rPr>
-          <w:color w:val="2980B9"/>
-        </w:rPr>
-        <w:t>3.5  Symptom Checker &amp; Health Checklist  (/symptoms)</w:t>
-      </w:r>
-    </w:p>
-    <w:p>
-      <w:pPr>
-        <w:ind w:left="283"/>
-      </w:pPr>
-      <w:r>
-        <w:rPr>
-          <w:b/>
-          <w:sz w:val="20"/>
-        </w:rPr>
-        <w:t xml:space="preserve">Blueprint: </w:t>
-      </w:r>
-      <w:r>
-        <w:rPr>
-          <w:rFonts w:ascii="Courier New" w:hAnsi="Courier New"/>
-          <w:sz w:val="20"/>
-        </w:rPr>
-        <w:t>symptoms</w:t>
-      </w:r>
-    </w:p>
-    <w:p>
-      <w:pPr>
-        <w:pStyle w:val="ListBullet"/>
-        <w:ind w:left="567"/>
-      </w:pPr>
-      <w:r>
-        <w:rPr>
-          <w:sz w:val="20"/>
-        </w:rPr>
-        <w:t>Symptom selection → severity assessment (emergency / high / moderate / low). Rule-based recommendation engine. Gemini AI integration. Daily Health Checklist with age-appropriate items.</w:t>
-      </w:r>
-    </w:p>
-    <w:p>
-      <w:pPr>
-        <w:pStyle w:val="ListBullet"/>
-        <w:ind w:left="567"/>
-      </w:pPr>
-      <w:r>
-        <w:rPr>
-          <w:sz w:val="20"/>
-        </w:rPr>
-        <w:t>APIs: POST /api/symptoms/check | POST /api/symptoms/ai-advice | POST /api/symptoms/checklist/save</w:t>
-      </w:r>
-    </w:p>
-    <w:p>
-      <w:pPr>
-        <w:pStyle w:val="Heading2"/>
-      </w:pPr>
-      <w:r>
-        <w:rPr>
-          <w:color w:val="2980B9"/>
-        </w:rPr>
-        <w:t>3.6  Clinic Finder &amp; Appointment Booking  (/clinics)</w:t>
-      </w:r>
-    </w:p>
-    <w:p>
-      <w:pPr>
-        <w:ind w:left="283"/>
-      </w:pPr>
-      <w:r>
-        <w:rPr>
-          <w:b/>
-          <w:sz w:val="20"/>
-        </w:rPr>
-        <w:t xml:space="preserve">Blueprint: </w:t>
-      </w:r>
-      <w:r>
-        <w:rPr>
-          <w:rFonts w:ascii="Courier New" w:hAnsi="Courier New"/>
-          <w:sz w:val="20"/>
-        </w:rPr>
-        <w:t>clinics</w:t>
-      </w:r>
-    </w:p>
-    <w:p>
-      <w:pPr>
-        <w:pStyle w:val="ListBullet"/>
-        <w:ind w:left="567"/>
-      </w:pPr>
-      <w:r>
-        <w:rPr>
-          <w:sz w:val="20"/>
-        </w:rPr>
-        <w:t>Browse clinics (map + list view). Filter by type, city, special needs. Book appointments (ClinicRegistration).</w:t>
-      </w:r>
-    </w:p>
-    <w:p>
-      <w:pPr>
-        <w:pStyle w:val="ListBullet"/>
-        <w:ind w:left="567"/>
-      </w:pPr>
-      <w:r>
-        <w:rPr>
-          <w:sz w:val="20"/>
-        </w:rPr>
-        <w:t>APIs: GET /api/clinics | GET /api/clinics/&lt;id&gt;/slots</w:t>
-      </w:r>
-    </w:p>
-    <w:p>
-      <w:pPr>
-        <w:pStyle w:val="Heading2"/>
-      </w:pPr>
-      <w:r>
-        <w:rPr>
-          <w:color w:val="2980B9"/>
-        </w:rPr>
-        <w:t>3.7  Real-Time Clinic Messaging  (/chat)</w:t>
-      </w:r>
-    </w:p>
-    <w:p>
-      <w:pPr>
-        <w:ind w:left="283"/>
-      </w:pPr>
-      <w:r>
-        <w:rPr>
-          <w:b/>
-          <w:sz w:val="20"/>
-        </w:rPr>
-        <w:t xml:space="preserve">Blueprint: </w:t>
-      </w:r>
-      <w:r>
-        <w:rPr>
-          <w:rFonts w:ascii="Courier New" w:hAnsi="Courier New"/>
-          <w:sz w:val="20"/>
-        </w:rPr>
-        <w:t>chat</w:t>
-      </w:r>
-    </w:p>
-    <w:p>
-      <w:pPr>
-        <w:pStyle w:val="ListBullet"/>
-        <w:ind w:left="567"/>
-      </w:pPr>
-      <w:r>
-        <w:rPr>
-          <w:sz w:val="20"/>
-        </w:rPr>
-        <w:t>Parent ↔ Clinic bidirectional messaging. WebSocket (Socket.IO) for real-time delivery. File &amp; image attachment uploads.</w:t>
-      </w:r>
-    </w:p>
-    <w:p>
-      <w:pPr>
-        <w:pStyle w:val="ListBullet"/>
-        <w:ind w:left="567"/>
-      </w:pPr>
-      <w:r>
-        <w:rPr>
-          <w:sz w:val="20"/>
-        </w:rPr>
-        <w:t>APIs: POST /chat/upload | POST /chat/upload_reply</w:t>
-      </w:r>
-    </w:p>
-    <w:p>
-      <w:pPr>
-        <w:pStyle w:val="Heading2"/>
-      </w:pPr>
-      <w:r>
-        <w:rPr>
-          <w:color w:val="2980B9"/>
-        </w:rPr>
-        <w:t>3.8  Community Forum  (/forum)</w:t>
-      </w:r>
-    </w:p>
-    <w:p>
-      <w:pPr>
-        <w:ind w:left="283"/>
-      </w:pPr>
-      <w:r>
-        <w:rPr>
-          <w:b/>
-          <w:sz w:val="20"/>
-        </w:rPr>
-        <w:t xml:space="preserve">Blueprint: </w:t>
-      </w:r>
-      <w:r>
-        <w:rPr>
-          <w:rFonts w:ascii="Courier New" w:hAnsi="Courier New"/>
-          <w:sz w:val="20"/>
-        </w:rPr>
-        <w:t>forum</w:t>
-      </w:r>
-    </w:p>
-    <w:p>
-      <w:pPr>
-        <w:pStyle w:val="ListBullet"/>
-        <w:ind w:left="567"/>
-      </w:pPr>
-      <w:r>
-        <w:rPr>
-          <w:sz w:val="20"/>
-        </w:rPr>
-        <w:t>Parent-authored posts categorized by topic. Reply system. Report/moderation system (admin resolves). Admin hide/pin controls.</w:t>
-      </w:r>
-    </w:p>
-    <w:p>
-      <w:pPr>
-        <w:pStyle w:val="Heading2"/>
-      </w:pPr>
-      <w:r>
-        <w:rPr>
-          <w:color w:val="2980B9"/>
-        </w:rPr>
-        <w:t>3.9  Clinic Staff Portal  (/clinic_portal)</w:t>
-      </w:r>
-    </w:p>
-    <w:p>
-      <w:pPr>
-        <w:ind w:left="283"/>
-      </w:pPr>
-      <w:r>
-        <w:rPr>
-          <w:b/>
-          <w:sz w:val="20"/>
-        </w:rPr>
-        <w:t xml:space="preserve">Blueprint: </w:t>
-      </w:r>
-      <w:r>
-        <w:rPr>
-          <w:rFonts w:ascii="Courier New" w:hAnsi="Courier New"/>
-          <w:sz w:val="20"/>
-        </w:rPr>
-        <w:t>clinic_portal</w:t>
-      </w:r>
-    </w:p>
-    <w:p>
-      <w:pPr>
-        <w:pStyle w:val="ListBullet"/>
-        <w:ind w:left="567"/>
-      </w:pPr>
-      <w:r>
-        <w:rPr>
-          <w:sz w:val="20"/>
-        </w:rPr>
-        <w:t>Separate auth (session-based). TOTP 2FA (PyOTP + QR Code). Manage clinic profile, schedule, time slots, announcements. Manage registered patients, view/send chat messages. Upload clinic-specific learning modules.</w:t>
-      </w:r>
-    </w:p>
-    <w:p/>
-    <w:p>
-      <w:pPr>
-        <w:pStyle w:val="Heading1"/>
-      </w:pPr>
-      <w:r>
-        <w:rPr>
-          <w:color w:val="4E97D9"/>
-        </w:rPr>
-        <w:t>4. Database Models</w:t>
+        <w:t>PaPrep enforces strict role separation across four distinct operational roles with explicit authentication mechanisms and boundary constraints:</w:t>
       </w:r>
     </w:p>
     <w:tbl>
       <w:tblPr>
-        <w:tblStyle w:val="TableGrid"/>
         <w:tblW w:type="auto" w:w="0"/>
         <w:jc w:val="center"/>
         <w:tblLook w:firstColumn="1" w:firstRow="1" w:lastColumn="0" w:lastRow="0" w:noHBand="0" w:noVBand="1" w:val="04A0"/>
       </w:tblPr>
       <w:tblGrid>
-        <w:gridCol w:w="4680"/>
-        <w:gridCol w:w="4680"/>
+        <w:gridCol w:w="2520"/>
+        <w:gridCol w:w="2520"/>
+        <w:gridCol w:w="2520"/>
+        <w:gridCol w:w="2520"/>
       </w:tblGrid>
       <w:tr>
         <w:tc>
           <w:tcPr>
-            <w:tcW w:type="dxa" w:w="4680"/>
-            <w:shd w:val="clear" w:color="auto" w:fill="4E97D9"/>
+            <w:tcW w:type="dxa" w:w="1728"/>
+            <w:shd w:fill="0F172A"/>
+            <w:tcMar>
+              <w:top w:w="120" w:type="dxa"/>
+              <w:bottom w:w="120" w:type="dxa"/>
+              <w:left w:w="120" w:type="dxa"/>
+              <w:right w:w="120" w:type="dxa"/>
+            </w:tcMar>
           </w:tcPr>
           <w:p>
             <w:pPr>
-              <w:jc w:val="center"/>
+              <w:jc w:val="left"/>
             </w:pPr>
             <w:r>
               <w:rPr>
+                <w:rFonts w:ascii="Segoe UI" w:hAnsi="Segoe UI"/>
                 <w:b/>
                 <w:color w:val="FFFFFF"/>
-                <w:sz w:val="20"/>
+                <w:sz w:val="18"/>
               </w:rPr>
-              <w:t>Model</w:t>
+              <w:t>Role</w:t>
             </w:r>
           </w:p>
         </w:tc>
         <w:tc>
           <w:tcPr>
-            <w:tcW w:type="dxa" w:w="4680"/>
-            <w:shd w:val="clear" w:color="auto" w:fill="4E97D9"/>
+            <w:tcW w:type="dxa" w:w="2592"/>
+            <w:shd w:fill="0F172A"/>
+            <w:tcMar>
+              <w:top w:w="120" w:type="dxa"/>
+              <w:bottom w:w="120" w:type="dxa"/>
+              <w:left w:w="120" w:type="dxa"/>
+              <w:right w:w="120" w:type="dxa"/>
+            </w:tcMar>
           </w:tcPr>
           <w:p>
             <w:pPr>
-              <w:jc w:val="center"/>
+              <w:jc w:val="left"/>
             </w:pPr>
             <w:r>
               <w:rPr>
+                <w:rFonts w:ascii="Segoe UI" w:hAnsi="Segoe UI"/>
                 <w:b/>
                 <w:color w:val="FFFFFF"/>
-                <w:sz w:val="20"/>
+                <w:sz w:val="18"/>
               </w:rPr>
-              <w:t>Purpose</w:t>
+              <w:t>Authentication Mechanism</w:t>
+            </w:r>
+          </w:p>
+        </w:tc>
+        <w:tc>
+          <w:tcPr>
+            <w:tcW w:type="dxa" w:w="3168"/>
+            <w:shd w:fill="0F172A"/>
+            <w:tcMar>
+              <w:top w:w="120" w:type="dxa"/>
+              <w:bottom w:w="120" w:type="dxa"/>
+              <w:left w:w="120" w:type="dxa"/>
+              <w:right w:w="120" w:type="dxa"/>
+            </w:tcMar>
+          </w:tcPr>
+          <w:p>
+            <w:pPr>
+              <w:jc w:val="left"/>
+            </w:pPr>
+            <w:r>
+              <w:rPr>
+                <w:rFonts w:ascii="Segoe UI" w:hAnsi="Segoe UI"/>
+                <w:b/>
+                <w:color w:val="FFFFFF"/>
+                <w:sz w:val="18"/>
+              </w:rPr>
+              <w:t>Primary Capabilities</w:t>
+            </w:r>
+          </w:p>
+        </w:tc>
+        <w:tc>
+          <w:tcPr>
+            <w:tcW w:type="dxa" w:w="2592"/>
+            <w:shd w:fill="0F172A"/>
+            <w:tcMar>
+              <w:top w:w="120" w:type="dxa"/>
+              <w:bottom w:w="120" w:type="dxa"/>
+              <w:left w:w="120" w:type="dxa"/>
+              <w:right w:w="120" w:type="dxa"/>
+            </w:tcMar>
+          </w:tcPr>
+          <w:p>
+            <w:pPr>
+              <w:jc w:val="left"/>
+            </w:pPr>
+            <w:r>
+              <w:rPr>
+                <w:rFonts w:ascii="Segoe UI" w:hAnsi="Segoe UI"/>
+                <w:b/>
+                <w:color w:val="FFFFFF"/>
+                <w:sz w:val="18"/>
+              </w:rPr>
+              <w:t>Access Constraints</w:t>
             </w:r>
           </w:p>
         </w:tc>
@@ -710,29 +1018,101 @@
       <w:tr>
         <w:tc>
           <w:tcPr>
-            <w:tcW w:type="dxa" w:w="4680"/>
-            <w:shd w:val="clear" w:color="auto" w:fill="EBF5FB"/>
+            <w:tcW w:type="dxa" w:w="1728"/>
+            <w:shd w:fill="FFFFFF"/>
+            <w:tcMar>
+              <w:top w:w="80" w:type="dxa"/>
+              <w:bottom w:w="80" w:type="dxa"/>
+              <w:left w:w="120" w:type="dxa"/>
+              <w:right w:w="120" w:type="dxa"/>
+            </w:tcMar>
           </w:tcPr>
           <w:p>
+            <w:pPr>
+              <w:jc w:val="left"/>
+            </w:pPr>
             <w:r>
               <w:rPr>
-                <w:sz w:val="20"/>
+                <w:rFonts w:ascii="Segoe UI" w:hAnsi="Segoe UI"/>
+                <w:color w:val="334155"/>
+                <w:sz w:val="17"/>
               </w:rPr>
-              <w:t>User</w:t>
+              <w:t>Parent (User)</w:t>
             </w:r>
           </w:p>
         </w:tc>
         <w:tc>
           <w:tcPr>
-            <w:tcW w:type="dxa" w:w="4680"/>
-            <w:shd w:val="clear" w:color="auto" w:fill="EBF5FB"/>
+            <w:tcW w:type="dxa" w:w="2592"/>
+            <w:shd w:fill="FFFFFF"/>
+            <w:tcMar>
+              <w:top w:w="80" w:type="dxa"/>
+              <w:bottom w:w="80" w:type="dxa"/>
+              <w:left w:w="120" w:type="dxa"/>
+              <w:right w:w="120" w:type="dxa"/>
+            </w:tcMar>
           </w:tcPr>
           <w:p>
+            <w:pPr>
+              <w:jc w:val="left"/>
+            </w:pPr>
             <w:r>
               <w:rPr>
-                <w:sz w:val="20"/>
+                <w:rFonts w:ascii="Segoe UI" w:hAnsi="Segoe UI"/>
+                <w:color w:val="334155"/>
+                <w:sz w:val="17"/>
               </w:rPr>
-              <w:t>Parent account</w:t>
+              <w:t>Flask-Login (Session Cookie, 7-day TTL, PBKDF2 Password Hash)</w:t>
+            </w:r>
+          </w:p>
+        </w:tc>
+        <w:tc>
+          <w:tcPr>
+            <w:tcW w:type="dxa" w:w="3168"/>
+            <w:shd w:fill="FFFFFF"/>
+            <w:tcMar>
+              <w:top w:w="80" w:type="dxa"/>
+              <w:bottom w:w="80" w:type="dxa"/>
+              <w:left w:w="120" w:type="dxa"/>
+              <w:right w:w="120" w:type="dxa"/>
+            </w:tcMar>
+          </w:tcPr>
+          <w:p>
+            <w:pPr>
+              <w:jc w:val="left"/>
+            </w:pPr>
+            <w:r>
+              <w:rPr>
+                <w:rFonts w:ascii="Segoe UI" w:hAnsi="Segoe UI"/>
+                <w:color w:val="334155"/>
+                <w:sz w:val="17"/>
+              </w:rPr>
+              <w:t>Manage child profiles; log temperature, cough, and diarrhea; check daily health lists; read modules and take quizzes; search clinics; live chat with registered clinics.</w:t>
+            </w:r>
+          </w:p>
+        </w:tc>
+        <w:tc>
+          <w:tcPr>
+            <w:tcW w:type="dxa" w:w="2592"/>
+            <w:shd w:fill="FFFFFF"/>
+            <w:tcMar>
+              <w:top w:w="80" w:type="dxa"/>
+              <w:bottom w:w="80" w:type="dxa"/>
+              <w:left w:w="120" w:type="dxa"/>
+              <w:right w:w="120" w:type="dxa"/>
+            </w:tcMar>
+          </w:tcPr>
+          <w:p>
+            <w:pPr>
+              <w:jc w:val="left"/>
+            </w:pPr>
+            <w:r>
+              <w:rPr>
+                <w:rFonts w:ascii="Segoe UI" w:hAnsi="Segoe UI"/>
+                <w:color w:val="334155"/>
+                <w:sz w:val="17"/>
+              </w:rPr>
+              <w:t>Restricted to parent-facing routes. Blocked from Clinic Portal and admin routes. Enforced via @login_required.</w:t>
             </w:r>
           </w:p>
         </w:tc>
@@ -740,27 +1120,101 @@
       <w:tr>
         <w:tc>
           <w:tcPr>
-            <w:tcW w:type="dxa" w:w="4680"/>
+            <w:tcW w:type="dxa" w:w="1728"/>
+            <w:shd w:fill="F8FAFC"/>
+            <w:tcMar>
+              <w:top w:w="80" w:type="dxa"/>
+              <w:bottom w:w="80" w:type="dxa"/>
+              <w:left w:w="120" w:type="dxa"/>
+              <w:right w:w="120" w:type="dxa"/>
+            </w:tcMar>
           </w:tcPr>
           <w:p>
+            <w:pPr>
+              <w:jc w:val="left"/>
+            </w:pPr>
             <w:r>
               <w:rPr>
-                <w:sz w:val="20"/>
+                <w:rFonts w:ascii="Segoe UI" w:hAnsi="Segoe UI"/>
+                <w:color w:val="334155"/>
+                <w:sz w:val="17"/>
               </w:rPr>
-              <w:t>ChildProfile</w:t>
+              <w:t>Clinic Staff</w:t>
             </w:r>
           </w:p>
         </w:tc>
         <w:tc>
           <w:tcPr>
-            <w:tcW w:type="dxa" w:w="4680"/>
+            <w:tcW w:type="dxa" w:w="2592"/>
+            <w:shd w:fill="F8FAFC"/>
+            <w:tcMar>
+              <w:top w:w="80" w:type="dxa"/>
+              <w:bottom w:w="80" w:type="dxa"/>
+              <w:left w:w="120" w:type="dxa"/>
+              <w:right w:w="120" w:type="dxa"/>
+            </w:tcMar>
           </w:tcPr>
           <w:p>
+            <w:pPr>
+              <w:jc w:val="left"/>
+            </w:pPr>
             <w:r>
               <w:rPr>
-                <w:sz w:val="20"/>
+                <w:rFonts w:ascii="Segoe UI" w:hAnsi="Segoe UI"/>
+                <w:color w:val="334155"/>
+                <w:sz w:val="17"/>
               </w:rPr>
-              <w:t>Child linked to parent</w:t>
+              <w:t>Independent Flask Session (clinic_account_id) + PyOTP TOTP 2FA</w:t>
+            </w:r>
+          </w:p>
+        </w:tc>
+        <w:tc>
+          <w:tcPr>
+            <w:tcW w:type="dxa" w:w="3168"/>
+            <w:shd w:fill="F8FAFC"/>
+            <w:tcMar>
+              <w:top w:w="80" w:type="dxa"/>
+              <w:bottom w:w="80" w:type="dxa"/>
+              <w:left w:w="120" w:type="dxa"/>
+              <w:right w:w="120" w:type="dxa"/>
+            </w:tcMar>
+          </w:tcPr>
+          <w:p>
+            <w:pPr>
+              <w:jc w:val="left"/>
+            </w:pPr>
+            <w:r>
+              <w:rPr>
+                <w:rFonts w:ascii="Segoe UI" w:hAnsi="Segoe UI"/>
+                <w:color w:val="334155"/>
+                <w:sz w:val="17"/>
+              </w:rPr>
+              <w:t>Manage clinic profile, geolocation, operating schedule; review registered patient rosters; inspect patient health logs; exchange live messages; publish newsletters and modules.</w:t>
+            </w:r>
+          </w:p>
+        </w:tc>
+        <w:tc>
+          <w:tcPr>
+            <w:tcW w:type="dxa" w:w="2592"/>
+            <w:shd w:fill="F8FAFC"/>
+            <w:tcMar>
+              <w:top w:w="80" w:type="dxa"/>
+              <w:bottom w:w="80" w:type="dxa"/>
+              <w:left w:w="120" w:type="dxa"/>
+              <w:right w:w="120" w:type="dxa"/>
+            </w:tcMar>
+          </w:tcPr>
+          <w:p>
+            <w:pPr>
+              <w:jc w:val="left"/>
+            </w:pPr>
+            <w:r>
+              <w:rPr>
+                <w:rFonts w:ascii="Segoe UI" w:hAnsi="Segoe UI"/>
+                <w:color w:val="334155"/>
+                <w:sz w:val="17"/>
+              </w:rPr>
+              <w:t>Blocked from parent-only views. Enforced via custom @clinic_login_required decorator.</w:t>
             </w:r>
           </w:p>
         </w:tc>
@@ -768,29 +1222,101 @@
       <w:tr>
         <w:tc>
           <w:tcPr>
-            <w:tcW w:type="dxa" w:w="4680"/>
-            <w:shd w:val="clear" w:color="auto" w:fill="EBF5FB"/>
+            <w:tcW w:type="dxa" w:w="1728"/>
+            <w:shd w:fill="FFFFFF"/>
+            <w:tcMar>
+              <w:top w:w="80" w:type="dxa"/>
+              <w:bottom w:w="80" w:type="dxa"/>
+              <w:left w:w="120" w:type="dxa"/>
+              <w:right w:w="120" w:type="dxa"/>
+            </w:tcMar>
           </w:tcPr>
           <w:p>
+            <w:pPr>
+              <w:jc w:val="left"/>
+            </w:pPr>
             <w:r>
               <w:rPr>
-                <w:sz w:val="20"/>
+                <w:rFonts w:ascii="Segoe UI" w:hAnsi="Segoe UI"/>
+                <w:color w:val="334155"/>
+                <w:sz w:val="17"/>
               </w:rPr>
-              <w:t>LearningModule</w:t>
+              <w:t>System Admin</w:t>
             </w:r>
           </w:p>
         </w:tc>
         <w:tc>
           <w:tcPr>
-            <w:tcW w:type="dxa" w:w="4680"/>
-            <w:shd w:val="clear" w:color="auto" w:fill="EBF5FB"/>
+            <w:tcW w:type="dxa" w:w="2592"/>
+            <w:shd w:fill="FFFFFF"/>
+            <w:tcMar>
+              <w:top w:w="80" w:type="dxa"/>
+              <w:bottom w:w="80" w:type="dxa"/>
+              <w:left w:w="120" w:type="dxa"/>
+              <w:right w:w="120" w:type="dxa"/>
+            </w:tcMar>
           </w:tcPr>
           <w:p>
+            <w:pPr>
+              <w:jc w:val="left"/>
+            </w:pPr>
             <w:r>
               <w:rPr>
-                <w:sz w:val="20"/>
+                <w:rFonts w:ascii="Segoe UI" w:hAnsi="Segoe UI"/>
+                <w:color w:val="334155"/>
+                <w:sz w:val="17"/>
               </w:rPr>
-              <w:t>Educational content (system or clinic-owned)</w:t>
+              <w:t>Parent Account with is_admin=True flag</w:t>
+            </w:r>
+          </w:p>
+        </w:tc>
+        <w:tc>
+          <w:tcPr>
+            <w:tcW w:type="dxa" w:w="3168"/>
+            <w:shd w:fill="FFFFFF"/>
+            <w:tcMar>
+              <w:top w:w="80" w:type="dxa"/>
+              <w:bottom w:w="80" w:type="dxa"/>
+              <w:left w:w="120" w:type="dxa"/>
+              <w:right w:w="120" w:type="dxa"/>
+            </w:tcMar>
+          </w:tcPr>
+          <w:p>
+            <w:pPr>
+              <w:jc w:val="left"/>
+            </w:pPr>
+            <w:r>
+              <w:rPr>
+                <w:rFonts w:ascii="Segoe UI" w:hAnsi="Segoe UI"/>
+                <w:color w:val="334155"/>
+                <w:sz w:val="17"/>
+              </w:rPr>
+              <w:t>System-wide module authoring, forum moderation (hide/unhide posts/replies, resolve reported flags), global announcement oversight.</w:t>
+            </w:r>
+          </w:p>
+        </w:tc>
+        <w:tc>
+          <w:tcPr>
+            <w:tcW w:type="dxa" w:w="2592"/>
+            <w:shd w:fill="FFFFFF"/>
+            <w:tcMar>
+              <w:top w:w="80" w:type="dxa"/>
+              <w:bottom w:w="80" w:type="dxa"/>
+              <w:left w:w="120" w:type="dxa"/>
+              <w:right w:w="120" w:type="dxa"/>
+            </w:tcMar>
+          </w:tcPr>
+          <w:p>
+            <w:pPr>
+              <w:jc w:val="left"/>
+            </w:pPr>
+            <w:r>
+              <w:rPr>
+                <w:rFonts w:ascii="Segoe UI" w:hAnsi="Segoe UI"/>
+                <w:color w:val="334155"/>
+                <w:sz w:val="17"/>
+              </w:rPr>
+              <w:t>Superuser capabilities over user-generated forum content and global reference modules.</w:t>
             </w:r>
           </w:p>
         </w:tc>
@@ -798,375 +1324,101 @@
       <w:tr>
         <w:tc>
           <w:tcPr>
-            <w:tcW w:type="dxa" w:w="4680"/>
+            <w:tcW w:type="dxa" w:w="1728"/>
+            <w:shd w:fill="F8FAFC"/>
+            <w:tcMar>
+              <w:top w:w="80" w:type="dxa"/>
+              <w:bottom w:w="80" w:type="dxa"/>
+              <w:left w:w="120" w:type="dxa"/>
+              <w:right w:w="120" w:type="dxa"/>
+            </w:tcMar>
           </w:tcPr>
           <w:p>
+            <w:pPr>
+              <w:jc w:val="left"/>
+            </w:pPr>
             <w:r>
               <w:rPr>
-                <w:sz w:val="20"/>
+                <w:rFonts w:ascii="Segoe UI" w:hAnsi="Segoe UI"/>
+                <w:color w:val="334155"/>
+                <w:sz w:val="17"/>
               </w:rPr>
-              <w:t>Symptom</w:t>
+              <w:t>PaPrep AI Assistant</w:t>
             </w:r>
           </w:p>
         </w:tc>
         <w:tc>
           <w:tcPr>
-            <w:tcW w:type="dxa" w:w="4680"/>
+            <w:tcW w:type="dxa" w:w="2592"/>
+            <w:shd w:fill="F8FAFC"/>
+            <w:tcMar>
+              <w:top w:w="80" w:type="dxa"/>
+              <w:bottom w:w="80" w:type="dxa"/>
+              <w:left w:w="120" w:type="dxa"/>
+              <w:right w:w="120" w:type="dxa"/>
+            </w:tcMar>
           </w:tcPr>
           <w:p>
+            <w:pPr>
+              <w:jc w:val="left"/>
+            </w:pPr>
             <w:r>
               <w:rPr>
-                <w:sz w:val="20"/>
+                <w:rFonts w:ascii="Segoe UI" w:hAnsi="Segoe UI"/>
+                <w:color w:val="334155"/>
+                <w:sz w:val="17"/>
               </w:rPr>
-              <w:t>Symptom catalog</w:t>
-            </w:r>
-          </w:p>
-        </w:tc>
-      </w:tr>
-      <w:tr>
-        <w:tc>
-          <w:tcPr>
-            <w:tcW w:type="dxa" w:w="4680"/>
-            <w:shd w:val="clear" w:color="auto" w:fill="EBF5FB"/>
-          </w:tcPr>
-          <w:p>
-            <w:r>
-              <w:rPr>
-                <w:sz w:val="20"/>
-              </w:rPr>
-              <w:t>HealthChecklist</w:t>
+              <w:t>Internal Automated Bot Engine (Socket.IO + REST POST /chat/bot)</w:t>
             </w:r>
           </w:p>
         </w:tc>
         <w:tc>
           <w:tcPr>
-            <w:tcW w:type="dxa" w:w="4680"/>
-            <w:shd w:val="clear" w:color="auto" w:fill="EBF5FB"/>
+            <w:tcW w:type="dxa" w:w="3168"/>
+            <w:shd w:fill="F8FAFC"/>
+            <w:tcMar>
+              <w:top w:w="80" w:type="dxa"/>
+              <w:bottom w:w="80" w:type="dxa"/>
+              <w:left w:w="120" w:type="dxa"/>
+              <w:right w:w="120" w:type="dxa"/>
+            </w:tcMar>
           </w:tcPr>
           <w:p>
+            <w:pPr>
+              <w:jc w:val="left"/>
+            </w:pPr>
             <w:r>
               <w:rPr>
-                <w:sz w:val="20"/>
+                <w:rFonts w:ascii="Segoe UI" w:hAnsi="Segoe UI"/>
+                <w:color w:val="334155"/>
+                <w:sz w:val="17"/>
               </w:rPr>
-              <w:t>Daily health log per child</w:t>
-            </w:r>
-          </w:p>
-        </w:tc>
-      </w:tr>
-      <w:tr>
-        <w:tc>
-          <w:tcPr>
-            <w:tcW w:type="dxa" w:w="4680"/>
-          </w:tcPr>
-          <w:p>
-            <w:r>
-              <w:rPr>
-                <w:sz w:val="20"/>
-              </w:rPr>
-              <w:t>ClinicAccount</w:t>
+              <w:t>Processes natural language parenting questions; performs emergency triage; provides direct route shortcuts; answers via Gemini + Red Book RAG.</w:t>
             </w:r>
           </w:p>
         </w:tc>
         <w:tc>
           <w:tcPr>
-            <w:tcW w:type="dxa" w:w="4680"/>
+            <w:tcW w:type="dxa" w:w="2592"/>
+            <w:shd w:fill="F8FAFC"/>
+            <w:tcMar>
+              <w:top w:w="80" w:type="dxa"/>
+              <w:bottom w:w="80" w:type="dxa"/>
+              <w:left w:w="120" w:type="dxa"/>
+              <w:right w:w="120" w:type="dxa"/>
+            </w:tcMar>
           </w:tcPr>
           <w:p>
+            <w:pPr>
+              <w:jc w:val="left"/>
+            </w:pPr>
             <w:r>
               <w:rPr>
-                <w:sz w:val="20"/>
+                <w:rFonts w:ascii="Segoe UI" w:hAnsi="Segoe UI"/>
+                <w:color w:val="334155"/>
+                <w:sz w:val="17"/>
               </w:rPr>
-              <w:t>Clinic staff login account</w:t>
-            </w:r>
-          </w:p>
-        </w:tc>
-      </w:tr>
-      <w:tr>
-        <w:tc>
-          <w:tcPr>
-            <w:tcW w:type="dxa" w:w="4680"/>
-            <w:shd w:val="clear" w:color="auto" w:fill="EBF5FB"/>
-          </w:tcPr>
-          <w:p>
-            <w:r>
-              <w:rPr>
-                <w:sz w:val="20"/>
-              </w:rPr>
-              <w:t>Clinic</w:t>
-            </w:r>
-          </w:p>
-        </w:tc>
-        <w:tc>
-          <w:tcPr>
-            <w:tcW w:type="dxa" w:w="4680"/>
-            <w:shd w:val="clear" w:color="auto" w:fill="EBF5FB"/>
-          </w:tcPr>
-          <w:p>
-            <w:r>
-              <w:rPr>
-                <w:sz w:val="20"/>
-              </w:rPr>
-              <w:t>Clinic record (name, location, type)</w:t>
-            </w:r>
-          </w:p>
-        </w:tc>
-      </w:tr>
-      <w:tr>
-        <w:tc>
-          <w:tcPr>
-            <w:tcW w:type="dxa" w:w="4680"/>
-          </w:tcPr>
-          <w:p>
-            <w:r>
-              <w:rPr>
-                <w:sz w:val="20"/>
-              </w:rPr>
-              <w:t>ClinicSchedule</w:t>
-            </w:r>
-          </w:p>
-        </w:tc>
-        <w:tc>
-          <w:tcPr>
-            <w:tcW w:type="dxa" w:w="4680"/>
-          </w:tcPr>
-          <w:p>
-            <w:r>
-              <w:rPr>
-                <w:sz w:val="20"/>
-              </w:rPr>
-              <w:t>Weekly open hours per clinic</w:t>
-            </w:r>
-          </w:p>
-        </w:tc>
-      </w:tr>
-      <w:tr>
-        <w:tc>
-          <w:tcPr>
-            <w:tcW w:type="dxa" w:w="4680"/>
-            <w:shd w:val="clear" w:color="auto" w:fill="EBF5FB"/>
-          </w:tcPr>
-          <w:p>
-            <w:r>
-              <w:rPr>
-                <w:sz w:val="20"/>
-              </w:rPr>
-              <w:t>TimeSlot</w:t>
-            </w:r>
-          </w:p>
-        </w:tc>
-        <w:tc>
-          <w:tcPr>
-            <w:tcW w:type="dxa" w:w="4680"/>
-            <w:shd w:val="clear" w:color="auto" w:fill="EBF5FB"/>
-          </w:tcPr>
-          <w:p>
-            <w:r>
-              <w:rPr>
-                <w:sz w:val="20"/>
-              </w:rPr>
-              <w:t>Bookable appointment slots</w:t>
-            </w:r>
-          </w:p>
-        </w:tc>
-      </w:tr>
-      <w:tr>
-        <w:tc>
-          <w:tcPr>
-            <w:tcW w:type="dxa" w:w="4680"/>
-          </w:tcPr>
-          <w:p>
-            <w:r>
-              <w:rPr>
-                <w:sz w:val="20"/>
-              </w:rPr>
-              <w:t>ClinicRegistration</w:t>
-            </w:r>
-          </w:p>
-        </w:tc>
-        <w:tc>
-          <w:tcPr>
-            <w:tcW w:type="dxa" w:w="4680"/>
-          </w:tcPr>
-          <w:p>
-            <w:r>
-              <w:rPr>
-                <w:sz w:val="20"/>
-              </w:rPr>
-              <w:t>Parent ↔ Clinic registration link</w:t>
-            </w:r>
-          </w:p>
-        </w:tc>
-      </w:tr>
-      <w:tr>
-        <w:tc>
-          <w:tcPr>
-            <w:tcW w:type="dxa" w:w="4680"/>
-            <w:shd w:val="clear" w:color="auto" w:fill="EBF5FB"/>
-          </w:tcPr>
-          <w:p>
-            <w:r>
-              <w:rPr>
-                <w:sz w:val="20"/>
-              </w:rPr>
-              <w:t>ClinicMessage</w:t>
-            </w:r>
-          </w:p>
-        </w:tc>
-        <w:tc>
-          <w:tcPr>
-            <w:tcW w:type="dxa" w:w="4680"/>
-            <w:shd w:val="clear" w:color="auto" w:fill="EBF5FB"/>
-          </w:tcPr>
-          <w:p>
-            <w:r>
-              <w:rPr>
-                <w:sz w:val="20"/>
-              </w:rPr>
-              <w:t>Chat messages between parent and clinic</w:t>
-            </w:r>
-          </w:p>
-        </w:tc>
-      </w:tr>
-      <w:tr>
-        <w:tc>
-          <w:tcPr>
-            <w:tcW w:type="dxa" w:w="4680"/>
-          </w:tcPr>
-          <w:p>
-            <w:r>
-              <w:rPr>
-                <w:sz w:val="20"/>
-              </w:rPr>
-              <w:t>ClinicAnnouncement</w:t>
-            </w:r>
-          </w:p>
-        </w:tc>
-        <w:tc>
-          <w:tcPr>
-            <w:tcW w:type="dxa" w:w="4680"/>
-          </w:tcPr>
-          <w:p>
-            <w:r>
-              <w:rPr>
-                <w:sz w:val="20"/>
-              </w:rPr>
-              <w:t>Clinic broadcast announcements</w:t>
-            </w:r>
-          </w:p>
-        </w:tc>
-      </w:tr>
-      <w:tr>
-        <w:tc>
-          <w:tcPr>
-            <w:tcW w:type="dxa" w:w="4680"/>
-            <w:shd w:val="clear" w:color="auto" w:fill="EBF5FB"/>
-          </w:tcPr>
-          <w:p>
-            <w:r>
-              <w:rPr>
-                <w:sz w:val="20"/>
-              </w:rPr>
-              <w:t>NotificationRead</w:t>
-            </w:r>
-          </w:p>
-        </w:tc>
-        <w:tc>
-          <w:tcPr>
-            <w:tcW w:type="dxa" w:w="4680"/>
-            <w:shd w:val="clear" w:color="auto" w:fill="EBF5FB"/>
-          </w:tcPr>
-          <w:p>
-            <w:r>
-              <w:rPr>
-                <w:sz w:val="20"/>
-              </w:rPr>
-              <w:t>Tracks which notifications a user has read</w:t>
-            </w:r>
-          </w:p>
-        </w:tc>
-      </w:tr>
-      <w:tr>
-        <w:tc>
-          <w:tcPr>
-            <w:tcW w:type="dxa" w:w="4680"/>
-          </w:tcPr>
-          <w:p>
-            <w:r>
-              <w:rPr>
-                <w:sz w:val="20"/>
-              </w:rPr>
-              <w:t>ForumPost</w:t>
-            </w:r>
-          </w:p>
-        </w:tc>
-        <w:tc>
-          <w:tcPr>
-            <w:tcW w:type="dxa" w:w="4680"/>
-          </w:tcPr>
-          <w:p>
-            <w:r>
-              <w:rPr>
-                <w:sz w:val="20"/>
-              </w:rPr>
-              <w:t>Community discussion post</w:t>
-            </w:r>
-          </w:p>
-        </w:tc>
-      </w:tr>
-      <w:tr>
-        <w:tc>
-          <w:tcPr>
-            <w:tcW w:type="dxa" w:w="4680"/>
-            <w:shd w:val="clear" w:color="auto" w:fill="EBF5FB"/>
-          </w:tcPr>
-          <w:p>
-            <w:r>
-              <w:rPr>
-                <w:sz w:val="20"/>
-              </w:rPr>
-              <w:t>ForumReply</w:t>
-            </w:r>
-          </w:p>
-        </w:tc>
-        <w:tc>
-          <w:tcPr>
-            <w:tcW w:type="dxa" w:w="4680"/>
-            <w:shd w:val="clear" w:color="auto" w:fill="EBF5FB"/>
-          </w:tcPr>
-          <w:p>
-            <w:r>
-              <w:rPr>
-                <w:sz w:val="20"/>
-              </w:rPr>
-              <w:t>Reply to a forum post</w:t>
-            </w:r>
-          </w:p>
-        </w:tc>
-      </w:tr>
-      <w:tr>
-        <w:tc>
-          <w:tcPr>
-            <w:tcW w:type="dxa" w:w="4680"/>
-          </w:tcPr>
-          <w:p>
-            <w:r>
-              <w:rPr>
-                <w:sz w:val="20"/>
-              </w:rPr>
-              <w:t>ForumReport</w:t>
-            </w:r>
-          </w:p>
-        </w:tc>
-        <w:tc>
-          <w:tcPr>
-            <w:tcW w:type="dxa" w:w="4680"/>
-          </w:tcPr>
-          <w:p>
-            <w:r>
-              <w:rPr>
-                <w:sz w:val="20"/>
-              </w:rPr>
-              <w:t>Flagged content awaiting moderation</w:t>
+              <w:t>Autonomous agent; cannot modify system state or database records without parent action.</w:t>
             </w:r>
           </w:p>
         </w:tc>
@@ -1175,82 +1427,723 @@
     <w:p/>
     <w:p>
       <w:pPr>
-        <w:pStyle w:val="Heading1"/>
+        <w:keepNext/>
+        <w:spacing w:before="320" w:after="120"/>
       </w:pPr>
       <w:r>
         <w:rPr>
-          <w:color w:val="4E97D9"/>
+          <w:rFonts w:ascii="Segoe UI" w:hAnsi="Segoe UI"/>
+          <w:b/>
+          <w:color w:val="0F172A"/>
+          <w:sz w:val="30"/>
         </w:rPr>
-        <w:t>5. External APIs / Integrations</w:t>
+        <w:t>4. Core Subsystems &amp; Blueprint Breakdown</w:t>
+      </w:r>
+    </w:p>
+    <w:p>
+      <w:pPr>
+        <w:spacing w:before="40" w:after="80" w:line="276" w:lineRule="auto"/>
+      </w:pPr>
+      <w:r>
+        <w:rPr>
+          <w:rFonts w:ascii="Segoe UI" w:hAnsi="Segoe UI"/>
+          <w:color w:val="334155"/>
+          <w:sz w:val="20"/>
+        </w:rPr>
+        <w:t>PaPrep modularizes functionality across 9 dedicated Flask Blueprints comprising 87 distinct HTTP endpoints and WebSocket event channels:</w:t>
+      </w:r>
+    </w:p>
+    <w:p>
+      <w:pPr>
+        <w:keepNext/>
+        <w:spacing w:before="240" w:after="80"/>
+      </w:pPr>
+      <w:r>
+        <w:rPr>
+          <w:rFonts w:ascii="Segoe UI" w:hAnsi="Segoe UI"/>
+          <w:b/>
+          <w:color w:val="0369A1"/>
+          <w:sz w:val="24"/>
+        </w:rPr>
+        <w:t>4.1 Authentication Subsystem (auth_bp - 6 Routes)</w:t>
+      </w:r>
+    </w:p>
+    <w:p>
+      <w:pPr>
+        <w:pStyle w:val="ListBullet"/>
+        <w:spacing w:before="20" w:after="40" w:line="276" w:lineRule="auto"/>
+      </w:pPr>
+      <w:r>
+        <w:rPr>
+          <w:rFonts w:ascii="Segoe UI" w:hAnsi="Segoe UI"/>
+          <w:b/>
+          <w:color w:val="0F172A"/>
+          <w:sz w:val="20"/>
+        </w:rPr>
+        <w:t xml:space="preserve">Endpoints: </w:t>
+      </w:r>
+      <w:r>
+        <w:rPr>
+          <w:rFonts w:ascii="Segoe UI" w:hAnsi="Segoe UI"/>
+          <w:color w:val="334155"/>
+          <w:sz w:val="20"/>
+        </w:rPr>
+        <w:t>/auth/login, /auth/signup, /auth/logout, /auth/forgot-password, /auth/reset-password/&lt;token&gt;, /auth/profile</w:t>
+      </w:r>
+    </w:p>
+    <w:p>
+      <w:pPr>
+        <w:pStyle w:val="ListBullet"/>
+        <w:spacing w:before="20" w:after="40" w:line="276" w:lineRule="auto"/>
+      </w:pPr>
+      <w:r>
+        <w:rPr>
+          <w:rFonts w:ascii="Segoe UI" w:hAnsi="Segoe UI"/>
+          <w:b/>
+          <w:color w:val="0F172A"/>
+          <w:sz w:val="20"/>
+        </w:rPr>
+        <w:t xml:space="preserve">Functional Logic: </w:t>
+      </w:r>
+      <w:r>
+        <w:rPr>
+          <w:rFonts w:ascii="Segoe UI" w:hAnsi="Segoe UI"/>
+          <w:color w:val="334155"/>
+          <w:sz w:val="20"/>
+        </w:rPr>
+        <w:t>Enforces secure user registration and login using PBKDF2-SHA256 password hashing. Upon login, evaluates if user has registered children; if 0 children exist, triggers mandatory onboarding redirect to /children/create. Manages 30-minute time-limited, SHA-256 hashed password reset tokens.</w:t>
+      </w:r>
+    </w:p>
+    <w:p>
+      <w:pPr>
+        <w:keepNext/>
+        <w:spacing w:before="240" w:after="80"/>
+      </w:pPr>
+      <w:r>
+        <w:rPr>
+          <w:rFonts w:ascii="Segoe UI" w:hAnsi="Segoe UI"/>
+          <w:b/>
+          <w:color w:val="0369A1"/>
+          <w:sz w:val="24"/>
+        </w:rPr>
+        <w:t>4.2 Main Dashboard, Recommendations &amp; Notifications (main_bp - 14 Routes)</w:t>
+      </w:r>
+    </w:p>
+    <w:p>
+      <w:pPr>
+        <w:pStyle w:val="ListBullet"/>
+        <w:spacing w:before="20" w:after="40" w:line="276" w:lineRule="auto"/>
+      </w:pPr>
+      <w:r>
+        <w:rPr>
+          <w:rFonts w:ascii="Segoe UI" w:hAnsi="Segoe UI"/>
+          <w:b/>
+          <w:color w:val="0F172A"/>
+          <w:sz w:val="20"/>
+        </w:rPr>
+        <w:t xml:space="preserve">Endpoints: </w:t>
+      </w:r>
+      <w:r>
+        <w:rPr>
+          <w:rFonts w:ascii="Segoe UI" w:hAnsi="Segoe UI"/>
+          <w:color w:val="334155"/>
+          <w:sz w:val="20"/>
+        </w:rPr>
+        <w:t>/dashboard, /, /api/notifications/mark-read, /api/recommendations, /api/fever/recent, /api/health-checklist/history, /api/newsletters/unread-count, /api/newsletters/read, /api/newsletters/&lt;id&gt;/like, /api/newsletters/&lt;id&gt;/likes, /api/newsletters/&lt;id&gt;/comment, /api/newsletters/&lt;id&gt;/comments, /api/clinics, /favicon.ico</w:t>
+      </w:r>
+    </w:p>
+    <w:p>
+      <w:pPr>
+        <w:pStyle w:val="ListBullet"/>
+        <w:spacing w:before="20" w:after="40" w:line="276" w:lineRule="auto"/>
+      </w:pPr>
+      <w:r>
+        <w:rPr>
+          <w:rFonts w:ascii="Segoe UI" w:hAnsi="Segoe UI"/>
+          <w:b/>
+          <w:color w:val="0F172A"/>
+          <w:sz w:val="20"/>
+        </w:rPr>
+        <w:t xml:space="preserve">Functional Logic: </w:t>
+      </w:r>
+      <w:r>
+        <w:rPr>
+          <w:rFonts w:ascii="Segoe UI" w:hAnsi="Segoe UI"/>
+          <w:color w:val="334155"/>
+          <w:sz w:val="20"/>
+        </w:rPr>
+        <w:t>Resolves active child context from session['active_child_id']. Aggregates 7-day checklist completion history, active clinic announcements, unread clinic messages, and age-matched educational resources. Runs the context-aware recommendation engine and caches live pediatric news via NewsAPI.</w:t>
+      </w:r>
+    </w:p>
+    <w:p>
+      <w:pPr>
+        <w:keepNext/>
+        <w:spacing w:before="240" w:after="80"/>
+      </w:pPr>
+      <w:r>
+        <w:rPr>
+          <w:rFonts w:ascii="Segoe UI" w:hAnsi="Segoe UI"/>
+          <w:b/>
+          <w:color w:val="0369A1"/>
+          <w:sz w:val="24"/>
+        </w:rPr>
+        <w:t>4.3 Child Profile &amp; Age Bracket Management (children_bp - 4 Routes)</w:t>
+      </w:r>
+    </w:p>
+    <w:p>
+      <w:pPr>
+        <w:pStyle w:val="ListBullet"/>
+        <w:spacing w:before="20" w:after="40" w:line="276" w:lineRule="auto"/>
+      </w:pPr>
+      <w:r>
+        <w:rPr>
+          <w:rFonts w:ascii="Segoe UI" w:hAnsi="Segoe UI"/>
+          <w:b/>
+          <w:color w:val="0F172A"/>
+          <w:sz w:val="20"/>
+        </w:rPr>
+        <w:t xml:space="preserve">Endpoints: </w:t>
+      </w:r>
+      <w:r>
+        <w:rPr>
+          <w:rFonts w:ascii="Segoe UI" w:hAnsi="Segoe UI"/>
+          <w:color w:val="334155"/>
+          <w:sz w:val="20"/>
+        </w:rPr>
+        <w:t>/children/create, /children/&lt;id&gt;/edit, /children/&lt;id&gt;/delete, /children/api/set-active</w:t>
+      </w:r>
+    </w:p>
+    <w:p>
+      <w:pPr>
+        <w:pStyle w:val="ListBullet"/>
+        <w:spacing w:before="20" w:after="40" w:line="276" w:lineRule="auto"/>
+      </w:pPr>
+      <w:r>
+        <w:rPr>
+          <w:rFonts w:ascii="Segoe UI" w:hAnsi="Segoe UI"/>
+          <w:b/>
+          <w:color w:val="0F172A"/>
+          <w:sz w:val="20"/>
+        </w:rPr>
+        <w:t xml:space="preserve">Functional Logic: </w:t>
+      </w:r>
+      <w:r>
+        <w:rPr>
+          <w:rFonts w:ascii="Segoe UI" w:hAnsi="Segoe UI"/>
+          <w:color w:val="334155"/>
+          <w:sz w:val="20"/>
+        </w:rPr>
+        <w:t>Maintains child profiles including DOB, gender, special needs designation, and avatar color. Dynamically computes age_months, age_display (e.g., '2 yr 4 mo'), and categorical age_bracket (0-12m, 1-2y, 2-3y, 3-5y, 6-12y, 13-21y). Switching active child dynamically updates all session-dependent queries.</w:t>
+      </w:r>
+    </w:p>
+    <w:p>
+      <w:pPr>
+        <w:keepNext/>
+        <w:spacing w:before="240" w:after="80"/>
+      </w:pPr>
+      <w:r>
+        <w:rPr>
+          <w:rFonts w:ascii="Segoe UI" w:hAnsi="Segoe UI"/>
+          <w:b/>
+          <w:color w:val="0369A1"/>
+          <w:sz w:val="24"/>
+        </w:rPr>
+        <w:t>4.4 Common Ailments Tracker &amp; Health Checklist (symptoms_bp - 5 Routes)</w:t>
+      </w:r>
+    </w:p>
+    <w:p>
+      <w:pPr>
+        <w:pStyle w:val="ListBullet"/>
+        <w:spacing w:before="20" w:after="40" w:line="276" w:lineRule="auto"/>
+      </w:pPr>
+      <w:r>
+        <w:rPr>
+          <w:rFonts w:ascii="Segoe UI" w:hAnsi="Segoe UI"/>
+          <w:b/>
+          <w:color w:val="0F172A"/>
+          <w:sz w:val="20"/>
+        </w:rPr>
+        <w:t xml:space="preserve">Endpoints: </w:t>
+      </w:r>
+      <w:r>
+        <w:rPr>
+          <w:rFonts w:ascii="Segoe UI" w:hAnsi="Segoe UI"/>
+          <w:color w:val="334155"/>
+          <w:sz w:val="20"/>
+        </w:rPr>
+        <w:t>/fever-tracker, /cough-cold-tracker, /diarrhea-tracker, /health-checklist, /api/fever/readings</w:t>
+      </w:r>
+    </w:p>
+    <w:p>
+      <w:pPr>
+        <w:pStyle w:val="ListBullet"/>
+        <w:spacing w:before="20" w:after="40" w:line="276" w:lineRule="auto"/>
+      </w:pPr>
+      <w:r>
+        <w:rPr>
+          <w:rFonts w:ascii="Segoe UI" w:hAnsi="Segoe UI"/>
+          <w:b/>
+          <w:color w:val="0F172A"/>
+          <w:sz w:val="20"/>
+        </w:rPr>
+        <w:t xml:space="preserve">Functional Logic: </w:t>
+      </w:r>
+      <w:r>
+        <w:rPr>
+          <w:rFonts w:ascii="Segoe UI" w:hAnsi="Segoe UI"/>
+          <w:color w:val="334155"/>
+          <w:sz w:val="20"/>
+        </w:rPr>
+        <w:t>Provides specialized multi-tab symptom tracking for childhood fever, respiratory illness, and diarrhea with pediatric severity classification (Emergency, High Priority, Monitor, General Care). Evaluates infant red flags (&lt;3 months with temp &gt;= 38C triggers Emergency alert). Health checklist dynamically loads age-bracketed criteria and saves checked items as JSON.</w:t>
+      </w:r>
+    </w:p>
+    <w:p>
+      <w:pPr>
+        <w:keepNext/>
+        <w:spacing w:before="240" w:after="80"/>
+      </w:pPr>
+      <w:r>
+        <w:rPr>
+          <w:rFonts w:ascii="Segoe UI" w:hAnsi="Segoe UI"/>
+          <w:b/>
+          <w:color w:val="0369A1"/>
+          <w:sz w:val="24"/>
+        </w:rPr>
+        <w:t>4.5 Learning Modules, Presentations &amp; Quiz Engine (modules_bp - 11 Routes)</w:t>
+      </w:r>
+    </w:p>
+    <w:p>
+      <w:pPr>
+        <w:pStyle w:val="ListBullet"/>
+        <w:spacing w:before="20" w:after="40" w:line="276" w:lineRule="auto"/>
+      </w:pPr>
+      <w:r>
+        <w:rPr>
+          <w:rFonts w:ascii="Segoe UI" w:hAnsi="Segoe UI"/>
+          <w:b/>
+          <w:color w:val="0F172A"/>
+          <w:sz w:val="20"/>
+        </w:rPr>
+        <w:t xml:space="preserve">Endpoints: </w:t>
+      </w:r>
+      <w:r>
+        <w:rPr>
+          <w:rFonts w:ascii="Segoe UI" w:hAnsi="Segoe UI"/>
+          <w:color w:val="334155"/>
+          <w:sz w:val="20"/>
+        </w:rPr>
+        <w:t>/modules/, /modules/&lt;id&gt;, /modules/&lt;id&gt;/complete, /modules/&lt;id&gt;/download, /modules/&lt;id&gt;/pdf, /modules/&lt;id&gt;/presentation, /modules/&lt;id&gt;/progress, /modules/&lt;id&gt;/quiz, /modules/api/track-interaction, /modules/given/&lt;given_id&gt;, /modules/given/&lt;given_id&gt;/slide/&lt;slide_number&gt;</w:t>
+      </w:r>
+    </w:p>
+    <w:p>
+      <w:pPr>
+        <w:pStyle w:val="ListBullet"/>
+        <w:spacing w:before="20" w:after="40" w:line="276" w:lineRule="auto"/>
+      </w:pPr>
+      <w:r>
+        <w:rPr>
+          <w:rFonts w:ascii="Segoe UI" w:hAnsi="Segoe UI"/>
+          <w:b/>
+          <w:color w:val="0F172A"/>
+          <w:sz w:val="20"/>
+        </w:rPr>
+        <w:t xml:space="preserve">Functional Logic: </w:t>
+      </w:r>
+      <w:r>
+        <w:rPr>
+          <w:rFonts w:ascii="Segoe UI" w:hAnsi="Segoe UI"/>
+          <w:color w:val="334155"/>
+          <w:sz w:val="20"/>
+        </w:rPr>
+        <w:t>Presents curriculum guides across Parenting, Nutrition, and Safety categories. Supports slide-based PNG presentations, binary PDF streaming, and interactive multiple-choice quizzes with a 70% passing threshold to mark module progress as 'completed'.</w:t>
+      </w:r>
+    </w:p>
+    <w:p>
+      <w:pPr>
+        <w:keepNext/>
+        <w:spacing w:before="240" w:after="80"/>
+      </w:pPr>
+      <w:r>
+        <w:rPr>
+          <w:rFonts w:ascii="Segoe UI" w:hAnsi="Segoe UI"/>
+          <w:b/>
+          <w:color w:val="0369A1"/>
+          <w:sz w:val="24"/>
+        </w:rPr>
+        <w:t>4.6 Clinic Locator &amp; Patient Registration (clinics_bp - 4 Routes)</w:t>
+      </w:r>
+    </w:p>
+    <w:p>
+      <w:pPr>
+        <w:pStyle w:val="ListBullet"/>
+        <w:spacing w:before="20" w:after="40" w:line="276" w:lineRule="auto"/>
+      </w:pPr>
+      <w:r>
+        <w:rPr>
+          <w:rFonts w:ascii="Segoe UI" w:hAnsi="Segoe UI"/>
+          <w:b/>
+          <w:color w:val="0F172A"/>
+          <w:sz w:val="20"/>
+        </w:rPr>
+        <w:t xml:space="preserve">Endpoints: </w:t>
+      </w:r>
+      <w:r>
+        <w:rPr>
+          <w:rFonts w:ascii="Segoe UI" w:hAnsi="Segoe UI"/>
+          <w:color w:val="334155"/>
+          <w:sz w:val="20"/>
+        </w:rPr>
+        <w:t>/clinics/, /clinics/&lt;id&gt;, /clinics/&lt;id&gt;/register, /clinics/&lt;id&gt;/unregister</w:t>
+      </w:r>
+    </w:p>
+    <w:p>
+      <w:pPr>
+        <w:pStyle w:val="ListBullet"/>
+        <w:spacing w:before="20" w:after="40" w:line="276" w:lineRule="auto"/>
+      </w:pPr>
+      <w:r>
+        <w:rPr>
+          <w:rFonts w:ascii="Segoe UI" w:hAnsi="Segoe UI"/>
+          <w:b/>
+          <w:color w:val="0F172A"/>
+          <w:sz w:val="20"/>
+        </w:rPr>
+        <w:t xml:space="preserve">Functional Logic: </w:t>
+      </w:r>
+      <w:r>
+        <w:rPr>
+          <w:rFonts w:ascii="Segoe UI" w:hAnsi="Segoe UI"/>
+          <w:color w:val="334155"/>
+          <w:sz w:val="20"/>
+        </w:rPr>
+        <w:t>Renders interactive Leaflet.js map with geo-located clinic markers, operating hours, and search filters. Allows parents to register their child with a verified clinic, establishing a ClinicRegistration link that unlocks direct messaging and clinic-authored newsletters.</w:t>
+      </w:r>
+    </w:p>
+    <w:p>
+      <w:pPr>
+        <w:keepNext/>
+        <w:spacing w:before="240" w:after="80"/>
+      </w:pPr>
+      <w:r>
+        <w:rPr>
+          <w:rFonts w:ascii="Segoe UI" w:hAnsi="Segoe UI"/>
+          <w:b/>
+          <w:color w:val="0369A1"/>
+          <w:sz w:val="24"/>
+        </w:rPr>
+        <w:t>4.7 Real-Time Telemedicine Messaging &amp; AI Assistant (chat_bp - 7 Routes + WebSockets)</w:t>
+      </w:r>
+    </w:p>
+    <w:p>
+      <w:pPr>
+        <w:pStyle w:val="ListBullet"/>
+        <w:spacing w:before="20" w:after="40" w:line="276" w:lineRule="auto"/>
+      </w:pPr>
+      <w:r>
+        <w:rPr>
+          <w:rFonts w:ascii="Segoe UI" w:hAnsi="Segoe UI"/>
+          <w:b/>
+          <w:color w:val="0F172A"/>
+          <w:sz w:val="20"/>
+        </w:rPr>
+        <w:t xml:space="preserve">Endpoints: </w:t>
+      </w:r>
+      <w:r>
+        <w:rPr>
+          <w:rFonts w:ascii="Segoe UI" w:hAnsi="Segoe UI"/>
+          <w:color w:val="334155"/>
+          <w:sz w:val="20"/>
+        </w:rPr>
+        <w:t>/chat/send, /chat/reply, /chat/upload, /chat/upload_reply, /chat/history/&lt;clinic_id&gt;, /chat/inbox, /chat/bot; WebSocket Events: join, leave, send_message, clinic_reply, typing, mark_read, bot_query</w:t>
+      </w:r>
+    </w:p>
+    <w:p>
+      <w:pPr>
+        <w:pStyle w:val="ListBullet"/>
+        <w:spacing w:before="20" w:after="40" w:line="276" w:lineRule="auto"/>
+      </w:pPr>
+      <w:r>
+        <w:rPr>
+          <w:rFonts w:ascii="Segoe UI" w:hAnsi="Segoe UI"/>
+          <w:b/>
+          <w:color w:val="0F172A"/>
+          <w:sz w:val="20"/>
+        </w:rPr>
+        <w:t xml:space="preserve">Functional Logic: </w:t>
+      </w:r>
+      <w:r>
+        <w:rPr>
+          <w:rFonts w:ascii="Segoe UI" w:hAnsi="Segoe UI"/>
+          <w:color w:val="334155"/>
+          <w:sz w:val="20"/>
+        </w:rPr>
+        <w:t>Bi-directional real-time chat between parents and clinics over isolated Socket.IO rooms (chat_{cid}_{uid}). Supports image/document uploads (PDF, DOCX, PNG, JPG). Hosts the PaPrep AI Assistant engine integrating Red Book PDF RAG and Gemini generative responses.</w:t>
+      </w:r>
+    </w:p>
+    <w:p>
+      <w:pPr>
+        <w:keepNext/>
+        <w:spacing w:before="240" w:after="80"/>
+      </w:pPr>
+      <w:r>
+        <w:rPr>
+          <w:rFonts w:ascii="Segoe UI" w:hAnsi="Segoe UI"/>
+          <w:b/>
+          <w:color w:val="0369A1"/>
+          <w:sz w:val="24"/>
+        </w:rPr>
+        <w:t>4.8 Parent Community Forum &amp; Moderation (forum_bp - 7 Routes)</w:t>
+      </w:r>
+    </w:p>
+    <w:p>
+      <w:pPr>
+        <w:pStyle w:val="ListBullet"/>
+        <w:spacing w:before="20" w:after="40" w:line="276" w:lineRule="auto"/>
+      </w:pPr>
+      <w:r>
+        <w:rPr>
+          <w:rFonts w:ascii="Segoe UI" w:hAnsi="Segoe UI"/>
+          <w:b/>
+          <w:color w:val="0F172A"/>
+          <w:sz w:val="20"/>
+        </w:rPr>
+        <w:t xml:space="preserve">Endpoints: </w:t>
+      </w:r>
+      <w:r>
+        <w:rPr>
+          <w:rFonts w:ascii="Segoe UI" w:hAnsi="Segoe UI"/>
+          <w:color w:val="334155"/>
+          <w:sz w:val="20"/>
+        </w:rPr>
+        <w:t>/forum/, /forum/new, /forum/&lt;id&gt;, /forum/&lt;id&gt;/reply, /forum/&lt;id&gt;/delete, /forum/&lt;id&gt;/hide, /forum/report</w:t>
+      </w:r>
+    </w:p>
+    <w:p>
+      <w:pPr>
+        <w:pStyle w:val="ListBullet"/>
+        <w:spacing w:before="20" w:after="40" w:line="276" w:lineRule="auto"/>
+      </w:pPr>
+      <w:r>
+        <w:rPr>
+          <w:rFonts w:ascii="Segoe UI" w:hAnsi="Segoe UI"/>
+          <w:b/>
+          <w:color w:val="0F172A"/>
+          <w:sz w:val="20"/>
+        </w:rPr>
+        <w:t xml:space="preserve">Functional Logic: </w:t>
+      </w:r>
+      <w:r>
+        <w:rPr>
+          <w:rFonts w:ascii="Segoe UI" w:hAnsi="Segoe UI"/>
+          <w:color w:val="334155"/>
+          <w:sz w:val="20"/>
+        </w:rPr>
+        <w:t>Peer support bulletin board categorized by topic. Supports post creation, threaded replies, pinning, content moderation flagging, and administrative review.</w:t>
+      </w:r>
+    </w:p>
+    <w:p>
+      <w:pPr>
+        <w:keepNext/>
+        <w:spacing w:before="240" w:after="80"/>
+      </w:pPr>
+      <w:r>
+        <w:rPr>
+          <w:rFonts w:ascii="Segoe UI" w:hAnsi="Segoe UI"/>
+          <w:b/>
+          <w:color w:val="0369A1"/>
+          <w:sz w:val="24"/>
+        </w:rPr>
+        <w:t>4.9 Clinic Healthcare Staff Portal (clinic_portal_bp - 35 Routes)</w:t>
+      </w:r>
+    </w:p>
+    <w:p>
+      <w:pPr>
+        <w:pStyle w:val="ListBullet"/>
+        <w:spacing w:before="20" w:after="40" w:line="276" w:lineRule="auto"/>
+      </w:pPr>
+      <w:r>
+        <w:rPr>
+          <w:rFonts w:ascii="Segoe UI" w:hAnsi="Segoe UI"/>
+          <w:b/>
+          <w:color w:val="0F172A"/>
+          <w:sz w:val="20"/>
+        </w:rPr>
+        <w:t xml:space="preserve">Endpoints: </w:t>
+      </w:r>
+      <w:r>
+        <w:rPr>
+          <w:rFonts w:ascii="Segoe UI" w:hAnsi="Segoe UI"/>
+          <w:color w:val="334155"/>
+          <w:sz w:val="20"/>
+        </w:rPr>
+        <w:t>/clinic/, /clinic/login, /clinic/logout, /clinic/signup, /clinic/signup/2fa, /clinic/setup, /clinic/forgot-password, /clinic/reset-password/&lt;token&gt;, /clinic/2fa/setup, /clinic/2fa/verify, /clinic/2fa/enable, /clinic/2fa/disable, /clinic/dashboard, /clinic/profile, /clinic/patients, /clinic/patients/&lt;child_id&gt;, /clinic/announcements, /clinic/announcements/add, /clinic/announcements/&lt;id&gt;/toggle, /clinic/announcements/&lt;id&gt;/delete, /clinic/newsletters, /clinic/newsletters/add, /clinic/newsletters/&lt;id&gt;/edit, /clinic/newsletters/&lt;id&gt;/toggle, /clinic/modules, /clinic/modules/add, /clinic/modules/&lt;id&gt;/editor, /clinic/modules/&lt;id&gt;/edit, /clinic/modules/&lt;id&gt;/delete, /clinic/modules/&lt;id&gt;/pdf, /clinic/modules/&lt;id&gt;/image/upload, /clinic/modules/&lt;id&gt;/quiz/add, /clinic/modules/&lt;id&gt;/quiz/&lt;q_id&gt;/edit, /clinic/modules/&lt;id&gt;/quiz/&lt;q_id&gt;/delete, /clinic/resources/add</w:t>
+      </w:r>
+    </w:p>
+    <w:p>
+      <w:pPr>
+        <w:pStyle w:val="ListBullet"/>
+        <w:spacing w:before="20" w:after="40" w:line="276" w:lineRule="auto"/>
+      </w:pPr>
+      <w:r>
+        <w:rPr>
+          <w:rFonts w:ascii="Segoe UI" w:hAnsi="Segoe UI"/>
+          <w:b/>
+          <w:color w:val="0F172A"/>
+          <w:sz w:val="20"/>
+        </w:rPr>
+        <w:t xml:space="preserve">Functional Logic: </w:t>
+      </w:r>
+      <w:r>
+        <w:rPr>
+          <w:rFonts w:ascii="Segoe UI" w:hAnsi="Segoe UI"/>
+          <w:color w:val="334155"/>
+          <w:sz w:val="20"/>
+        </w:rPr>
+        <w:t>Dedicated management interface for clinical providers. Guarded by @clinic_login_required and PyOTP TOTP 2FA. Controls patient rosters, health logs inspection, weekly scheduling, announcements, and newsletter broadcasts.</w:t>
+      </w:r>
+    </w:p>
+    <w:p>
+      <w:pPr>
+        <w:keepNext/>
+        <w:spacing w:before="320" w:after="120"/>
+      </w:pPr>
+      <w:r>
+        <w:rPr>
+          <w:rFonts w:ascii="Segoe UI" w:hAnsi="Segoe UI"/>
+          <w:b/>
+          <w:color w:val="0F172A"/>
+          <w:sz w:val="30"/>
+        </w:rPr>
+        <w:t>5. Relational Database Schema &amp; Entities</w:t>
+      </w:r>
+    </w:p>
+    <w:p>
+      <w:pPr>
+        <w:spacing w:before="40" w:after="80" w:line="276" w:lineRule="auto"/>
+      </w:pPr>
+      <w:r>
+        <w:rPr>
+          <w:rFonts w:ascii="Segoe UI" w:hAnsi="Segoe UI"/>
+          <w:color w:val="334155"/>
+          <w:sz w:val="20"/>
+        </w:rPr>
+        <w:t>The PaPrep data model consists of 26 core tables mapped via SQLAlchemy ORM 2.0 with foreign keys, constraints, and cascading integrity:</w:t>
       </w:r>
     </w:p>
     <w:tbl>
       <w:tblPr>
-        <w:tblStyle w:val="TableGrid"/>
         <w:tblW w:type="auto" w:w="0"/>
         <w:jc w:val="center"/>
         <w:tblLook w:firstColumn="1" w:firstRow="1" w:lastColumn="0" w:lastRow="0" w:noHBand="0" w:noVBand="1" w:val="04A0"/>
       </w:tblPr>
       <w:tblGrid>
-        <w:gridCol w:w="3120"/>
-        <w:gridCol w:w="3120"/>
-        <w:gridCol w:w="3120"/>
+        <w:gridCol w:w="2520"/>
+        <w:gridCol w:w="2520"/>
+        <w:gridCol w:w="2520"/>
+        <w:gridCol w:w="2520"/>
       </w:tblGrid>
       <w:tr>
         <w:tc>
           <w:tcPr>
-            <w:tcW w:type="dxa" w:w="3120"/>
-            <w:shd w:val="clear" w:color="auto" w:fill="27AE60"/>
+            <w:tcW w:type="dxa" w:w="2160"/>
+            <w:shd w:fill="0F172A"/>
+            <w:tcMar>
+              <w:top w:w="120" w:type="dxa"/>
+              <w:bottom w:w="120" w:type="dxa"/>
+              <w:left w:w="120" w:type="dxa"/>
+              <w:right w:w="120" w:type="dxa"/>
+            </w:tcMar>
           </w:tcPr>
           <w:p>
             <w:pPr>
-              <w:jc w:val="center"/>
+              <w:jc w:val="left"/>
             </w:pPr>
             <w:r>
               <w:rPr>
+                <w:rFonts w:ascii="Segoe UI" w:hAnsi="Segoe UI"/>
                 <w:b/>
                 <w:color w:val="FFFFFF"/>
-                <w:sz w:val="20"/>
+                <w:sz w:val="18"/>
               </w:rPr>
-              <w:t>Integration</w:t>
+              <w:t>Table Name</w:t>
             </w:r>
           </w:p>
         </w:tc>
         <w:tc>
           <w:tcPr>
-            <w:tcW w:type="dxa" w:w="3120"/>
-            <w:shd w:val="clear" w:color="auto" w:fill="27AE60"/>
+            <w:tcW w:type="dxa" w:w="1152"/>
+            <w:shd w:fill="0F172A"/>
+            <w:tcMar>
+              <w:top w:w="120" w:type="dxa"/>
+              <w:bottom w:w="120" w:type="dxa"/>
+              <w:left w:w="120" w:type="dxa"/>
+              <w:right w:w="120" w:type="dxa"/>
+            </w:tcMar>
           </w:tcPr>
           <w:p>
             <w:pPr>
-              <w:jc w:val="center"/>
+              <w:jc w:val="left"/>
             </w:pPr>
             <w:r>
               <w:rPr>
+                <w:rFonts w:ascii="Segoe UI" w:hAnsi="Segoe UI"/>
                 <w:b/>
                 <w:color w:val="FFFFFF"/>
-                <w:sz w:val="20"/>
+                <w:sz w:val="18"/>
               </w:rPr>
-              <w:t>What It Does</w:t>
+              <w:t>PK</w:t>
             </w:r>
           </w:p>
         </w:tc>
         <w:tc>
           <w:tcPr>
-            <w:tcW w:type="dxa" w:w="3120"/>
-            <w:shd w:val="clear" w:color="auto" w:fill="27AE60"/>
+            <w:tcW w:type="dxa" w:w="2592"/>
+            <w:shd w:fill="0F172A"/>
+            <w:tcMar>
+              <w:top w:w="120" w:type="dxa"/>
+              <w:bottom w:w="120" w:type="dxa"/>
+              <w:left w:w="120" w:type="dxa"/>
+              <w:right w:w="120" w:type="dxa"/>
+            </w:tcMar>
           </w:tcPr>
           <w:p>
             <w:pPr>
-              <w:jc w:val="center"/>
+              <w:jc w:val="left"/>
             </w:pPr>
             <w:r>
               <w:rPr>
+                <w:rFonts w:ascii="Segoe UI" w:hAnsi="Segoe UI"/>
                 <w:b/>
                 <w:color w:val="FFFFFF"/>
-                <w:sz w:val="20"/>
+                <w:sz w:val="18"/>
               </w:rPr>
-              <w:t>Where Used</w:t>
+              <w:t>Foreign Keys &amp; Constraints</w:t>
+            </w:r>
+          </w:p>
+        </w:tc>
+        <w:tc>
+          <w:tcPr>
+            <w:tcW w:type="dxa" w:w="4176"/>
+            <w:shd w:fill="0F172A"/>
+            <w:tcMar>
+              <w:top w:w="120" w:type="dxa"/>
+              <w:bottom w:w="120" w:type="dxa"/>
+              <w:left w:w="120" w:type="dxa"/>
+              <w:right w:w="120" w:type="dxa"/>
+            </w:tcMar>
+          </w:tcPr>
+          <w:p>
+            <w:pPr>
+              <w:jc w:val="left"/>
+            </w:pPr>
+            <w:r>
+              <w:rPr>
+                <w:rFonts w:ascii="Segoe UI" w:hAnsi="Segoe UI"/>
+                <w:b/>
+                <w:color w:val="FFFFFF"/>
+                <w:sz w:val="18"/>
+              </w:rPr>
+              <w:t>Key Attributes &amp; Purpose</w:t>
             </w:r>
           </w:p>
         </w:tc>
@@ -1258,45 +2151,101 @@
       <w:tr>
         <w:tc>
           <w:tcPr>
-            <w:tcW w:type="dxa" w:w="3120"/>
-            <w:shd w:val="clear" w:color="auto" w:fill="EBF5FB"/>
+            <w:tcW w:type="dxa" w:w="2160"/>
+            <w:shd w:fill="FFFFFF"/>
+            <w:tcMar>
+              <w:top w:w="80" w:type="dxa"/>
+              <w:bottom w:w="80" w:type="dxa"/>
+              <w:left w:w="120" w:type="dxa"/>
+              <w:right w:w="120" w:type="dxa"/>
+            </w:tcMar>
           </w:tcPr>
           <w:p>
+            <w:pPr>
+              <w:jc w:val="left"/>
+            </w:pPr>
             <w:r>
               <w:rPr>
-                <w:sz w:val="20"/>
+                <w:rFonts w:ascii="Segoe UI" w:hAnsi="Segoe UI"/>
+                <w:color w:val="334155"/>
+                <w:sz w:val="17"/>
               </w:rPr>
-              <w:t>Google Gemini AI</w:t>
-              <w:br/>
-              <w:t>(gemini-3.6-flash)</w:t>
+              <w:t>users</w:t>
             </w:r>
           </w:p>
         </w:tc>
         <w:tc>
           <w:tcPr>
-            <w:tcW w:type="dxa" w:w="3120"/>
-            <w:shd w:val="clear" w:color="auto" w:fill="EBF5FB"/>
+            <w:tcW w:type="dxa" w:w="1152"/>
+            <w:shd w:fill="FFFFFF"/>
+            <w:tcMar>
+              <w:top w:w="80" w:type="dxa"/>
+              <w:bottom w:w="80" w:type="dxa"/>
+              <w:left w:w="120" w:type="dxa"/>
+              <w:right w:w="120" w:type="dxa"/>
+            </w:tcMar>
           </w:tcPr>
           <w:p>
+            <w:pPr>
+              <w:jc w:val="left"/>
+            </w:pPr>
             <w:r>
               <w:rPr>
-                <w:sz w:val="20"/>
+                <w:rFonts w:ascii="Segoe UI" w:hAnsi="Segoe UI"/>
+                <w:color w:val="334155"/>
+                <w:sz w:val="17"/>
               </w:rPr>
-              <w:t>AI-generated symptom advice based on selected symptoms</w:t>
+              <w:t>id</w:t>
             </w:r>
           </w:p>
         </w:tc>
         <w:tc>
           <w:tcPr>
-            <w:tcW w:type="dxa" w:w="3120"/>
-            <w:shd w:val="clear" w:color="auto" w:fill="EBF5FB"/>
+            <w:tcW w:type="dxa" w:w="2592"/>
+            <w:shd w:fill="FFFFFF"/>
+            <w:tcMar>
+              <w:top w:w="80" w:type="dxa"/>
+              <w:bottom w:w="80" w:type="dxa"/>
+              <w:left w:w="120" w:type="dxa"/>
+              <w:right w:w="120" w:type="dxa"/>
+            </w:tcMar>
           </w:tcPr>
           <w:p>
+            <w:pPr>
+              <w:jc w:val="left"/>
+            </w:pPr>
             <w:r>
               <w:rPr>
-                <w:sz w:val="20"/>
+                <w:rFonts w:ascii="Segoe UI" w:hAnsi="Segoe UI"/>
+                <w:color w:val="334155"/>
+                <w:sz w:val="17"/>
               </w:rPr>
-              <w:t>symptoms.py → POST /api/symptoms/ai-advice</w:t>
+              <w:t>Unique(email)</w:t>
+            </w:r>
+          </w:p>
+        </w:tc>
+        <w:tc>
+          <w:tcPr>
+            <w:tcW w:type="dxa" w:w="4176"/>
+            <w:shd w:fill="FFFFFF"/>
+            <w:tcMar>
+              <w:top w:w="80" w:type="dxa"/>
+              <w:bottom w:w="80" w:type="dxa"/>
+              <w:left w:w="120" w:type="dxa"/>
+              <w:right w:w="120" w:type="dxa"/>
+            </w:tcMar>
+          </w:tcPr>
+          <w:p>
+            <w:pPr>
+              <w:jc w:val="left"/>
+            </w:pPr>
+            <w:r>
+              <w:rPr>
+                <w:rFonts w:ascii="Segoe UI" w:hAnsi="Segoe UI"/>
+                <w:color w:val="334155"/>
+                <w:sz w:val="17"/>
+              </w:rPr>
+              <w:t>Parent identity: first_name, last_name, phone, password_hash, role='Parent', is_admin.</w:t>
             </w:r>
           </w:p>
         </w:tc>
@@ -1304,40 +2253,101 @@
       <w:tr>
         <w:tc>
           <w:tcPr>
-            <w:tcW w:type="dxa" w:w="3120"/>
+            <w:tcW w:type="dxa" w:w="2160"/>
+            <w:shd w:fill="F8FAFC"/>
+            <w:tcMar>
+              <w:top w:w="80" w:type="dxa"/>
+              <w:bottom w:w="80" w:type="dxa"/>
+              <w:left w:w="120" w:type="dxa"/>
+              <w:right w:w="120" w:type="dxa"/>
+            </w:tcMar>
           </w:tcPr>
           <w:p>
+            <w:pPr>
+              <w:jc w:val="left"/>
+            </w:pPr>
             <w:r>
               <w:rPr>
-                <w:sz w:val="20"/>
+                <w:rFonts w:ascii="Segoe UI" w:hAnsi="Segoe UI"/>
+                <w:color w:val="334155"/>
+                <w:sz w:val="17"/>
               </w:rPr>
-              <w:t>Flask-SocketIO</w:t>
+              <w:t>password_reset_tokens</w:t>
             </w:r>
           </w:p>
         </w:tc>
         <w:tc>
           <w:tcPr>
-            <w:tcW w:type="dxa" w:w="3120"/>
+            <w:tcW w:type="dxa" w:w="1152"/>
+            <w:shd w:fill="F8FAFC"/>
+            <w:tcMar>
+              <w:top w:w="80" w:type="dxa"/>
+              <w:bottom w:w="80" w:type="dxa"/>
+              <w:left w:w="120" w:type="dxa"/>
+              <w:right w:w="120" w:type="dxa"/>
+            </w:tcMar>
           </w:tcPr>
           <w:p>
+            <w:pPr>
+              <w:jc w:val="left"/>
+            </w:pPr>
             <w:r>
               <w:rPr>
-                <w:sz w:val="20"/>
+                <w:rFonts w:ascii="Segoe UI" w:hAnsi="Segoe UI"/>
+                <w:color w:val="334155"/>
+                <w:sz w:val="17"/>
               </w:rPr>
-              <w:t>Real-time WebSocket messaging between parents and clinic staff</w:t>
+              <w:t>id</w:t>
             </w:r>
           </w:p>
         </w:tc>
         <w:tc>
           <w:tcPr>
-            <w:tcW w:type="dxa" w:w="3120"/>
+            <w:tcW w:type="dxa" w:w="2592"/>
+            <w:shd w:fill="F8FAFC"/>
+            <w:tcMar>
+              <w:top w:w="80" w:type="dxa"/>
+              <w:bottom w:w="80" w:type="dxa"/>
+              <w:left w:w="120" w:type="dxa"/>
+              <w:right w:w="120" w:type="dxa"/>
+            </w:tcMar>
           </w:tcPr>
           <w:p>
+            <w:pPr>
+              <w:jc w:val="left"/>
+            </w:pPr>
             <w:r>
               <w:rPr>
-                <w:sz w:val="20"/>
+                <w:rFonts w:ascii="Segoe UI" w:hAnsi="Segoe UI"/>
+                <w:color w:val="334155"/>
+                <w:sz w:val="17"/>
               </w:rPr>
-              <w:t>chat.py → clinic ↔ parent chat rooms</w:t>
+              <w:t>user_id -&gt; users.id</w:t>
+            </w:r>
+          </w:p>
+        </w:tc>
+        <w:tc>
+          <w:tcPr>
+            <w:tcW w:type="dxa" w:w="4176"/>
+            <w:shd w:fill="F8FAFC"/>
+            <w:tcMar>
+              <w:top w:w="80" w:type="dxa"/>
+              <w:bottom w:w="80" w:type="dxa"/>
+              <w:left w:w="120" w:type="dxa"/>
+              <w:right w:w="120" w:type="dxa"/>
+            </w:tcMar>
+          </w:tcPr>
+          <w:p>
+            <w:pPr>
+              <w:jc w:val="left"/>
+            </w:pPr>
+            <w:r>
+              <w:rPr>
+                <w:rFonts w:ascii="Segoe UI" w:hAnsi="Segoe UI"/>
+                <w:color w:val="334155"/>
+                <w:sz w:val="17"/>
+              </w:rPr>
+              <w:t>Secure password recovery: token_hash, expires_at (30 min TTL), used (boolean).</w:t>
             </w:r>
           </w:p>
         </w:tc>
@@ -1345,43 +2355,101 @@
       <w:tr>
         <w:tc>
           <w:tcPr>
-            <w:tcW w:type="dxa" w:w="3120"/>
-            <w:shd w:val="clear" w:color="auto" w:fill="EBF5FB"/>
+            <w:tcW w:type="dxa" w:w="2160"/>
+            <w:shd w:fill="FFFFFF"/>
+            <w:tcMar>
+              <w:top w:w="80" w:type="dxa"/>
+              <w:bottom w:w="80" w:type="dxa"/>
+              <w:left w:w="120" w:type="dxa"/>
+              <w:right w:w="120" w:type="dxa"/>
+            </w:tcMar>
           </w:tcPr>
           <w:p>
+            <w:pPr>
+              <w:jc w:val="left"/>
+            </w:pPr>
             <w:r>
               <w:rPr>
-                <w:sz w:val="20"/>
+                <w:rFonts w:ascii="Segoe UI" w:hAnsi="Segoe UI"/>
+                <w:color w:val="334155"/>
+                <w:sz w:val="17"/>
               </w:rPr>
-              <w:t>Supabase (PostgreSQL)</w:t>
+              <w:t>child_profiles</w:t>
             </w:r>
           </w:p>
         </w:tc>
         <w:tc>
           <w:tcPr>
-            <w:tcW w:type="dxa" w:w="3120"/>
-            <w:shd w:val="clear" w:color="auto" w:fill="EBF5FB"/>
+            <w:tcW w:type="dxa" w:w="1152"/>
+            <w:shd w:fill="FFFFFF"/>
+            <w:tcMar>
+              <w:top w:w="80" w:type="dxa"/>
+              <w:bottom w:w="80" w:type="dxa"/>
+              <w:left w:w="120" w:type="dxa"/>
+              <w:right w:w="120" w:type="dxa"/>
+            </w:tcMar>
           </w:tcPr>
           <w:p>
+            <w:pPr>
+              <w:jc w:val="left"/>
+            </w:pPr>
             <w:r>
               <w:rPr>
-                <w:sz w:val="20"/>
+                <w:rFonts w:ascii="Segoe UI" w:hAnsi="Segoe UI"/>
+                <w:color w:val="334155"/>
+                <w:sz w:val="17"/>
               </w:rPr>
-              <w:t>Cloud-hosted relational database for production</w:t>
+              <w:t>id</w:t>
             </w:r>
           </w:p>
         </w:tc>
         <w:tc>
           <w:tcPr>
-            <w:tcW w:type="dxa" w:w="3120"/>
-            <w:shd w:val="clear" w:color="auto" w:fill="EBF5FB"/>
+            <w:tcW w:type="dxa" w:w="2592"/>
+            <w:shd w:fill="FFFFFF"/>
+            <w:tcMar>
+              <w:top w:w="80" w:type="dxa"/>
+              <w:bottom w:w="80" w:type="dxa"/>
+              <w:left w:w="120" w:type="dxa"/>
+              <w:right w:w="120" w:type="dxa"/>
+            </w:tcMar>
           </w:tcPr>
           <w:p>
+            <w:pPr>
+              <w:jc w:val="left"/>
+            </w:pPr>
             <w:r>
               <w:rPr>
-                <w:sz w:val="20"/>
+                <w:rFonts w:ascii="Segoe UI" w:hAnsi="Segoe UI"/>
+                <w:color w:val="334155"/>
+                <w:sz w:val="17"/>
               </w:rPr>
-              <w:t>config.py → DATABASE_URL env variable</w:t>
+              <w:t>user_id -&gt; users.id (Cascade delete)</w:t>
+            </w:r>
+          </w:p>
+        </w:tc>
+        <w:tc>
+          <w:tcPr>
+            <w:tcW w:type="dxa" w:w="4176"/>
+            <w:shd w:fill="FFFFFF"/>
+            <w:tcMar>
+              <w:top w:w="80" w:type="dxa"/>
+              <w:bottom w:w="80" w:type="dxa"/>
+              <w:left w:w="120" w:type="dxa"/>
+              <w:right w:w="120" w:type="dxa"/>
+            </w:tcMar>
+          </w:tcPr>
+          <w:p>
+            <w:pPr>
+              <w:jc w:val="left"/>
+            </w:pPr>
+            <w:r>
+              <w:rPr>
+                <w:rFonts w:ascii="Segoe UI" w:hAnsi="Segoe UI"/>
+                <w:color w:val="334155"/>
+                <w:sz w:val="17"/>
+              </w:rPr>
+              <w:t>Child data: name, date_of_birth, gender, special_needs_type, profile_color.</w:t>
             </w:r>
           </w:p>
         </w:tc>
@@ -1389,40 +2457,101 @@
       <w:tr>
         <w:tc>
           <w:tcPr>
-            <w:tcW w:type="dxa" w:w="3120"/>
+            <w:tcW w:type="dxa" w:w="2160"/>
+            <w:shd w:fill="F8FAFC"/>
+            <w:tcMar>
+              <w:top w:w="80" w:type="dxa"/>
+              <w:bottom w:w="80" w:type="dxa"/>
+              <w:left w:w="120" w:type="dxa"/>
+              <w:right w:w="120" w:type="dxa"/>
+            </w:tcMar>
           </w:tcPr>
           <w:p>
+            <w:pPr>
+              <w:jc w:val="left"/>
+            </w:pPr>
             <w:r>
               <w:rPr>
-                <w:sz w:val="20"/>
+                <w:rFonts w:ascii="Segoe UI" w:hAnsi="Segoe UI"/>
+                <w:color w:val="334155"/>
+                <w:sz w:val="17"/>
               </w:rPr>
-              <w:t>SQLite</w:t>
+              <w:t>clinic_accounts</w:t>
             </w:r>
           </w:p>
         </w:tc>
         <w:tc>
           <w:tcPr>
-            <w:tcW w:type="dxa" w:w="3120"/>
+            <w:tcW w:type="dxa" w:w="1152"/>
+            <w:shd w:fill="F8FAFC"/>
+            <w:tcMar>
+              <w:top w:w="80" w:type="dxa"/>
+              <w:bottom w:w="80" w:type="dxa"/>
+              <w:left w:w="120" w:type="dxa"/>
+              <w:right w:w="120" w:type="dxa"/>
+            </w:tcMar>
           </w:tcPr>
           <w:p>
+            <w:pPr>
+              <w:jc w:val="left"/>
+            </w:pPr>
             <w:r>
               <w:rPr>
-                <w:sz w:val="20"/>
+                <w:rFonts w:ascii="Segoe UI" w:hAnsi="Segoe UI"/>
+                <w:color w:val="334155"/>
+                <w:sz w:val="17"/>
               </w:rPr>
-              <w:t>Local development database fallback</w:t>
+              <w:t>id</w:t>
             </w:r>
           </w:p>
         </w:tc>
         <w:tc>
           <w:tcPr>
-            <w:tcW w:type="dxa" w:w="3120"/>
+            <w:tcW w:type="dxa" w:w="2592"/>
+            <w:shd w:fill="F8FAFC"/>
+            <w:tcMar>
+              <w:top w:w="80" w:type="dxa"/>
+              <w:bottom w:w="80" w:type="dxa"/>
+              <w:left w:w="120" w:type="dxa"/>
+              <w:right w:w="120" w:type="dxa"/>
+            </w:tcMar>
           </w:tcPr>
           <w:p>
+            <w:pPr>
+              <w:jc w:val="left"/>
+            </w:pPr>
             <w:r>
               <w:rPr>
-                <w:sz w:val="20"/>
+                <w:rFonts w:ascii="Segoe UI" w:hAnsi="Segoe UI"/>
+                <w:color w:val="334155"/>
+                <w:sz w:val="17"/>
               </w:rPr>
-              <w:t>config.py → paprep.db</w:t>
+              <w:t>Unique(email)</w:t>
+            </w:r>
+          </w:p>
+        </w:tc>
+        <w:tc>
+          <w:tcPr>
+            <w:tcW w:type="dxa" w:w="4176"/>
+            <w:shd w:fill="F8FAFC"/>
+            <w:tcMar>
+              <w:top w:w="80" w:type="dxa"/>
+              <w:bottom w:w="80" w:type="dxa"/>
+              <w:left w:w="120" w:type="dxa"/>
+              <w:right w:w="120" w:type="dxa"/>
+            </w:tcMar>
+          </w:tcPr>
+          <w:p>
+            <w:pPr>
+              <w:jc w:val="left"/>
+            </w:pPr>
+            <w:r>
+              <w:rPr>
+                <w:rFonts w:ascii="Segoe UI" w:hAnsi="Segoe UI"/>
+                <w:color w:val="334155"/>
+                <w:sz w:val="17"/>
+              </w:rPr>
+              <w:t>Clinic staff identity: contact_name, email, password_hash, totp_secret, totp_enabled.</w:t>
             </w:r>
           </w:p>
         </w:tc>
@@ -1430,43 +2559,101 @@
       <w:tr>
         <w:tc>
           <w:tcPr>
-            <w:tcW w:type="dxa" w:w="3120"/>
-            <w:shd w:val="clear" w:color="auto" w:fill="EBF5FB"/>
+            <w:tcW w:type="dxa" w:w="2160"/>
+            <w:shd w:fill="FFFFFF"/>
+            <w:tcMar>
+              <w:top w:w="80" w:type="dxa"/>
+              <w:bottom w:w="80" w:type="dxa"/>
+              <w:left w:w="120" w:type="dxa"/>
+              <w:right w:w="120" w:type="dxa"/>
+            </w:tcMar>
           </w:tcPr>
           <w:p>
+            <w:pPr>
+              <w:jc w:val="left"/>
+            </w:pPr>
             <w:r>
               <w:rPr>
-                <w:sz w:val="20"/>
+                <w:rFonts w:ascii="Segoe UI" w:hAnsi="Segoe UI"/>
+                <w:color w:val="334155"/>
+                <w:sz w:val="17"/>
               </w:rPr>
-              <w:t>Leaflet.js + OpenStreetMap</w:t>
+              <w:t>clinics</w:t>
             </w:r>
           </w:p>
         </w:tc>
         <w:tc>
           <w:tcPr>
-            <w:tcW w:type="dxa" w:w="3120"/>
-            <w:shd w:val="clear" w:color="auto" w:fill="EBF5FB"/>
+            <w:tcW w:type="dxa" w:w="1152"/>
+            <w:shd w:fill="FFFFFF"/>
+            <w:tcMar>
+              <w:top w:w="80" w:type="dxa"/>
+              <w:bottom w:w="80" w:type="dxa"/>
+              <w:left w:w="120" w:type="dxa"/>
+              <w:right w:w="120" w:type="dxa"/>
+            </w:tcMar>
           </w:tcPr>
           <w:p>
+            <w:pPr>
+              <w:jc w:val="left"/>
+            </w:pPr>
             <w:r>
               <w:rPr>
-                <w:sz w:val="20"/>
+                <w:rFonts w:ascii="Segoe UI" w:hAnsi="Segoe UI"/>
+                <w:color w:val="334155"/>
+                <w:sz w:val="17"/>
               </w:rPr>
-              <w:t>Interactive map for browsing and locating clinics</w:t>
+              <w:t>id</w:t>
             </w:r>
           </w:p>
         </w:tc>
         <w:tc>
           <w:tcPr>
-            <w:tcW w:type="dxa" w:w="3120"/>
-            <w:shd w:val="clear" w:color="auto" w:fill="EBF5FB"/>
+            <w:tcW w:type="dxa" w:w="2592"/>
+            <w:shd w:fill="FFFFFF"/>
+            <w:tcMar>
+              <w:top w:w="80" w:type="dxa"/>
+              <w:bottom w:w="80" w:type="dxa"/>
+              <w:left w:w="120" w:type="dxa"/>
+              <w:right w:w="120" w:type="dxa"/>
+            </w:tcMar>
           </w:tcPr>
           <w:p>
+            <w:pPr>
+              <w:jc w:val="left"/>
+            </w:pPr>
             <w:r>
               <w:rPr>
-                <w:sz w:val="20"/>
+                <w:rFonts w:ascii="Segoe UI" w:hAnsi="Segoe UI"/>
+                <w:color w:val="334155"/>
+                <w:sz w:val="17"/>
               </w:rPr>
-              <w:t>clinics module (frontend JS)</w:t>
+              <w:t>clinic_account_id -&gt; clinic_accounts.id</w:t>
+            </w:r>
+          </w:p>
+        </w:tc>
+        <w:tc>
+          <w:tcPr>
+            <w:tcW w:type="dxa" w:w="4176"/>
+            <w:shd w:fill="FFFFFF"/>
+            <w:tcMar>
+              <w:top w:w="80" w:type="dxa"/>
+              <w:bottom w:w="80" w:type="dxa"/>
+              <w:left w:w="120" w:type="dxa"/>
+              <w:right w:w="120" w:type="dxa"/>
+            </w:tcMar>
+          </w:tcPr>
+          <w:p>
+            <w:pPr>
+              <w:jc w:val="left"/>
+            </w:pPr>
+            <w:r>
+              <w:rPr>
+                <w:rFonts w:ascii="Segoe UI" w:hAnsi="Segoe UI"/>
+                <w:color w:val="334155"/>
+                <w:sz w:val="17"/>
+              </w:rPr>
+              <w:t>Clinic profile: name, address, city, latitude, longitude, phone, clinic_type, description.</w:t>
             </w:r>
           </w:p>
         </w:tc>
@@ -1474,40 +2661,101 @@
       <w:tr>
         <w:tc>
           <w:tcPr>
-            <w:tcW w:type="dxa" w:w="3120"/>
+            <w:tcW w:type="dxa" w:w="2160"/>
+            <w:shd w:fill="F8FAFC"/>
+            <w:tcMar>
+              <w:top w:w="80" w:type="dxa"/>
+              <w:bottom w:w="80" w:type="dxa"/>
+              <w:left w:w="120" w:type="dxa"/>
+              <w:right w:w="120" w:type="dxa"/>
+            </w:tcMar>
           </w:tcPr>
           <w:p>
+            <w:pPr>
+              <w:jc w:val="left"/>
+            </w:pPr>
             <w:r>
               <w:rPr>
-                <w:sz w:val="20"/>
+                <w:rFonts w:ascii="Segoe UI" w:hAnsi="Segoe UI"/>
+                <w:color w:val="334155"/>
+                <w:sz w:val="17"/>
               </w:rPr>
-              <w:t>PyOTP</w:t>
+              <w:t>clinic_schedules</w:t>
             </w:r>
           </w:p>
         </w:tc>
         <w:tc>
           <w:tcPr>
-            <w:tcW w:type="dxa" w:w="3120"/>
+            <w:tcW w:type="dxa" w:w="1152"/>
+            <w:shd w:fill="F8FAFC"/>
+            <w:tcMar>
+              <w:top w:w="80" w:type="dxa"/>
+              <w:bottom w:w="80" w:type="dxa"/>
+              <w:left w:w="120" w:type="dxa"/>
+              <w:right w:w="120" w:type="dxa"/>
+            </w:tcMar>
           </w:tcPr>
           <w:p>
+            <w:pPr>
+              <w:jc w:val="left"/>
+            </w:pPr>
             <w:r>
               <w:rPr>
-                <w:sz w:val="20"/>
+                <w:rFonts w:ascii="Segoe UI" w:hAnsi="Segoe UI"/>
+                <w:color w:val="334155"/>
+                <w:sz w:val="17"/>
               </w:rPr>
-              <w:t>Time-based One-Time Password (TOTP) for clinic 2FA</w:t>
+              <w:t>id</w:t>
             </w:r>
           </w:p>
         </w:tc>
         <w:tc>
           <w:tcPr>
-            <w:tcW w:type="dxa" w:w="3120"/>
+            <w:tcW w:type="dxa" w:w="2592"/>
+            <w:shd w:fill="F8FAFC"/>
+            <w:tcMar>
+              <w:top w:w="80" w:type="dxa"/>
+              <w:bottom w:w="80" w:type="dxa"/>
+              <w:left w:w="120" w:type="dxa"/>
+              <w:right w:w="120" w:type="dxa"/>
+            </w:tcMar>
           </w:tcPr>
           <w:p>
+            <w:pPr>
+              <w:jc w:val="left"/>
+            </w:pPr>
             <w:r>
               <w:rPr>
-                <w:sz w:val="20"/>
+                <w:rFonts w:ascii="Segoe UI" w:hAnsi="Segoe UI"/>
+                <w:color w:val="334155"/>
+                <w:sz w:val="17"/>
               </w:rPr>
-              <w:t>clinic_portal.py</w:t>
+              <w:t>clinic_id -&gt; clinics.id</w:t>
+            </w:r>
+          </w:p>
+        </w:tc>
+        <w:tc>
+          <w:tcPr>
+            <w:tcW w:type="dxa" w:w="4176"/>
+            <w:shd w:fill="F8FAFC"/>
+            <w:tcMar>
+              <w:top w:w="80" w:type="dxa"/>
+              <w:bottom w:w="80" w:type="dxa"/>
+              <w:left w:w="120" w:type="dxa"/>
+              <w:right w:w="120" w:type="dxa"/>
+            </w:tcMar>
+          </w:tcPr>
+          <w:p>
+            <w:pPr>
+              <w:jc w:val="left"/>
+            </w:pPr>
+            <w:r>
+              <w:rPr>
+                <w:rFonts w:ascii="Segoe UI" w:hAnsi="Segoe UI"/>
+                <w:color w:val="334155"/>
+                <w:sz w:val="17"/>
+              </w:rPr>
+              <w:t>Operational hours: day_of_week (0-6), open_time, close_time, is_closed.</w:t>
             </w:r>
           </w:p>
         </w:tc>
@@ -1515,43 +2763,2039 @@
       <w:tr>
         <w:tc>
           <w:tcPr>
-            <w:tcW w:type="dxa" w:w="3120"/>
-            <w:shd w:val="clear" w:color="auto" w:fill="EBF5FB"/>
+            <w:tcW w:type="dxa" w:w="2160"/>
+            <w:shd w:fill="FFFFFF"/>
+            <w:tcMar>
+              <w:top w:w="80" w:type="dxa"/>
+              <w:bottom w:w="80" w:type="dxa"/>
+              <w:left w:w="120" w:type="dxa"/>
+              <w:right w:w="120" w:type="dxa"/>
+            </w:tcMar>
           </w:tcPr>
           <w:p>
+            <w:pPr>
+              <w:jc w:val="left"/>
+            </w:pPr>
             <w:r>
               <w:rPr>
-                <w:sz w:val="20"/>
+                <w:rFonts w:ascii="Segoe UI" w:hAnsi="Segoe UI"/>
+                <w:color w:val="334155"/>
+                <w:sz w:val="17"/>
               </w:rPr>
-              <w:t>QRCode</w:t>
+              <w:t>time_slots</w:t>
             </w:r>
           </w:p>
         </w:tc>
         <w:tc>
           <w:tcPr>
-            <w:tcW w:type="dxa" w:w="3120"/>
-            <w:shd w:val="clear" w:color="auto" w:fill="EBF5FB"/>
+            <w:tcW w:type="dxa" w:w="1152"/>
+            <w:shd w:fill="FFFFFF"/>
+            <w:tcMar>
+              <w:top w:w="80" w:type="dxa"/>
+              <w:bottom w:w="80" w:type="dxa"/>
+              <w:left w:w="120" w:type="dxa"/>
+              <w:right w:w="120" w:type="dxa"/>
+            </w:tcMar>
           </w:tcPr>
           <w:p>
+            <w:pPr>
+              <w:jc w:val="left"/>
+            </w:pPr>
             <w:r>
               <w:rPr>
-                <w:sz w:val="20"/>
+                <w:rFonts w:ascii="Segoe UI" w:hAnsi="Segoe UI"/>
+                <w:color w:val="334155"/>
+                <w:sz w:val="17"/>
               </w:rPr>
-              <w:t>Generates QR codes for TOTP 2FA setup</w:t>
+              <w:t>id</w:t>
             </w:r>
           </w:p>
         </w:tc>
         <w:tc>
           <w:tcPr>
-            <w:tcW w:type="dxa" w:w="3120"/>
-            <w:shd w:val="clear" w:color="auto" w:fill="EBF5FB"/>
+            <w:tcW w:type="dxa" w:w="2592"/>
+            <w:shd w:fill="FFFFFF"/>
+            <w:tcMar>
+              <w:top w:w="80" w:type="dxa"/>
+              <w:bottom w:w="80" w:type="dxa"/>
+              <w:left w:w="120" w:type="dxa"/>
+              <w:right w:w="120" w:type="dxa"/>
+            </w:tcMar>
           </w:tcPr>
           <w:p>
+            <w:pPr>
+              <w:jc w:val="left"/>
+            </w:pPr>
             <w:r>
               <w:rPr>
-                <w:sz w:val="20"/>
+                <w:rFonts w:ascii="Segoe UI" w:hAnsi="Segoe UI"/>
+                <w:color w:val="334155"/>
+                <w:sz w:val="17"/>
               </w:rPr>
-              <w:t>clinic_portal.py</w:t>
+              <w:t>clinic_id -&gt; clinics.id</w:t>
+            </w:r>
+          </w:p>
+        </w:tc>
+        <w:tc>
+          <w:tcPr>
+            <w:tcW w:type="dxa" w:w="4176"/>
+            <w:shd w:fill="FFFFFF"/>
+            <w:tcMar>
+              <w:top w:w="80" w:type="dxa"/>
+              <w:bottom w:w="80" w:type="dxa"/>
+              <w:left w:w="120" w:type="dxa"/>
+              <w:right w:w="120" w:type="dxa"/>
+            </w:tcMar>
+          </w:tcPr>
+          <w:p>
+            <w:pPr>
+              <w:jc w:val="left"/>
+            </w:pPr>
+            <w:r>
+              <w:rPr>
+                <w:rFonts w:ascii="Segoe UI" w:hAnsi="Segoe UI"/>
+                <w:color w:val="334155"/>
+                <w:sz w:val="17"/>
+              </w:rPr>
+              <w:t>Appointment slots: slot_date, start_time, end_time, total_slots, booked_slots.</w:t>
+            </w:r>
+          </w:p>
+        </w:tc>
+      </w:tr>
+      <w:tr>
+        <w:tc>
+          <w:tcPr>
+            <w:tcW w:type="dxa" w:w="2160"/>
+            <w:shd w:fill="F8FAFC"/>
+            <w:tcMar>
+              <w:top w:w="80" w:type="dxa"/>
+              <w:bottom w:w="80" w:type="dxa"/>
+              <w:left w:w="120" w:type="dxa"/>
+              <w:right w:w="120" w:type="dxa"/>
+            </w:tcMar>
+          </w:tcPr>
+          <w:p>
+            <w:pPr>
+              <w:jc w:val="left"/>
+            </w:pPr>
+            <w:r>
+              <w:rPr>
+                <w:rFonts w:ascii="Segoe UI" w:hAnsi="Segoe UI"/>
+                <w:color w:val="334155"/>
+                <w:sz w:val="17"/>
+              </w:rPr>
+              <w:t>clinic_registrations</w:t>
+            </w:r>
+          </w:p>
+        </w:tc>
+        <w:tc>
+          <w:tcPr>
+            <w:tcW w:type="dxa" w:w="1152"/>
+            <w:shd w:fill="F8FAFC"/>
+            <w:tcMar>
+              <w:top w:w="80" w:type="dxa"/>
+              <w:bottom w:w="80" w:type="dxa"/>
+              <w:left w:w="120" w:type="dxa"/>
+              <w:right w:w="120" w:type="dxa"/>
+            </w:tcMar>
+          </w:tcPr>
+          <w:p>
+            <w:pPr>
+              <w:jc w:val="left"/>
+            </w:pPr>
+            <w:r>
+              <w:rPr>
+                <w:rFonts w:ascii="Segoe UI" w:hAnsi="Segoe UI"/>
+                <w:color w:val="334155"/>
+                <w:sz w:val="17"/>
+              </w:rPr>
+              <w:t>id</w:t>
+            </w:r>
+          </w:p>
+        </w:tc>
+        <w:tc>
+          <w:tcPr>
+            <w:tcW w:type="dxa" w:w="2592"/>
+            <w:shd w:fill="F8FAFC"/>
+            <w:tcMar>
+              <w:top w:w="80" w:type="dxa"/>
+              <w:bottom w:w="80" w:type="dxa"/>
+              <w:left w:w="120" w:type="dxa"/>
+              <w:right w:w="120" w:type="dxa"/>
+            </w:tcMar>
+          </w:tcPr>
+          <w:p>
+            <w:pPr>
+              <w:jc w:val="left"/>
+            </w:pPr>
+            <w:r>
+              <w:rPr>
+                <w:rFonts w:ascii="Segoe UI" w:hAnsi="Segoe UI"/>
+                <w:color w:val="334155"/>
+                <w:sz w:val="17"/>
+              </w:rPr>
+              <w:t>Unique(clinic_id, user_id)</w:t>
+            </w:r>
+          </w:p>
+        </w:tc>
+        <w:tc>
+          <w:tcPr>
+            <w:tcW w:type="dxa" w:w="4176"/>
+            <w:shd w:fill="F8FAFC"/>
+            <w:tcMar>
+              <w:top w:w="80" w:type="dxa"/>
+              <w:bottom w:w="80" w:type="dxa"/>
+              <w:left w:w="120" w:type="dxa"/>
+              <w:right w:w="120" w:type="dxa"/>
+            </w:tcMar>
+          </w:tcPr>
+          <w:p>
+            <w:pPr>
+              <w:jc w:val="left"/>
+            </w:pPr>
+            <w:r>
+              <w:rPr>
+                <w:rFonts w:ascii="Segoe UI" w:hAnsi="Segoe UI"/>
+                <w:color w:val="334155"/>
+                <w:sz w:val="17"/>
+              </w:rPr>
+              <w:t>Link table connecting registered parents/children with medical clinics.</w:t>
+            </w:r>
+          </w:p>
+        </w:tc>
+      </w:tr>
+      <w:tr>
+        <w:tc>
+          <w:tcPr>
+            <w:tcW w:type="dxa" w:w="2160"/>
+            <w:shd w:fill="FFFFFF"/>
+            <w:tcMar>
+              <w:top w:w="80" w:type="dxa"/>
+              <w:bottom w:w="80" w:type="dxa"/>
+              <w:left w:w="120" w:type="dxa"/>
+              <w:right w:w="120" w:type="dxa"/>
+            </w:tcMar>
+          </w:tcPr>
+          <w:p>
+            <w:pPr>
+              <w:jc w:val="left"/>
+            </w:pPr>
+            <w:r>
+              <w:rPr>
+                <w:rFonts w:ascii="Segoe UI" w:hAnsi="Segoe UI"/>
+                <w:color w:val="334155"/>
+                <w:sz w:val="17"/>
+              </w:rPr>
+              <w:t>clinic_messages</w:t>
+            </w:r>
+          </w:p>
+        </w:tc>
+        <w:tc>
+          <w:tcPr>
+            <w:tcW w:type="dxa" w:w="1152"/>
+            <w:shd w:fill="FFFFFF"/>
+            <w:tcMar>
+              <w:top w:w="80" w:type="dxa"/>
+              <w:bottom w:w="80" w:type="dxa"/>
+              <w:left w:w="120" w:type="dxa"/>
+              <w:right w:w="120" w:type="dxa"/>
+            </w:tcMar>
+          </w:tcPr>
+          <w:p>
+            <w:pPr>
+              <w:jc w:val="left"/>
+            </w:pPr>
+            <w:r>
+              <w:rPr>
+                <w:rFonts w:ascii="Segoe UI" w:hAnsi="Segoe UI"/>
+                <w:color w:val="334155"/>
+                <w:sz w:val="17"/>
+              </w:rPr>
+              <w:t>id</w:t>
+            </w:r>
+          </w:p>
+        </w:tc>
+        <w:tc>
+          <w:tcPr>
+            <w:tcW w:type="dxa" w:w="2592"/>
+            <w:shd w:fill="FFFFFF"/>
+            <w:tcMar>
+              <w:top w:w="80" w:type="dxa"/>
+              <w:bottom w:w="80" w:type="dxa"/>
+              <w:left w:w="120" w:type="dxa"/>
+              <w:right w:w="120" w:type="dxa"/>
+            </w:tcMar>
+          </w:tcPr>
+          <w:p>
+            <w:pPr>
+              <w:jc w:val="left"/>
+            </w:pPr>
+            <w:r>
+              <w:rPr>
+                <w:rFonts w:ascii="Segoe UI" w:hAnsi="Segoe UI"/>
+                <w:color w:val="334155"/>
+                <w:sz w:val="17"/>
+              </w:rPr>
+              <w:t>clinic_id, user_id -&gt; clinics, users</w:t>
+            </w:r>
+          </w:p>
+        </w:tc>
+        <w:tc>
+          <w:tcPr>
+            <w:tcW w:type="dxa" w:w="4176"/>
+            <w:shd w:fill="FFFFFF"/>
+            <w:tcMar>
+              <w:top w:w="80" w:type="dxa"/>
+              <w:bottom w:w="80" w:type="dxa"/>
+              <w:left w:w="120" w:type="dxa"/>
+              <w:right w:w="120" w:type="dxa"/>
+            </w:tcMar>
+          </w:tcPr>
+          <w:p>
+            <w:pPr>
+              <w:jc w:val="left"/>
+            </w:pPr>
+            <w:r>
+              <w:rPr>
+                <w:rFonts w:ascii="Segoe UI" w:hAnsi="Segoe UI"/>
+                <w:color w:val="334155"/>
+                <w:sz w:val="17"/>
+              </w:rPr>
+              <w:t>Chat messages: sender ('user'/'clinic'), text, attachment_url, attachment_type, is_read.</w:t>
+            </w:r>
+          </w:p>
+        </w:tc>
+      </w:tr>
+      <w:tr>
+        <w:tc>
+          <w:tcPr>
+            <w:tcW w:type="dxa" w:w="2160"/>
+            <w:shd w:fill="F8FAFC"/>
+            <w:tcMar>
+              <w:top w:w="80" w:type="dxa"/>
+              <w:bottom w:w="80" w:type="dxa"/>
+              <w:left w:w="120" w:type="dxa"/>
+              <w:right w:w="120" w:type="dxa"/>
+            </w:tcMar>
+          </w:tcPr>
+          <w:p>
+            <w:pPr>
+              <w:jc w:val="left"/>
+            </w:pPr>
+            <w:r>
+              <w:rPr>
+                <w:rFonts w:ascii="Segoe UI" w:hAnsi="Segoe UI"/>
+                <w:color w:val="334155"/>
+                <w:sz w:val="17"/>
+              </w:rPr>
+              <w:t>clinic_announcements</w:t>
+            </w:r>
+          </w:p>
+        </w:tc>
+        <w:tc>
+          <w:tcPr>
+            <w:tcW w:type="dxa" w:w="1152"/>
+            <w:shd w:fill="F8FAFC"/>
+            <w:tcMar>
+              <w:top w:w="80" w:type="dxa"/>
+              <w:bottom w:w="80" w:type="dxa"/>
+              <w:left w:w="120" w:type="dxa"/>
+              <w:right w:w="120" w:type="dxa"/>
+            </w:tcMar>
+          </w:tcPr>
+          <w:p>
+            <w:pPr>
+              <w:jc w:val="left"/>
+            </w:pPr>
+            <w:r>
+              <w:rPr>
+                <w:rFonts w:ascii="Segoe UI" w:hAnsi="Segoe UI"/>
+                <w:color w:val="334155"/>
+                <w:sz w:val="17"/>
+              </w:rPr>
+              <w:t>id</w:t>
+            </w:r>
+          </w:p>
+        </w:tc>
+        <w:tc>
+          <w:tcPr>
+            <w:tcW w:type="dxa" w:w="2592"/>
+            <w:shd w:fill="F8FAFC"/>
+            <w:tcMar>
+              <w:top w:w="80" w:type="dxa"/>
+              <w:bottom w:w="80" w:type="dxa"/>
+              <w:left w:w="120" w:type="dxa"/>
+              <w:right w:w="120" w:type="dxa"/>
+            </w:tcMar>
+          </w:tcPr>
+          <w:p>
+            <w:pPr>
+              <w:jc w:val="left"/>
+            </w:pPr>
+            <w:r>
+              <w:rPr>
+                <w:rFonts w:ascii="Segoe UI" w:hAnsi="Segoe UI"/>
+                <w:color w:val="334155"/>
+                <w:sz w:val="17"/>
+              </w:rPr>
+              <w:t>clinic_id -&gt; clinics.id</w:t>
+            </w:r>
+          </w:p>
+        </w:tc>
+        <w:tc>
+          <w:tcPr>
+            <w:tcW w:type="dxa" w:w="4176"/>
+            <w:shd w:fill="F8FAFC"/>
+            <w:tcMar>
+              <w:top w:w="80" w:type="dxa"/>
+              <w:bottom w:w="80" w:type="dxa"/>
+              <w:left w:w="120" w:type="dxa"/>
+              <w:right w:w="120" w:type="dxa"/>
+            </w:tcMar>
+          </w:tcPr>
+          <w:p>
+            <w:pPr>
+              <w:jc w:val="left"/>
+            </w:pPr>
+            <w:r>
+              <w:rPr>
+                <w:rFonts w:ascii="Segoe UI" w:hAnsi="Segoe UI"/>
+                <w:color w:val="334155"/>
+                <w:sz w:val="17"/>
+              </w:rPr>
+              <w:t>Broadcasts: title, body, is_active, created_at, expires_at.</w:t>
+            </w:r>
+          </w:p>
+        </w:tc>
+      </w:tr>
+      <w:tr>
+        <w:tc>
+          <w:tcPr>
+            <w:tcW w:type="dxa" w:w="2160"/>
+            <w:shd w:fill="FFFFFF"/>
+            <w:tcMar>
+              <w:top w:w="80" w:type="dxa"/>
+              <w:bottom w:w="80" w:type="dxa"/>
+              <w:left w:w="120" w:type="dxa"/>
+              <w:right w:w="120" w:type="dxa"/>
+            </w:tcMar>
+          </w:tcPr>
+          <w:p>
+            <w:pPr>
+              <w:jc w:val="left"/>
+            </w:pPr>
+            <w:r>
+              <w:rPr>
+                <w:rFonts w:ascii="Segoe UI" w:hAnsi="Segoe UI"/>
+                <w:color w:val="334155"/>
+                <w:sz w:val="17"/>
+              </w:rPr>
+              <w:t>newsletters</w:t>
+            </w:r>
+          </w:p>
+        </w:tc>
+        <w:tc>
+          <w:tcPr>
+            <w:tcW w:type="dxa" w:w="1152"/>
+            <w:shd w:fill="FFFFFF"/>
+            <w:tcMar>
+              <w:top w:w="80" w:type="dxa"/>
+              <w:bottom w:w="80" w:type="dxa"/>
+              <w:left w:w="120" w:type="dxa"/>
+              <w:right w:w="120" w:type="dxa"/>
+            </w:tcMar>
+          </w:tcPr>
+          <w:p>
+            <w:pPr>
+              <w:jc w:val="left"/>
+            </w:pPr>
+            <w:r>
+              <w:rPr>
+                <w:rFonts w:ascii="Segoe UI" w:hAnsi="Segoe UI"/>
+                <w:color w:val="334155"/>
+                <w:sz w:val="17"/>
+              </w:rPr>
+              <w:t>id</w:t>
+            </w:r>
+          </w:p>
+        </w:tc>
+        <w:tc>
+          <w:tcPr>
+            <w:tcW w:type="dxa" w:w="2592"/>
+            <w:shd w:fill="FFFFFF"/>
+            <w:tcMar>
+              <w:top w:w="80" w:type="dxa"/>
+              <w:bottom w:w="80" w:type="dxa"/>
+              <w:left w:w="120" w:type="dxa"/>
+              <w:right w:w="120" w:type="dxa"/>
+            </w:tcMar>
+          </w:tcPr>
+          <w:p>
+            <w:pPr>
+              <w:jc w:val="left"/>
+            </w:pPr>
+            <w:r>
+              <w:rPr>
+                <w:rFonts w:ascii="Segoe UI" w:hAnsi="Segoe UI"/>
+                <w:color w:val="334155"/>
+                <w:sz w:val="17"/>
+              </w:rPr>
+              <w:t>clinic_id -&gt; clinics.id</w:t>
+            </w:r>
+          </w:p>
+        </w:tc>
+        <w:tc>
+          <w:tcPr>
+            <w:tcW w:type="dxa" w:w="4176"/>
+            <w:shd w:fill="FFFFFF"/>
+            <w:tcMar>
+              <w:top w:w="80" w:type="dxa"/>
+              <w:bottom w:w="80" w:type="dxa"/>
+              <w:left w:w="120" w:type="dxa"/>
+              <w:right w:w="120" w:type="dxa"/>
+            </w:tcMar>
+          </w:tcPr>
+          <w:p>
+            <w:pPr>
+              <w:jc w:val="left"/>
+            </w:pPr>
+            <w:r>
+              <w:rPr>
+                <w:rFonts w:ascii="Segoe UI" w:hAnsi="Segoe UI"/>
+                <w:color w:val="334155"/>
+                <w:sz w:val="17"/>
+              </w:rPr>
+              <w:t>Clinic publications: title, body, target_age_min_years, target_age_max_years, is_published.</w:t>
+            </w:r>
+          </w:p>
+        </w:tc>
+      </w:tr>
+      <w:tr>
+        <w:tc>
+          <w:tcPr>
+            <w:tcW w:type="dxa" w:w="2160"/>
+            <w:shd w:fill="F8FAFC"/>
+            <w:tcMar>
+              <w:top w:w="80" w:type="dxa"/>
+              <w:bottom w:w="80" w:type="dxa"/>
+              <w:left w:w="120" w:type="dxa"/>
+              <w:right w:w="120" w:type="dxa"/>
+            </w:tcMar>
+          </w:tcPr>
+          <w:p>
+            <w:pPr>
+              <w:jc w:val="left"/>
+            </w:pPr>
+            <w:r>
+              <w:rPr>
+                <w:rFonts w:ascii="Segoe UI" w:hAnsi="Segoe UI"/>
+                <w:color w:val="334155"/>
+                <w:sz w:val="17"/>
+              </w:rPr>
+              <w:t>newsletter_media</w:t>
+            </w:r>
+          </w:p>
+        </w:tc>
+        <w:tc>
+          <w:tcPr>
+            <w:tcW w:type="dxa" w:w="1152"/>
+            <w:shd w:fill="F8FAFC"/>
+            <w:tcMar>
+              <w:top w:w="80" w:type="dxa"/>
+              <w:bottom w:w="80" w:type="dxa"/>
+              <w:left w:w="120" w:type="dxa"/>
+              <w:right w:w="120" w:type="dxa"/>
+            </w:tcMar>
+          </w:tcPr>
+          <w:p>
+            <w:pPr>
+              <w:jc w:val="left"/>
+            </w:pPr>
+            <w:r>
+              <w:rPr>
+                <w:rFonts w:ascii="Segoe UI" w:hAnsi="Segoe UI"/>
+                <w:color w:val="334155"/>
+                <w:sz w:val="17"/>
+              </w:rPr>
+              <w:t>id</w:t>
+            </w:r>
+          </w:p>
+        </w:tc>
+        <w:tc>
+          <w:tcPr>
+            <w:tcW w:type="dxa" w:w="2592"/>
+            <w:shd w:fill="F8FAFC"/>
+            <w:tcMar>
+              <w:top w:w="80" w:type="dxa"/>
+              <w:bottom w:w="80" w:type="dxa"/>
+              <w:left w:w="120" w:type="dxa"/>
+              <w:right w:w="120" w:type="dxa"/>
+            </w:tcMar>
+          </w:tcPr>
+          <w:p>
+            <w:pPr>
+              <w:jc w:val="left"/>
+            </w:pPr>
+            <w:r>
+              <w:rPr>
+                <w:rFonts w:ascii="Segoe UI" w:hAnsi="Segoe UI"/>
+                <w:color w:val="334155"/>
+                <w:sz w:val="17"/>
+              </w:rPr>
+              <w:t>newsletter_id -&gt; newsletters.id</w:t>
+            </w:r>
+          </w:p>
+        </w:tc>
+        <w:tc>
+          <w:tcPr>
+            <w:tcW w:type="dxa" w:w="4176"/>
+            <w:shd w:fill="F8FAFC"/>
+            <w:tcMar>
+              <w:top w:w="80" w:type="dxa"/>
+              <w:bottom w:w="80" w:type="dxa"/>
+              <w:left w:w="120" w:type="dxa"/>
+              <w:right w:w="120" w:type="dxa"/>
+            </w:tcMar>
+          </w:tcPr>
+          <w:p>
+            <w:pPr>
+              <w:jc w:val="left"/>
+            </w:pPr>
+            <w:r>
+              <w:rPr>
+                <w:rFonts w:ascii="Segoe UI" w:hAnsi="Segoe UI"/>
+                <w:color w:val="334155"/>
+                <w:sz w:val="17"/>
+              </w:rPr>
+              <w:t>Media attachments: media_type ('image'/'video'), source URL, caption.</w:t>
+            </w:r>
+          </w:p>
+        </w:tc>
+      </w:tr>
+      <w:tr>
+        <w:tc>
+          <w:tcPr>
+            <w:tcW w:type="dxa" w:w="2160"/>
+            <w:shd w:fill="FFFFFF"/>
+            <w:tcMar>
+              <w:top w:w="80" w:type="dxa"/>
+              <w:bottom w:w="80" w:type="dxa"/>
+              <w:left w:w="120" w:type="dxa"/>
+              <w:right w:w="120" w:type="dxa"/>
+            </w:tcMar>
+          </w:tcPr>
+          <w:p>
+            <w:pPr>
+              <w:jc w:val="left"/>
+            </w:pPr>
+            <w:r>
+              <w:rPr>
+                <w:rFonts w:ascii="Segoe UI" w:hAnsi="Segoe UI"/>
+                <w:color w:val="334155"/>
+                <w:sz w:val="17"/>
+              </w:rPr>
+              <w:t>newsletter_likes</w:t>
+            </w:r>
+          </w:p>
+        </w:tc>
+        <w:tc>
+          <w:tcPr>
+            <w:tcW w:type="dxa" w:w="1152"/>
+            <w:shd w:fill="FFFFFF"/>
+            <w:tcMar>
+              <w:top w:w="80" w:type="dxa"/>
+              <w:bottom w:w="80" w:type="dxa"/>
+              <w:left w:w="120" w:type="dxa"/>
+              <w:right w:w="120" w:type="dxa"/>
+            </w:tcMar>
+          </w:tcPr>
+          <w:p>
+            <w:pPr>
+              <w:jc w:val="left"/>
+            </w:pPr>
+            <w:r>
+              <w:rPr>
+                <w:rFonts w:ascii="Segoe UI" w:hAnsi="Segoe UI"/>
+                <w:color w:val="334155"/>
+                <w:sz w:val="17"/>
+              </w:rPr>
+              <w:t>id</w:t>
+            </w:r>
+          </w:p>
+        </w:tc>
+        <w:tc>
+          <w:tcPr>
+            <w:tcW w:type="dxa" w:w="2592"/>
+            <w:shd w:fill="FFFFFF"/>
+            <w:tcMar>
+              <w:top w:w="80" w:type="dxa"/>
+              <w:bottom w:w="80" w:type="dxa"/>
+              <w:left w:w="120" w:type="dxa"/>
+              <w:right w:w="120" w:type="dxa"/>
+            </w:tcMar>
+          </w:tcPr>
+          <w:p>
+            <w:pPr>
+              <w:jc w:val="left"/>
+            </w:pPr>
+            <w:r>
+              <w:rPr>
+                <w:rFonts w:ascii="Segoe UI" w:hAnsi="Segoe UI"/>
+                <w:color w:val="334155"/>
+                <w:sz w:val="17"/>
+              </w:rPr>
+              <w:t>Unique(user_id, newsletter_id)</w:t>
+            </w:r>
+          </w:p>
+        </w:tc>
+        <w:tc>
+          <w:tcPr>
+            <w:tcW w:type="dxa" w:w="4176"/>
+            <w:shd w:fill="FFFFFF"/>
+            <w:tcMar>
+              <w:top w:w="80" w:type="dxa"/>
+              <w:bottom w:w="80" w:type="dxa"/>
+              <w:left w:w="120" w:type="dxa"/>
+              <w:right w:w="120" w:type="dxa"/>
+            </w:tcMar>
+          </w:tcPr>
+          <w:p>
+            <w:pPr>
+              <w:jc w:val="left"/>
+            </w:pPr>
+            <w:r>
+              <w:rPr>
+                <w:rFonts w:ascii="Segoe UI" w:hAnsi="Segoe UI"/>
+                <w:color w:val="334155"/>
+                <w:sz w:val="17"/>
+              </w:rPr>
+              <w:t>Parent reaction tracking for newsletter posts.</w:t>
+            </w:r>
+          </w:p>
+        </w:tc>
+      </w:tr>
+      <w:tr>
+        <w:tc>
+          <w:tcPr>
+            <w:tcW w:type="dxa" w:w="2160"/>
+            <w:shd w:fill="F8FAFC"/>
+            <w:tcMar>
+              <w:top w:w="80" w:type="dxa"/>
+              <w:bottom w:w="80" w:type="dxa"/>
+              <w:left w:w="120" w:type="dxa"/>
+              <w:right w:w="120" w:type="dxa"/>
+            </w:tcMar>
+          </w:tcPr>
+          <w:p>
+            <w:pPr>
+              <w:jc w:val="left"/>
+            </w:pPr>
+            <w:r>
+              <w:rPr>
+                <w:rFonts w:ascii="Segoe UI" w:hAnsi="Segoe UI"/>
+                <w:color w:val="334155"/>
+                <w:sz w:val="17"/>
+              </w:rPr>
+              <w:t>newsletter_comments</w:t>
+            </w:r>
+          </w:p>
+        </w:tc>
+        <w:tc>
+          <w:tcPr>
+            <w:tcW w:type="dxa" w:w="1152"/>
+            <w:shd w:fill="F8FAFC"/>
+            <w:tcMar>
+              <w:top w:w="80" w:type="dxa"/>
+              <w:bottom w:w="80" w:type="dxa"/>
+              <w:left w:w="120" w:type="dxa"/>
+              <w:right w:w="120" w:type="dxa"/>
+            </w:tcMar>
+          </w:tcPr>
+          <w:p>
+            <w:pPr>
+              <w:jc w:val="left"/>
+            </w:pPr>
+            <w:r>
+              <w:rPr>
+                <w:rFonts w:ascii="Segoe UI" w:hAnsi="Segoe UI"/>
+                <w:color w:val="334155"/>
+                <w:sz w:val="17"/>
+              </w:rPr>
+              <w:t>id</w:t>
+            </w:r>
+          </w:p>
+        </w:tc>
+        <w:tc>
+          <w:tcPr>
+            <w:tcW w:type="dxa" w:w="2592"/>
+            <w:shd w:fill="F8FAFC"/>
+            <w:tcMar>
+              <w:top w:w="80" w:type="dxa"/>
+              <w:bottom w:w="80" w:type="dxa"/>
+              <w:left w:w="120" w:type="dxa"/>
+              <w:right w:w="120" w:type="dxa"/>
+            </w:tcMar>
+          </w:tcPr>
+          <w:p>
+            <w:pPr>
+              <w:jc w:val="left"/>
+            </w:pPr>
+            <w:r>
+              <w:rPr>
+                <w:rFonts w:ascii="Segoe UI" w:hAnsi="Segoe UI"/>
+                <w:color w:val="334155"/>
+                <w:sz w:val="17"/>
+              </w:rPr>
+              <w:t>user_id, newsletter_id</w:t>
+            </w:r>
+          </w:p>
+        </w:tc>
+        <w:tc>
+          <w:tcPr>
+            <w:tcW w:type="dxa" w:w="4176"/>
+            <w:shd w:fill="F8FAFC"/>
+            <w:tcMar>
+              <w:top w:w="80" w:type="dxa"/>
+              <w:bottom w:w="80" w:type="dxa"/>
+              <w:left w:w="120" w:type="dxa"/>
+              <w:right w:w="120" w:type="dxa"/>
+            </w:tcMar>
+          </w:tcPr>
+          <w:p>
+            <w:pPr>
+              <w:jc w:val="left"/>
+            </w:pPr>
+            <w:r>
+              <w:rPr>
+                <w:rFonts w:ascii="Segoe UI" w:hAnsi="Segoe UI"/>
+                <w:color w:val="334155"/>
+                <w:sz w:val="17"/>
+              </w:rPr>
+              <w:t>Parent comments and feedback on clinic newsletters.</w:t>
+            </w:r>
+          </w:p>
+        </w:tc>
+      </w:tr>
+      <w:tr>
+        <w:tc>
+          <w:tcPr>
+            <w:tcW w:type="dxa" w:w="2160"/>
+            <w:shd w:fill="FFFFFF"/>
+            <w:tcMar>
+              <w:top w:w="80" w:type="dxa"/>
+              <w:bottom w:w="80" w:type="dxa"/>
+              <w:left w:w="120" w:type="dxa"/>
+              <w:right w:w="120" w:type="dxa"/>
+            </w:tcMar>
+          </w:tcPr>
+          <w:p>
+            <w:pPr>
+              <w:jc w:val="left"/>
+            </w:pPr>
+            <w:r>
+              <w:rPr>
+                <w:rFonts w:ascii="Segoe UI" w:hAnsi="Segoe UI"/>
+                <w:color w:val="334155"/>
+                <w:sz w:val="17"/>
+              </w:rPr>
+              <w:t>notification_reads</w:t>
+            </w:r>
+          </w:p>
+        </w:tc>
+        <w:tc>
+          <w:tcPr>
+            <w:tcW w:type="dxa" w:w="1152"/>
+            <w:shd w:fill="FFFFFF"/>
+            <w:tcMar>
+              <w:top w:w="80" w:type="dxa"/>
+              <w:bottom w:w="80" w:type="dxa"/>
+              <w:left w:w="120" w:type="dxa"/>
+              <w:right w:w="120" w:type="dxa"/>
+            </w:tcMar>
+          </w:tcPr>
+          <w:p>
+            <w:pPr>
+              <w:jc w:val="left"/>
+            </w:pPr>
+            <w:r>
+              <w:rPr>
+                <w:rFonts w:ascii="Segoe UI" w:hAnsi="Segoe UI"/>
+                <w:color w:val="334155"/>
+                <w:sz w:val="17"/>
+              </w:rPr>
+              <w:t>id</w:t>
+            </w:r>
+          </w:p>
+        </w:tc>
+        <w:tc>
+          <w:tcPr>
+            <w:tcW w:type="dxa" w:w="2592"/>
+            <w:shd w:fill="FFFFFF"/>
+            <w:tcMar>
+              <w:top w:w="80" w:type="dxa"/>
+              <w:bottom w:w="80" w:type="dxa"/>
+              <w:left w:w="120" w:type="dxa"/>
+              <w:right w:w="120" w:type="dxa"/>
+            </w:tcMar>
+          </w:tcPr>
+          <w:p>
+            <w:pPr>
+              <w:jc w:val="left"/>
+            </w:pPr>
+            <w:r>
+              <w:rPr>
+                <w:rFonts w:ascii="Segoe UI" w:hAnsi="Segoe UI"/>
+                <w:color w:val="334155"/>
+                <w:sz w:val="17"/>
+              </w:rPr>
+              <w:t>Unique(user_id, notification_key)</w:t>
+            </w:r>
+          </w:p>
+        </w:tc>
+        <w:tc>
+          <w:tcPr>
+            <w:tcW w:type="dxa" w:w="4176"/>
+            <w:shd w:fill="FFFFFF"/>
+            <w:tcMar>
+              <w:top w:w="80" w:type="dxa"/>
+              <w:bottom w:w="80" w:type="dxa"/>
+              <w:left w:w="120" w:type="dxa"/>
+              <w:right w:w="120" w:type="dxa"/>
+            </w:tcMar>
+          </w:tcPr>
+          <w:p>
+            <w:pPr>
+              <w:jc w:val="left"/>
+            </w:pPr>
+            <w:r>
+              <w:rPr>
+                <w:rFonts w:ascii="Segoe UI" w:hAnsi="Segoe UI"/>
+                <w:color w:val="334155"/>
+                <w:sz w:val="17"/>
+              </w:rPr>
+              <w:t>Tracks dismissed/read notifications across messages, announcements, and reminders.</w:t>
+            </w:r>
+          </w:p>
+        </w:tc>
+      </w:tr>
+      <w:tr>
+        <w:tc>
+          <w:tcPr>
+            <w:tcW w:type="dxa" w:w="2160"/>
+            <w:shd w:fill="F8FAFC"/>
+            <w:tcMar>
+              <w:top w:w="80" w:type="dxa"/>
+              <w:bottom w:w="80" w:type="dxa"/>
+              <w:left w:w="120" w:type="dxa"/>
+              <w:right w:w="120" w:type="dxa"/>
+            </w:tcMar>
+          </w:tcPr>
+          <w:p>
+            <w:pPr>
+              <w:jc w:val="left"/>
+            </w:pPr>
+            <w:r>
+              <w:rPr>
+                <w:rFonts w:ascii="Segoe UI" w:hAnsi="Segoe UI"/>
+                <w:color w:val="334155"/>
+                <w:sz w:val="17"/>
+              </w:rPr>
+              <w:t>health_checklists</w:t>
+            </w:r>
+          </w:p>
+        </w:tc>
+        <w:tc>
+          <w:tcPr>
+            <w:tcW w:type="dxa" w:w="1152"/>
+            <w:shd w:fill="F8FAFC"/>
+            <w:tcMar>
+              <w:top w:w="80" w:type="dxa"/>
+              <w:bottom w:w="80" w:type="dxa"/>
+              <w:left w:w="120" w:type="dxa"/>
+              <w:right w:w="120" w:type="dxa"/>
+            </w:tcMar>
+          </w:tcPr>
+          <w:p>
+            <w:pPr>
+              <w:jc w:val="left"/>
+            </w:pPr>
+            <w:r>
+              <w:rPr>
+                <w:rFonts w:ascii="Segoe UI" w:hAnsi="Segoe UI"/>
+                <w:color w:val="334155"/>
+                <w:sz w:val="17"/>
+              </w:rPr>
+              <w:t>id</w:t>
+            </w:r>
+          </w:p>
+        </w:tc>
+        <w:tc>
+          <w:tcPr>
+            <w:tcW w:type="dxa" w:w="2592"/>
+            <w:shd w:fill="F8FAFC"/>
+            <w:tcMar>
+              <w:top w:w="80" w:type="dxa"/>
+              <w:bottom w:w="80" w:type="dxa"/>
+              <w:left w:w="120" w:type="dxa"/>
+              <w:right w:w="120" w:type="dxa"/>
+            </w:tcMar>
+          </w:tcPr>
+          <w:p>
+            <w:pPr>
+              <w:jc w:val="left"/>
+            </w:pPr>
+            <w:r>
+              <w:rPr>
+                <w:rFonts w:ascii="Segoe UI" w:hAnsi="Segoe UI"/>
+                <w:color w:val="334155"/>
+                <w:sz w:val="17"/>
+              </w:rPr>
+              <w:t>child_id -&gt; child_profiles.id</w:t>
+            </w:r>
+          </w:p>
+        </w:tc>
+        <w:tc>
+          <w:tcPr>
+            <w:tcW w:type="dxa" w:w="4176"/>
+            <w:shd w:fill="F8FAFC"/>
+            <w:tcMar>
+              <w:top w:w="80" w:type="dxa"/>
+              <w:bottom w:w="80" w:type="dxa"/>
+              <w:left w:w="120" w:type="dxa"/>
+              <w:right w:w="120" w:type="dxa"/>
+            </w:tcMar>
+          </w:tcPr>
+          <w:p>
+            <w:pPr>
+              <w:jc w:val="left"/>
+            </w:pPr>
+            <w:r>
+              <w:rPr>
+                <w:rFonts w:ascii="Segoe UI" w:hAnsi="Segoe UI"/>
+                <w:color w:val="334155"/>
+                <w:sz w:val="17"/>
+              </w:rPr>
+              <w:t>Daily health record: date, checked_items (JSON Array), notes, timestamps.</w:t>
+            </w:r>
+          </w:p>
+        </w:tc>
+      </w:tr>
+      <w:tr>
+        <w:tc>
+          <w:tcPr>
+            <w:tcW w:type="dxa" w:w="2160"/>
+            <w:shd w:fill="FFFFFF"/>
+            <w:tcMar>
+              <w:top w:w="80" w:type="dxa"/>
+              <w:bottom w:w="80" w:type="dxa"/>
+              <w:left w:w="120" w:type="dxa"/>
+              <w:right w:w="120" w:type="dxa"/>
+            </w:tcMar>
+          </w:tcPr>
+          <w:p>
+            <w:pPr>
+              <w:jc w:val="left"/>
+            </w:pPr>
+            <w:r>
+              <w:rPr>
+                <w:rFonts w:ascii="Segoe UI" w:hAnsi="Segoe UI"/>
+                <w:color w:val="334155"/>
+                <w:sz w:val="17"/>
+              </w:rPr>
+              <w:t>fever_readings</w:t>
+            </w:r>
+          </w:p>
+        </w:tc>
+        <w:tc>
+          <w:tcPr>
+            <w:tcW w:type="dxa" w:w="1152"/>
+            <w:shd w:fill="FFFFFF"/>
+            <w:tcMar>
+              <w:top w:w="80" w:type="dxa"/>
+              <w:bottom w:w="80" w:type="dxa"/>
+              <w:left w:w="120" w:type="dxa"/>
+              <w:right w:w="120" w:type="dxa"/>
+            </w:tcMar>
+          </w:tcPr>
+          <w:p>
+            <w:pPr>
+              <w:jc w:val="left"/>
+            </w:pPr>
+            <w:r>
+              <w:rPr>
+                <w:rFonts w:ascii="Segoe UI" w:hAnsi="Segoe UI"/>
+                <w:color w:val="334155"/>
+                <w:sz w:val="17"/>
+              </w:rPr>
+              <w:t>id</w:t>
+            </w:r>
+          </w:p>
+        </w:tc>
+        <w:tc>
+          <w:tcPr>
+            <w:tcW w:type="dxa" w:w="2592"/>
+            <w:shd w:fill="FFFFFF"/>
+            <w:tcMar>
+              <w:top w:w="80" w:type="dxa"/>
+              <w:bottom w:w="80" w:type="dxa"/>
+              <w:left w:w="120" w:type="dxa"/>
+              <w:right w:w="120" w:type="dxa"/>
+            </w:tcMar>
+          </w:tcPr>
+          <w:p>
+            <w:pPr>
+              <w:jc w:val="left"/>
+            </w:pPr>
+            <w:r>
+              <w:rPr>
+                <w:rFonts w:ascii="Segoe UI" w:hAnsi="Segoe UI"/>
+                <w:color w:val="334155"/>
+                <w:sz w:val="17"/>
+              </w:rPr>
+              <w:t>child_id -&gt; child_profiles.id</w:t>
+            </w:r>
+          </w:p>
+        </w:tc>
+        <w:tc>
+          <w:tcPr>
+            <w:tcW w:type="dxa" w:w="4176"/>
+            <w:shd w:fill="FFFFFF"/>
+            <w:tcMar>
+              <w:top w:w="80" w:type="dxa"/>
+              <w:bottom w:w="80" w:type="dxa"/>
+              <w:left w:w="120" w:type="dxa"/>
+              <w:right w:w="120" w:type="dxa"/>
+            </w:tcMar>
+          </w:tcPr>
+          <w:p>
+            <w:pPr>
+              <w:jc w:val="left"/>
+            </w:pPr>
+            <w:r>
+              <w:rPr>
+                <w:rFonts w:ascii="Segoe UI" w:hAnsi="Segoe UI"/>
+                <w:color w:val="334155"/>
+                <w:sz w:val="17"/>
+              </w:rPr>
+              <w:t>Temperature log: value, unit ('C'/'F'), value_celsius, method, recorded_at.</w:t>
+            </w:r>
+          </w:p>
+        </w:tc>
+      </w:tr>
+      <w:tr>
+        <w:tc>
+          <w:tcPr>
+            <w:tcW w:type="dxa" w:w="2160"/>
+            <w:shd w:fill="F8FAFC"/>
+            <w:tcMar>
+              <w:top w:w="80" w:type="dxa"/>
+              <w:bottom w:w="80" w:type="dxa"/>
+              <w:left w:w="120" w:type="dxa"/>
+              <w:right w:w="120" w:type="dxa"/>
+            </w:tcMar>
+          </w:tcPr>
+          <w:p>
+            <w:pPr>
+              <w:jc w:val="left"/>
+            </w:pPr>
+            <w:r>
+              <w:rPr>
+                <w:rFonts w:ascii="Segoe UI" w:hAnsi="Segoe UI"/>
+                <w:color w:val="334155"/>
+                <w:sz w:val="17"/>
+              </w:rPr>
+              <w:t>respiratory_episodes</w:t>
+            </w:r>
+          </w:p>
+        </w:tc>
+        <w:tc>
+          <w:tcPr>
+            <w:tcW w:type="dxa" w:w="1152"/>
+            <w:shd w:fill="F8FAFC"/>
+            <w:tcMar>
+              <w:top w:w="80" w:type="dxa"/>
+              <w:bottom w:w="80" w:type="dxa"/>
+              <w:left w:w="120" w:type="dxa"/>
+              <w:right w:w="120" w:type="dxa"/>
+            </w:tcMar>
+          </w:tcPr>
+          <w:p>
+            <w:pPr>
+              <w:jc w:val="left"/>
+            </w:pPr>
+            <w:r>
+              <w:rPr>
+                <w:rFonts w:ascii="Segoe UI" w:hAnsi="Segoe UI"/>
+                <w:color w:val="334155"/>
+                <w:sz w:val="17"/>
+              </w:rPr>
+              <w:t>id</w:t>
+            </w:r>
+          </w:p>
+        </w:tc>
+        <w:tc>
+          <w:tcPr>
+            <w:tcW w:type="dxa" w:w="2592"/>
+            <w:shd w:fill="F8FAFC"/>
+            <w:tcMar>
+              <w:top w:w="80" w:type="dxa"/>
+              <w:bottom w:w="80" w:type="dxa"/>
+              <w:left w:w="120" w:type="dxa"/>
+              <w:right w:w="120" w:type="dxa"/>
+            </w:tcMar>
+          </w:tcPr>
+          <w:p>
+            <w:pPr>
+              <w:jc w:val="left"/>
+            </w:pPr>
+            <w:r>
+              <w:rPr>
+                <w:rFonts w:ascii="Segoe UI" w:hAnsi="Segoe UI"/>
+                <w:color w:val="334155"/>
+                <w:sz w:val="17"/>
+              </w:rPr>
+              <w:t>child_id -&gt; child_profiles.id</w:t>
+            </w:r>
+          </w:p>
+        </w:tc>
+        <w:tc>
+          <w:tcPr>
+            <w:tcW w:type="dxa" w:w="4176"/>
+            <w:shd w:fill="F8FAFC"/>
+            <w:tcMar>
+              <w:top w:w="80" w:type="dxa"/>
+              <w:bottom w:w="80" w:type="dxa"/>
+              <w:left w:w="120" w:type="dxa"/>
+              <w:right w:w="120" w:type="dxa"/>
+            </w:tcMar>
+          </w:tcPr>
+          <w:p>
+            <w:pPr>
+              <w:jc w:val="left"/>
+            </w:pPr>
+            <w:r>
+              <w:rPr>
+                <w:rFonts w:ascii="Segoe UI" w:hAnsi="Segoe UI"/>
+                <w:color w:val="334155"/>
+                <w:sz w:val="17"/>
+              </w:rPr>
+              <w:t>Respiratory log: symptom_type, severity, duration_days, wheezing, difficulty_breathing.</w:t>
+            </w:r>
+          </w:p>
+        </w:tc>
+      </w:tr>
+      <w:tr>
+        <w:tc>
+          <w:tcPr>
+            <w:tcW w:type="dxa" w:w="2160"/>
+            <w:shd w:fill="FFFFFF"/>
+            <w:tcMar>
+              <w:top w:w="80" w:type="dxa"/>
+              <w:bottom w:w="80" w:type="dxa"/>
+              <w:left w:w="120" w:type="dxa"/>
+              <w:right w:w="120" w:type="dxa"/>
+            </w:tcMar>
+          </w:tcPr>
+          <w:p>
+            <w:pPr>
+              <w:jc w:val="left"/>
+            </w:pPr>
+            <w:r>
+              <w:rPr>
+                <w:rFonts w:ascii="Segoe UI" w:hAnsi="Segoe UI"/>
+                <w:color w:val="334155"/>
+                <w:sz w:val="17"/>
+              </w:rPr>
+              <w:t>diarrhea_episodes</w:t>
+            </w:r>
+          </w:p>
+        </w:tc>
+        <w:tc>
+          <w:tcPr>
+            <w:tcW w:type="dxa" w:w="1152"/>
+            <w:shd w:fill="FFFFFF"/>
+            <w:tcMar>
+              <w:top w:w="80" w:type="dxa"/>
+              <w:bottom w:w="80" w:type="dxa"/>
+              <w:left w:w="120" w:type="dxa"/>
+              <w:right w:w="120" w:type="dxa"/>
+            </w:tcMar>
+          </w:tcPr>
+          <w:p>
+            <w:pPr>
+              <w:jc w:val="left"/>
+            </w:pPr>
+            <w:r>
+              <w:rPr>
+                <w:rFonts w:ascii="Segoe UI" w:hAnsi="Segoe UI"/>
+                <w:color w:val="334155"/>
+                <w:sz w:val="17"/>
+              </w:rPr>
+              <w:t>id</w:t>
+            </w:r>
+          </w:p>
+        </w:tc>
+        <w:tc>
+          <w:tcPr>
+            <w:tcW w:type="dxa" w:w="2592"/>
+            <w:shd w:fill="FFFFFF"/>
+            <w:tcMar>
+              <w:top w:w="80" w:type="dxa"/>
+              <w:bottom w:w="80" w:type="dxa"/>
+              <w:left w:w="120" w:type="dxa"/>
+              <w:right w:w="120" w:type="dxa"/>
+            </w:tcMar>
+          </w:tcPr>
+          <w:p>
+            <w:pPr>
+              <w:jc w:val="left"/>
+            </w:pPr>
+            <w:r>
+              <w:rPr>
+                <w:rFonts w:ascii="Segoe UI" w:hAnsi="Segoe UI"/>
+                <w:color w:val="334155"/>
+                <w:sz w:val="17"/>
+              </w:rPr>
+              <w:t>child_id -&gt; child_profiles.id</w:t>
+            </w:r>
+          </w:p>
+        </w:tc>
+        <w:tc>
+          <w:tcPr>
+            <w:tcW w:type="dxa" w:w="4176"/>
+            <w:shd w:fill="FFFFFF"/>
+            <w:tcMar>
+              <w:top w:w="80" w:type="dxa"/>
+              <w:bottom w:w="80" w:type="dxa"/>
+              <w:left w:w="120" w:type="dxa"/>
+              <w:right w:w="120" w:type="dxa"/>
+            </w:tcMar>
+          </w:tcPr>
+          <w:p>
+            <w:pPr>
+              <w:jc w:val="left"/>
+            </w:pPr>
+            <w:r>
+              <w:rPr>
+                <w:rFonts w:ascii="Segoe UI" w:hAnsi="Segoe UI"/>
+                <w:color w:val="334155"/>
+                <w:sz w:val="17"/>
+              </w:rPr>
+              <w:t>Diarrhea log: episodes_per_day, consistency, blood_present, dehydration_signs, duration_days.</w:t>
+            </w:r>
+          </w:p>
+        </w:tc>
+      </w:tr>
+      <w:tr>
+        <w:tc>
+          <w:tcPr>
+            <w:tcW w:type="dxa" w:w="2160"/>
+            <w:shd w:fill="F8FAFC"/>
+            <w:tcMar>
+              <w:top w:w="80" w:type="dxa"/>
+              <w:bottom w:w="80" w:type="dxa"/>
+              <w:left w:w="120" w:type="dxa"/>
+              <w:right w:w="120" w:type="dxa"/>
+            </w:tcMar>
+          </w:tcPr>
+          <w:p>
+            <w:pPr>
+              <w:jc w:val="left"/>
+            </w:pPr>
+            <w:r>
+              <w:rPr>
+                <w:rFonts w:ascii="Segoe UI" w:hAnsi="Segoe UI"/>
+                <w:color w:val="334155"/>
+                <w:sz w:val="17"/>
+              </w:rPr>
+              <w:t>learning_modules</w:t>
+            </w:r>
+          </w:p>
+        </w:tc>
+        <w:tc>
+          <w:tcPr>
+            <w:tcW w:type="dxa" w:w="1152"/>
+            <w:shd w:fill="F8FAFC"/>
+            <w:tcMar>
+              <w:top w:w="80" w:type="dxa"/>
+              <w:bottom w:w="80" w:type="dxa"/>
+              <w:left w:w="120" w:type="dxa"/>
+              <w:right w:w="120" w:type="dxa"/>
+            </w:tcMar>
+          </w:tcPr>
+          <w:p>
+            <w:pPr>
+              <w:jc w:val="left"/>
+            </w:pPr>
+            <w:r>
+              <w:rPr>
+                <w:rFonts w:ascii="Segoe UI" w:hAnsi="Segoe UI"/>
+                <w:color w:val="334155"/>
+                <w:sz w:val="17"/>
+              </w:rPr>
+              <w:t>id</w:t>
+            </w:r>
+          </w:p>
+        </w:tc>
+        <w:tc>
+          <w:tcPr>
+            <w:tcW w:type="dxa" w:w="2592"/>
+            <w:shd w:fill="F8FAFC"/>
+            <w:tcMar>
+              <w:top w:w="80" w:type="dxa"/>
+              <w:bottom w:w="80" w:type="dxa"/>
+              <w:left w:w="120" w:type="dxa"/>
+              <w:right w:w="120" w:type="dxa"/>
+            </w:tcMar>
+          </w:tcPr>
+          <w:p>
+            <w:pPr>
+              <w:jc w:val="left"/>
+            </w:pPr>
+            <w:r>
+              <w:rPr>
+                <w:rFonts w:ascii="Segoe UI" w:hAnsi="Segoe UI"/>
+                <w:color w:val="334155"/>
+                <w:sz w:val="17"/>
+              </w:rPr>
+              <w:t>clinic_account_id -&gt; clinic_accounts (nullable)</w:t>
+            </w:r>
+          </w:p>
+        </w:tc>
+        <w:tc>
+          <w:tcPr>
+            <w:tcW w:type="dxa" w:w="4176"/>
+            <w:shd w:fill="F8FAFC"/>
+            <w:tcMar>
+              <w:top w:w="80" w:type="dxa"/>
+              <w:bottom w:w="80" w:type="dxa"/>
+              <w:left w:w="120" w:type="dxa"/>
+              <w:right w:w="120" w:type="dxa"/>
+            </w:tcMar>
+          </w:tcPr>
+          <w:p>
+            <w:pPr>
+              <w:jc w:val="left"/>
+            </w:pPr>
+            <w:r>
+              <w:rPr>
+                <w:rFonts w:ascii="Segoe UI" w:hAnsi="Segoe UI"/>
+                <w:color w:val="334155"/>
+                <w:sz w:val="17"/>
+              </w:rPr>
+              <w:t>Educational guides: title, description, category, content, pdf_filename, pdf_data (Blob).</w:t>
+            </w:r>
+          </w:p>
+        </w:tc>
+      </w:tr>
+      <w:tr>
+        <w:tc>
+          <w:tcPr>
+            <w:tcW w:type="dxa" w:w="2160"/>
+            <w:shd w:fill="FFFFFF"/>
+            <w:tcMar>
+              <w:top w:w="80" w:type="dxa"/>
+              <w:bottom w:w="80" w:type="dxa"/>
+              <w:left w:w="120" w:type="dxa"/>
+              <w:right w:w="120" w:type="dxa"/>
+            </w:tcMar>
+          </w:tcPr>
+          <w:p>
+            <w:pPr>
+              <w:jc w:val="left"/>
+            </w:pPr>
+            <w:r>
+              <w:rPr>
+                <w:rFonts w:ascii="Segoe UI" w:hAnsi="Segoe UI"/>
+                <w:color w:val="334155"/>
+                <w:sz w:val="17"/>
+              </w:rPr>
+              <w:t>module_quiz_questions</w:t>
+            </w:r>
+          </w:p>
+        </w:tc>
+        <w:tc>
+          <w:tcPr>
+            <w:tcW w:type="dxa" w:w="1152"/>
+            <w:shd w:fill="FFFFFF"/>
+            <w:tcMar>
+              <w:top w:w="80" w:type="dxa"/>
+              <w:bottom w:w="80" w:type="dxa"/>
+              <w:left w:w="120" w:type="dxa"/>
+              <w:right w:w="120" w:type="dxa"/>
+            </w:tcMar>
+          </w:tcPr>
+          <w:p>
+            <w:pPr>
+              <w:jc w:val="left"/>
+            </w:pPr>
+            <w:r>
+              <w:rPr>
+                <w:rFonts w:ascii="Segoe UI" w:hAnsi="Segoe UI"/>
+                <w:color w:val="334155"/>
+                <w:sz w:val="17"/>
+              </w:rPr>
+              <w:t>id</w:t>
+            </w:r>
+          </w:p>
+        </w:tc>
+        <w:tc>
+          <w:tcPr>
+            <w:tcW w:type="dxa" w:w="2592"/>
+            <w:shd w:fill="FFFFFF"/>
+            <w:tcMar>
+              <w:top w:w="80" w:type="dxa"/>
+              <w:bottom w:w="80" w:type="dxa"/>
+              <w:left w:w="120" w:type="dxa"/>
+              <w:right w:w="120" w:type="dxa"/>
+            </w:tcMar>
+          </w:tcPr>
+          <w:p>
+            <w:pPr>
+              <w:jc w:val="left"/>
+            </w:pPr>
+            <w:r>
+              <w:rPr>
+                <w:rFonts w:ascii="Segoe UI" w:hAnsi="Segoe UI"/>
+                <w:color w:val="334155"/>
+                <w:sz w:val="17"/>
+              </w:rPr>
+              <w:t>module_id -&gt; learning_modules.id</w:t>
+            </w:r>
+          </w:p>
+        </w:tc>
+        <w:tc>
+          <w:tcPr>
+            <w:tcW w:type="dxa" w:w="4176"/>
+            <w:shd w:fill="FFFFFF"/>
+            <w:tcMar>
+              <w:top w:w="80" w:type="dxa"/>
+              <w:bottom w:w="80" w:type="dxa"/>
+              <w:left w:w="120" w:type="dxa"/>
+              <w:right w:w="120" w:type="dxa"/>
+            </w:tcMar>
+          </w:tcPr>
+          <w:p>
+            <w:pPr>
+              <w:jc w:val="left"/>
+            </w:pPr>
+            <w:r>
+              <w:rPr>
+                <w:rFonts w:ascii="Segoe UI" w:hAnsi="Segoe UI"/>
+                <w:color w:val="334155"/>
+                <w:sz w:val="17"/>
+              </w:rPr>
+              <w:t>Quiz items: question, option_a/b/c/d, correct answer ('a'/'b'/'c'/'d'), explanation.</w:t>
+            </w:r>
+          </w:p>
+        </w:tc>
+      </w:tr>
+      <w:tr>
+        <w:tc>
+          <w:tcPr>
+            <w:tcW w:type="dxa" w:w="2160"/>
+            <w:shd w:fill="F8FAFC"/>
+            <w:tcMar>
+              <w:top w:w="80" w:type="dxa"/>
+              <w:bottom w:w="80" w:type="dxa"/>
+              <w:left w:w="120" w:type="dxa"/>
+              <w:right w:w="120" w:type="dxa"/>
+            </w:tcMar>
+          </w:tcPr>
+          <w:p>
+            <w:pPr>
+              <w:jc w:val="left"/>
+            </w:pPr>
+            <w:r>
+              <w:rPr>
+                <w:rFonts w:ascii="Segoe UI" w:hAnsi="Segoe UI"/>
+                <w:color w:val="334155"/>
+                <w:sz w:val="17"/>
+              </w:rPr>
+              <w:t>module_progress</w:t>
+            </w:r>
+          </w:p>
+        </w:tc>
+        <w:tc>
+          <w:tcPr>
+            <w:tcW w:type="dxa" w:w="1152"/>
+            <w:shd w:fill="F8FAFC"/>
+            <w:tcMar>
+              <w:top w:w="80" w:type="dxa"/>
+              <w:bottom w:w="80" w:type="dxa"/>
+              <w:left w:w="120" w:type="dxa"/>
+              <w:right w:w="120" w:type="dxa"/>
+            </w:tcMar>
+          </w:tcPr>
+          <w:p>
+            <w:pPr>
+              <w:jc w:val="left"/>
+            </w:pPr>
+            <w:r>
+              <w:rPr>
+                <w:rFonts w:ascii="Segoe UI" w:hAnsi="Segoe UI"/>
+                <w:color w:val="334155"/>
+                <w:sz w:val="17"/>
+              </w:rPr>
+              <w:t>id</w:t>
+            </w:r>
+          </w:p>
+        </w:tc>
+        <w:tc>
+          <w:tcPr>
+            <w:tcW w:type="dxa" w:w="2592"/>
+            <w:shd w:fill="F8FAFC"/>
+            <w:tcMar>
+              <w:top w:w="80" w:type="dxa"/>
+              <w:bottom w:w="80" w:type="dxa"/>
+              <w:left w:w="120" w:type="dxa"/>
+              <w:right w:w="120" w:type="dxa"/>
+            </w:tcMar>
+          </w:tcPr>
+          <w:p>
+            <w:pPr>
+              <w:jc w:val="left"/>
+            </w:pPr>
+            <w:r>
+              <w:rPr>
+                <w:rFonts w:ascii="Segoe UI" w:hAnsi="Segoe UI"/>
+                <w:color w:val="334155"/>
+                <w:sz w:val="17"/>
+              </w:rPr>
+              <w:t>Unique(user_id, module_id)</w:t>
+            </w:r>
+          </w:p>
+        </w:tc>
+        <w:tc>
+          <w:tcPr>
+            <w:tcW w:type="dxa" w:w="4176"/>
+            <w:shd w:fill="F8FAFC"/>
+            <w:tcMar>
+              <w:top w:w="80" w:type="dxa"/>
+              <w:bottom w:w="80" w:type="dxa"/>
+              <w:left w:w="120" w:type="dxa"/>
+              <w:right w:w="120" w:type="dxa"/>
+            </w:tcMar>
+          </w:tcPr>
+          <w:p>
+            <w:pPr>
+              <w:jc w:val="left"/>
+            </w:pPr>
+            <w:r>
+              <w:rPr>
+                <w:rFonts w:ascii="Segoe UI" w:hAnsi="Segoe UI"/>
+                <w:color w:val="334155"/>
+                <w:sz w:val="17"/>
+              </w:rPr>
+              <w:t>Learning tracker: status ('in_progress'/'completed'), quiz_score, quiz_attempts.</w:t>
+            </w:r>
+          </w:p>
+        </w:tc>
+      </w:tr>
+      <w:tr>
+        <w:tc>
+          <w:tcPr>
+            <w:tcW w:type="dxa" w:w="2160"/>
+            <w:shd w:fill="FFFFFF"/>
+            <w:tcMar>
+              <w:top w:w="80" w:type="dxa"/>
+              <w:bottom w:w="80" w:type="dxa"/>
+              <w:left w:w="120" w:type="dxa"/>
+              <w:right w:w="120" w:type="dxa"/>
+            </w:tcMar>
+          </w:tcPr>
+          <w:p>
+            <w:pPr>
+              <w:jc w:val="left"/>
+            </w:pPr>
+            <w:r>
+              <w:rPr>
+                <w:rFonts w:ascii="Segoe UI" w:hAnsi="Segoe UI"/>
+                <w:color w:val="334155"/>
+                <w:sz w:val="17"/>
+              </w:rPr>
+              <w:t>parent_child_resources</w:t>
+            </w:r>
+          </w:p>
+        </w:tc>
+        <w:tc>
+          <w:tcPr>
+            <w:tcW w:type="dxa" w:w="1152"/>
+            <w:shd w:fill="FFFFFF"/>
+            <w:tcMar>
+              <w:top w:w="80" w:type="dxa"/>
+              <w:bottom w:w="80" w:type="dxa"/>
+              <w:left w:w="120" w:type="dxa"/>
+              <w:right w:w="120" w:type="dxa"/>
+            </w:tcMar>
+          </w:tcPr>
+          <w:p>
+            <w:pPr>
+              <w:jc w:val="left"/>
+            </w:pPr>
+            <w:r>
+              <w:rPr>
+                <w:rFonts w:ascii="Segoe UI" w:hAnsi="Segoe UI"/>
+                <w:color w:val="334155"/>
+                <w:sz w:val="17"/>
+              </w:rPr>
+              <w:t>id</w:t>
+            </w:r>
+          </w:p>
+        </w:tc>
+        <w:tc>
+          <w:tcPr>
+            <w:tcW w:type="dxa" w:w="2592"/>
+            <w:shd w:fill="FFFFFF"/>
+            <w:tcMar>
+              <w:top w:w="80" w:type="dxa"/>
+              <w:bottom w:w="80" w:type="dxa"/>
+              <w:left w:w="120" w:type="dxa"/>
+              <w:right w:w="120" w:type="dxa"/>
+            </w:tcMar>
+          </w:tcPr>
+          <w:p>
+            <w:pPr>
+              <w:jc w:val="left"/>
+            </w:pPr>
+            <w:r>
+              <w:rPr>
+                <w:rFonts w:ascii="Segoe UI" w:hAnsi="Segoe UI"/>
+                <w:color w:val="334155"/>
+                <w:sz w:val="17"/>
+              </w:rPr>
+              <w:t>clinic_account_id -&gt; clinic_accounts</w:t>
+            </w:r>
+          </w:p>
+        </w:tc>
+        <w:tc>
+          <w:tcPr>
+            <w:tcW w:type="dxa" w:w="4176"/>
+            <w:shd w:fill="FFFFFF"/>
+            <w:tcMar>
+              <w:top w:w="80" w:type="dxa"/>
+              <w:bottom w:w="80" w:type="dxa"/>
+              <w:left w:w="120" w:type="dxa"/>
+              <w:right w:w="120" w:type="dxa"/>
+            </w:tcMar>
+          </w:tcPr>
+          <w:p>
+            <w:pPr>
+              <w:jc w:val="left"/>
+            </w:pPr>
+            <w:r>
+              <w:rPr>
+                <w:rFonts w:ascii="Segoe UI" w:hAnsi="Segoe UI"/>
+                <w:color w:val="334155"/>
+                <w:sz w:val="17"/>
+              </w:rPr>
+              <w:t>Curated links: title, description, url, thumbnail_url, resource_type, target_age.</w:t>
+            </w:r>
+          </w:p>
+        </w:tc>
+      </w:tr>
+      <w:tr>
+        <w:tc>
+          <w:tcPr>
+            <w:tcW w:type="dxa" w:w="2160"/>
+            <w:shd w:fill="F8FAFC"/>
+            <w:tcMar>
+              <w:top w:w="80" w:type="dxa"/>
+              <w:bottom w:w="80" w:type="dxa"/>
+              <w:left w:w="120" w:type="dxa"/>
+              <w:right w:w="120" w:type="dxa"/>
+            </w:tcMar>
+          </w:tcPr>
+          <w:p>
+            <w:pPr>
+              <w:jc w:val="left"/>
+            </w:pPr>
+            <w:r>
+              <w:rPr>
+                <w:rFonts w:ascii="Segoe UI" w:hAnsi="Segoe UI"/>
+                <w:color w:val="334155"/>
+                <w:sz w:val="17"/>
+              </w:rPr>
+              <w:t>forum_posts</w:t>
+            </w:r>
+          </w:p>
+        </w:tc>
+        <w:tc>
+          <w:tcPr>
+            <w:tcW w:type="dxa" w:w="1152"/>
+            <w:shd w:fill="F8FAFC"/>
+            <w:tcMar>
+              <w:top w:w="80" w:type="dxa"/>
+              <w:bottom w:w="80" w:type="dxa"/>
+              <w:left w:w="120" w:type="dxa"/>
+              <w:right w:w="120" w:type="dxa"/>
+            </w:tcMar>
+          </w:tcPr>
+          <w:p>
+            <w:pPr>
+              <w:jc w:val="left"/>
+            </w:pPr>
+            <w:r>
+              <w:rPr>
+                <w:rFonts w:ascii="Segoe UI" w:hAnsi="Segoe UI"/>
+                <w:color w:val="334155"/>
+                <w:sz w:val="17"/>
+              </w:rPr>
+              <w:t>id</w:t>
+            </w:r>
+          </w:p>
+        </w:tc>
+        <w:tc>
+          <w:tcPr>
+            <w:tcW w:type="dxa" w:w="2592"/>
+            <w:shd w:fill="F8FAFC"/>
+            <w:tcMar>
+              <w:top w:w="80" w:type="dxa"/>
+              <w:bottom w:w="80" w:type="dxa"/>
+              <w:left w:w="120" w:type="dxa"/>
+              <w:right w:w="120" w:type="dxa"/>
+            </w:tcMar>
+          </w:tcPr>
+          <w:p>
+            <w:pPr>
+              <w:jc w:val="left"/>
+            </w:pPr>
+            <w:r>
+              <w:rPr>
+                <w:rFonts w:ascii="Segoe UI" w:hAnsi="Segoe UI"/>
+                <w:color w:val="334155"/>
+                <w:sz w:val="17"/>
+              </w:rPr>
+              <w:t>user_id -&gt; users.id</w:t>
+            </w:r>
+          </w:p>
+        </w:tc>
+        <w:tc>
+          <w:tcPr>
+            <w:tcW w:type="dxa" w:w="4176"/>
+            <w:shd w:fill="F8FAFC"/>
+            <w:tcMar>
+              <w:top w:w="80" w:type="dxa"/>
+              <w:bottom w:w="80" w:type="dxa"/>
+              <w:left w:w="120" w:type="dxa"/>
+              <w:right w:w="120" w:type="dxa"/>
+            </w:tcMar>
+          </w:tcPr>
+          <w:p>
+            <w:pPr>
+              <w:jc w:val="left"/>
+            </w:pPr>
+            <w:r>
+              <w:rPr>
+                <w:rFonts w:ascii="Segoe UI" w:hAnsi="Segoe UI"/>
+                <w:color w:val="334155"/>
+                <w:sz w:val="17"/>
+              </w:rPr>
+              <w:t>Discussions: title, content, category, is_pinned, is_hidden, created_at.</w:t>
+            </w:r>
+          </w:p>
+        </w:tc>
+      </w:tr>
+      <w:tr>
+        <w:tc>
+          <w:tcPr>
+            <w:tcW w:type="dxa" w:w="2160"/>
+            <w:shd w:fill="FFFFFF"/>
+            <w:tcMar>
+              <w:top w:w="80" w:type="dxa"/>
+              <w:bottom w:w="80" w:type="dxa"/>
+              <w:left w:w="120" w:type="dxa"/>
+              <w:right w:w="120" w:type="dxa"/>
+            </w:tcMar>
+          </w:tcPr>
+          <w:p>
+            <w:pPr>
+              <w:jc w:val="left"/>
+            </w:pPr>
+            <w:r>
+              <w:rPr>
+                <w:rFonts w:ascii="Segoe UI" w:hAnsi="Segoe UI"/>
+                <w:color w:val="334155"/>
+                <w:sz w:val="17"/>
+              </w:rPr>
+              <w:t>forum_replies</w:t>
+            </w:r>
+          </w:p>
+        </w:tc>
+        <w:tc>
+          <w:tcPr>
+            <w:tcW w:type="dxa" w:w="1152"/>
+            <w:shd w:fill="FFFFFF"/>
+            <w:tcMar>
+              <w:top w:w="80" w:type="dxa"/>
+              <w:bottom w:w="80" w:type="dxa"/>
+              <w:left w:w="120" w:type="dxa"/>
+              <w:right w:w="120" w:type="dxa"/>
+            </w:tcMar>
+          </w:tcPr>
+          <w:p>
+            <w:pPr>
+              <w:jc w:val="left"/>
+            </w:pPr>
+            <w:r>
+              <w:rPr>
+                <w:rFonts w:ascii="Segoe UI" w:hAnsi="Segoe UI"/>
+                <w:color w:val="334155"/>
+                <w:sz w:val="17"/>
+              </w:rPr>
+              <w:t>id</w:t>
+            </w:r>
+          </w:p>
+        </w:tc>
+        <w:tc>
+          <w:tcPr>
+            <w:tcW w:type="dxa" w:w="2592"/>
+            <w:shd w:fill="FFFFFF"/>
+            <w:tcMar>
+              <w:top w:w="80" w:type="dxa"/>
+              <w:bottom w:w="80" w:type="dxa"/>
+              <w:left w:w="120" w:type="dxa"/>
+              <w:right w:w="120" w:type="dxa"/>
+            </w:tcMar>
+          </w:tcPr>
+          <w:p>
+            <w:pPr>
+              <w:jc w:val="left"/>
+            </w:pPr>
+            <w:r>
+              <w:rPr>
+                <w:rFonts w:ascii="Segoe UI" w:hAnsi="Segoe UI"/>
+                <w:color w:val="334155"/>
+                <w:sz w:val="17"/>
+              </w:rPr>
+              <w:t>post_id -&gt; forum_posts.id, user_id</w:t>
+            </w:r>
+          </w:p>
+        </w:tc>
+        <w:tc>
+          <w:tcPr>
+            <w:tcW w:type="dxa" w:w="4176"/>
+            <w:shd w:fill="FFFFFF"/>
+            <w:tcMar>
+              <w:top w:w="80" w:type="dxa"/>
+              <w:bottom w:w="80" w:type="dxa"/>
+              <w:left w:w="120" w:type="dxa"/>
+              <w:right w:w="120" w:type="dxa"/>
+            </w:tcMar>
+          </w:tcPr>
+          <w:p>
+            <w:pPr>
+              <w:jc w:val="left"/>
+            </w:pPr>
+            <w:r>
+              <w:rPr>
+                <w:rFonts w:ascii="Segoe UI" w:hAnsi="Segoe UI"/>
+                <w:color w:val="334155"/>
+                <w:sz w:val="17"/>
+              </w:rPr>
+              <w:t>Threaded replies: content, is_hidden, created_at.</w:t>
+            </w:r>
+          </w:p>
+        </w:tc>
+      </w:tr>
+      <w:tr>
+        <w:tc>
+          <w:tcPr>
+            <w:tcW w:type="dxa" w:w="2160"/>
+            <w:shd w:fill="F8FAFC"/>
+            <w:tcMar>
+              <w:top w:w="80" w:type="dxa"/>
+              <w:bottom w:w="80" w:type="dxa"/>
+              <w:left w:w="120" w:type="dxa"/>
+              <w:right w:w="120" w:type="dxa"/>
+            </w:tcMar>
+          </w:tcPr>
+          <w:p>
+            <w:pPr>
+              <w:jc w:val="left"/>
+            </w:pPr>
+            <w:r>
+              <w:rPr>
+                <w:rFonts w:ascii="Segoe UI" w:hAnsi="Segoe UI"/>
+                <w:color w:val="334155"/>
+                <w:sz w:val="17"/>
+              </w:rPr>
+              <w:t>forum_reports</w:t>
+            </w:r>
+          </w:p>
+        </w:tc>
+        <w:tc>
+          <w:tcPr>
+            <w:tcW w:type="dxa" w:w="1152"/>
+            <w:shd w:fill="F8FAFC"/>
+            <w:tcMar>
+              <w:top w:w="80" w:type="dxa"/>
+              <w:bottom w:w="80" w:type="dxa"/>
+              <w:left w:w="120" w:type="dxa"/>
+              <w:right w:w="120" w:type="dxa"/>
+            </w:tcMar>
+          </w:tcPr>
+          <w:p>
+            <w:pPr>
+              <w:jc w:val="left"/>
+            </w:pPr>
+            <w:r>
+              <w:rPr>
+                <w:rFonts w:ascii="Segoe UI" w:hAnsi="Segoe UI"/>
+                <w:color w:val="334155"/>
+                <w:sz w:val="17"/>
+              </w:rPr>
+              <w:t>id</w:t>
+            </w:r>
+          </w:p>
+        </w:tc>
+        <w:tc>
+          <w:tcPr>
+            <w:tcW w:type="dxa" w:w="2592"/>
+            <w:shd w:fill="F8FAFC"/>
+            <w:tcMar>
+              <w:top w:w="80" w:type="dxa"/>
+              <w:bottom w:w="80" w:type="dxa"/>
+              <w:left w:w="120" w:type="dxa"/>
+              <w:right w:w="120" w:type="dxa"/>
+            </w:tcMar>
+          </w:tcPr>
+          <w:p>
+            <w:pPr>
+              <w:jc w:val="left"/>
+            </w:pPr>
+            <w:r>
+              <w:rPr>
+                <w:rFonts w:ascii="Segoe UI" w:hAnsi="Segoe UI"/>
+                <w:color w:val="334155"/>
+                <w:sz w:val="17"/>
+              </w:rPr>
+              <w:t>reporter_id -&gt; users.id</w:t>
+            </w:r>
+          </w:p>
+        </w:tc>
+        <w:tc>
+          <w:tcPr>
+            <w:tcW w:type="dxa" w:w="4176"/>
+            <w:shd w:fill="F8FAFC"/>
+            <w:tcMar>
+              <w:top w:w="80" w:type="dxa"/>
+              <w:bottom w:w="80" w:type="dxa"/>
+              <w:left w:w="120" w:type="dxa"/>
+              <w:right w:w="120" w:type="dxa"/>
+            </w:tcMar>
+          </w:tcPr>
+          <w:p>
+            <w:pPr>
+              <w:jc w:val="left"/>
+            </w:pPr>
+            <w:r>
+              <w:rPr>
+                <w:rFonts w:ascii="Segoe UI" w:hAnsi="Segoe UI"/>
+                <w:color w:val="334155"/>
+                <w:sz w:val="17"/>
+              </w:rPr>
+              <w:t>Content moderation flags: post_id, reply_id, reason, status ('pending'/'resolved').</w:t>
             </w:r>
           </w:p>
         </w:tc>
@@ -1560,236 +4804,164 @@
     <w:p/>
     <w:p>
       <w:pPr>
-        <w:pStyle w:val="Heading1"/>
+        <w:keepNext/>
+        <w:spacing w:before="320" w:after="120"/>
       </w:pPr>
       <w:r>
         <w:rPr>
-          <w:color w:val="4E97D9"/>
+          <w:rFonts w:ascii="Segoe UI" w:hAnsi="Segoe UI"/>
+          <w:b/>
+          <w:color w:val="0F172A"/>
+          <w:sz w:val="30"/>
         </w:rPr>
-        <w:t>6. Frontend Layer</w:t>
+        <w:t>6. Comprehensive Algorithmic Pseudocode Specifications</w:t>
+      </w:r>
+    </w:p>
+    <w:p>
+      <w:pPr>
+        <w:spacing w:before="40" w:after="80" w:line="276" w:lineRule="auto"/>
+      </w:pPr>
+      <w:r>
+        <w:rPr>
+          <w:rFonts w:ascii="Segoe UI" w:hAnsi="Segoe UI"/>
+          <w:color w:val="334155"/>
+          <w:sz w:val="20"/>
+        </w:rPr>
+        <w:t>This section provides the production-level pseudocode specifications for the 10 core algorithmic workflows governing PaPrep.</w:t>
+      </w:r>
+    </w:p>
+    <w:p>
+      <w:pPr>
+        <w:keepNext/>
+        <w:spacing w:before="240" w:after="80"/>
+      </w:pPr>
+      <w:r>
+        <w:rPr>
+          <w:rFonts w:ascii="Segoe UI" w:hAnsi="Segoe UI"/>
+          <w:b/>
+          <w:color w:val="0369A1"/>
+          <w:sz w:val="24"/>
+        </w:rPr>
+        <w:t>Algorithm 1: Dual Role Authentication, PBKDF2 Hashing &amp; TOTP 2FA Verification</w:t>
       </w:r>
     </w:p>
     <w:tbl>
       <w:tblPr>
-        <w:tblStyle w:val="TableGrid"/>
         <w:tblW w:type="auto" w:w="0"/>
         <w:jc w:val="center"/>
         <w:tblLook w:firstColumn="1" w:firstRow="1" w:lastColumn="0" w:lastRow="0" w:noHBand="0" w:noVBand="1" w:val="04A0"/>
       </w:tblPr>
       <w:tblGrid>
-        <w:gridCol w:w="4680"/>
-        <w:gridCol w:w="4680"/>
+        <w:gridCol w:w="10080"/>
       </w:tblGrid>
       <w:tr>
         <w:tc>
           <w:tcPr>
-            <w:tcW w:type="dxa" w:w="4680"/>
-            <w:shd w:val="clear" w:color="auto" w:fill="8E44AD"/>
+            <w:tcW w:type="dxa" w:w="10080"/>
+            <w:shd w:fill="F1F5F9"/>
+            <w:tcMar>
+              <w:top w:w="140" w:type="dxa"/>
+              <w:bottom w:w="140" w:type="dxa"/>
+              <w:left w:w="200" w:type="dxa"/>
+              <w:right w:w="200" w:type="dxa"/>
+            </w:tcMar>
+            <w:tcBorders>
+              <w:top w:val="single" w:sz="4" w:space="0" w:color="CBD5E1"/>
+              <w:left w:val="single" w:sz="24" w:space="0" w:color="0284C7"/>
+              <w:bottom w:val="single" w:sz="4" w:space="0" w:color="CBD5E1"/>
+              <w:right w:val="single" w:sz="4" w:space="0" w:color="CBD5E1"/>
+            </w:tcBorders>
           </w:tcPr>
           <w:p>
             <w:pPr>
-              <w:jc w:val="center"/>
+              <w:spacing w:before="40" w:after="40" w:line="276" w:lineRule="auto"/>
             </w:pPr>
             <w:r>
               <w:rPr>
-                <w:b/>
-                <w:color w:val="FFFFFF"/>
-                <w:sz w:val="20"/>
+                <w:rFonts w:ascii="Consolas" w:hAnsi="Consolas"/>
+                <w:color w:val="0F172A"/>
+                <w:sz w:val="17"/>
               </w:rPr>
-              <w:t>Technology</w:t>
-            </w:r>
-          </w:p>
-        </w:tc>
-        <w:tc>
-          <w:tcPr>
-            <w:tcW w:type="dxa" w:w="4680"/>
-            <w:shd w:val="clear" w:color="auto" w:fill="8E44AD"/>
-          </w:tcPr>
-          <w:p>
-            <w:pPr>
-              <w:jc w:val="center"/>
-            </w:pPr>
-            <w:r>
-              <w:rPr>
-                <w:b/>
-                <w:color w:val="FFFFFF"/>
-                <w:sz w:val="20"/>
-              </w:rPr>
-              <w:t>Purpose</w:t>
-            </w:r>
-          </w:p>
-        </w:tc>
-      </w:tr>
-      <w:tr>
-        <w:tc>
-          <w:tcPr>
-            <w:tcW w:type="dxa" w:w="4680"/>
-            <w:shd w:val="clear" w:color="auto" w:fill="EBF5FB"/>
-          </w:tcPr>
-          <w:p>
-            <w:r>
-              <w:rPr>
-                <w:sz w:val="20"/>
-              </w:rPr>
-              <w:t>Jinja2 Templates</w:t>
-            </w:r>
-          </w:p>
-        </w:tc>
-        <w:tc>
-          <w:tcPr>
-            <w:tcW w:type="dxa" w:w="4680"/>
-            <w:shd w:val="clear" w:color="auto" w:fill="EBF5FB"/>
-          </w:tcPr>
-          <w:p>
-            <w:r>
-              <w:rPr>
-                <w:sz w:val="20"/>
-              </w:rPr>
-              <w:t>Server-side HTML rendering</w:t>
-            </w:r>
-          </w:p>
-        </w:tc>
-      </w:tr>
-      <w:tr>
-        <w:tc>
-          <w:tcPr>
-            <w:tcW w:type="dxa" w:w="4680"/>
-          </w:tcPr>
-          <w:p>
-            <w:r>
-              <w:rPr>
-                <w:sz w:val="20"/>
-              </w:rPr>
-              <w:t>Bootstrap 5 + Bootstrap Icons</w:t>
-            </w:r>
-          </w:p>
-        </w:tc>
-        <w:tc>
-          <w:tcPr>
-            <w:tcW w:type="dxa" w:w="4680"/>
-          </w:tcPr>
-          <w:p>
-            <w:r>
-              <w:rPr>
-                <w:sz w:val="20"/>
-              </w:rPr>
-              <w:t>UI components and icons</w:t>
-            </w:r>
-          </w:p>
-        </w:tc>
-      </w:tr>
-      <w:tr>
-        <w:tc>
-          <w:tcPr>
-            <w:tcW w:type="dxa" w:w="4680"/>
-            <w:shd w:val="clear" w:color="auto" w:fill="EBF5FB"/>
-          </w:tcPr>
-          <w:p>
-            <w:r>
-              <w:rPr>
-                <w:sz w:val="20"/>
-              </w:rPr>
-              <w:t>Vanilla CSS</w:t>
-            </w:r>
-          </w:p>
-        </w:tc>
-        <w:tc>
-          <w:tcPr>
-            <w:tcW w:type="dxa" w:w="4680"/>
-            <w:shd w:val="clear" w:color="auto" w:fill="EBF5FB"/>
-          </w:tcPr>
-          <w:p>
-            <w:r>
-              <w:rPr>
-                <w:sz w:val="20"/>
-              </w:rPr>
-              <w:t>Custom styling (static/css/style.css)</w:t>
-            </w:r>
-          </w:p>
-        </w:tc>
-      </w:tr>
-      <w:tr>
-        <w:tc>
-          <w:tcPr>
-            <w:tcW w:type="dxa" w:w="4680"/>
-          </w:tcPr>
-          <w:p>
-            <w:r>
-              <w:rPr>
-                <w:sz w:val="20"/>
-              </w:rPr>
-              <w:t>Vanilla JavaScript</w:t>
-            </w:r>
-          </w:p>
-        </w:tc>
-        <w:tc>
-          <w:tcPr>
-            <w:tcW w:type="dxa" w:w="4680"/>
-          </w:tcPr>
-          <w:p>
-            <w:r>
-              <w:rPr>
-                <w:sz w:val="20"/>
-              </w:rPr>
-              <w:t>Chat UI, Symptom Checker, Notifications (static/js/)</w:t>
-            </w:r>
-          </w:p>
-        </w:tc>
-      </w:tr>
-      <w:tr>
-        <w:tc>
-          <w:tcPr>
-            <w:tcW w:type="dxa" w:w="4680"/>
-            <w:shd w:val="clear" w:color="auto" w:fill="EBF5FB"/>
-          </w:tcPr>
-          <w:p>
-            <w:r>
-              <w:rPr>
-                <w:sz w:val="20"/>
-              </w:rPr>
-              <w:t>Socket.IO JS Client</w:t>
-            </w:r>
-          </w:p>
-        </w:tc>
-        <w:tc>
-          <w:tcPr>
-            <w:tcW w:type="dxa" w:w="4680"/>
-            <w:shd w:val="clear" w:color="auto" w:fill="EBF5FB"/>
-          </w:tcPr>
-          <w:p>
-            <w:r>
-              <w:rPr>
-                <w:sz w:val="20"/>
-              </w:rPr>
-              <w:t>Real-time chat on the client browser</w:t>
-            </w:r>
-          </w:p>
-        </w:tc>
-      </w:tr>
-      <w:tr>
-        <w:tc>
-          <w:tcPr>
-            <w:tcW w:type="dxa" w:w="4680"/>
-          </w:tcPr>
-          <w:p>
-            <w:r>
-              <w:rPr>
-                <w:sz w:val="20"/>
-              </w:rPr>
-              <w:t>Leaflet.js</w:t>
-            </w:r>
-          </w:p>
-        </w:tc>
-        <w:tc>
-          <w:tcPr>
-            <w:tcW w:type="dxa" w:w="4680"/>
-          </w:tcPr>
-          <w:p>
-            <w:r>
-              <w:rPr>
-                <w:sz w:val="20"/>
-              </w:rPr>
-              <w:t>Clinic map rendering on the clinics page</w:t>
+              <w:t>// ============================================================================</w:t>
+              <w:br/>
+              <w:t>// ALGORITHM 1: DUAL ROLE AUTHENTICATION &amp; TOTP 2-FACTOR VERIFICATION</w:t>
+              <w:br/>
+              <w:t>// ============================================================================</w:t>
+              <w:br/>
+              <w:t>FUNCTION ParentLogin(email, password):</w:t>
+              <w:br/>
+              <w:t xml:space="preserve">    user &lt;- Query User WHERE email == email.toLowerCase()</w:t>
+              <w:br/>
+              <w:t xml:space="preserve">    IF user IS NULL OR NOT VerifyPasswordHash(user.password_hash, password) THEN</w:t>
+              <w:br/>
+              <w:t xml:space="preserve">        RETURN FailureResponse("Invalid email or password.")</w:t>
+              <w:br/>
+              <w:t xml:space="preserve">    END IF</w:t>
+              <w:br/>
+              <w:br/>
+              <w:t xml:space="preserve">    InitializeUserSession(user, lifetime=7_DAYS, httpOnly=TRUE, sameSite="Lax")</w:t>
+              <w:br/>
+              <w:t xml:space="preserve">    </w:t>
+              <w:br/>
+              <w:t xml:space="preserve">    // Check mandatory child profile onboarding</w:t>
+              <w:br/>
+              <w:t xml:space="preserve">    IF Count(user.children) == 0 THEN</w:t>
+              <w:br/>
+              <w:t xml:space="preserve">        RETURN Redirect("/children/create")</w:t>
+              <w:br/>
+              <w:t xml:space="preserve">    ELSE</w:t>
+              <w:br/>
+              <w:t xml:space="preserve">        RETURN Redirect("/dashboard")</w:t>
+              <w:br/>
+              <w:t xml:space="preserve">    END IF</w:t>
+              <w:br/>
+              <w:t>END FUNCTION</w:t>
+              <w:br/>
+              <w:br/>
+              <w:t>FUNCTION ClinicLogin(email, password, totp_code):</w:t>
+              <w:br/>
+              <w:t xml:space="preserve">    account &lt;- Query ClinicAccount WHERE email == email.toLowerCase()</w:t>
+              <w:br/>
+              <w:t xml:space="preserve">    IF account IS NULL OR NOT VerifyPasswordHash(account.password_hash, password) THEN</w:t>
+              <w:br/>
+              <w:t xml:space="preserve">        RETURN FailureResponse("Invalid clinic credentials.")</w:t>
+              <w:br/>
+              <w:t xml:space="preserve">    END IF</w:t>
+              <w:br/>
+              <w:br/>
+              <w:t xml:space="preserve">    // Two-Factor Authentication Check</w:t>
+              <w:br/>
+              <w:t xml:space="preserve">    IF account.totp_enabled == TRUE THEN</w:t>
+              <w:br/>
+              <w:t xml:space="preserve">        IF totp_code IS NULL OR Empty(totp_code) THEN</w:t>
+              <w:br/>
+              <w:t xml:space="preserve">            session["pre_auth_clinic_id"] &lt;- account.id</w:t>
+              <w:br/>
+              <w:t xml:space="preserve">            RETURN Redirect("/clinic/2fa/verify")</w:t>
+              <w:br/>
+              <w:t xml:space="preserve">        END IF</w:t>
+              <w:br/>
+              <w:br/>
+              <w:t xml:space="preserve">        totp_verifier &lt;- InitializePyOTP(account.totp_secret)</w:t>
+              <w:br/>
+              <w:t xml:space="preserve">        IF NOT totp_verifier.verify(totp_code, valid_window=1) THEN</w:t>
+              <w:br/>
+              <w:t xml:space="preserve">            RETURN FailureResponse("Invalid or expired 2FA code.")</w:t>
+              <w:br/>
+              <w:t xml:space="preserve">        END IF</w:t>
+              <w:br/>
+              <w:t xml:space="preserve">    END IF</w:t>
+              <w:br/>
+              <w:br/>
+              <w:t xml:space="preserve">    // Establish Clinic Staff Session</w:t>
+              <w:br/>
+              <w:t xml:space="preserve">    session["clinic_account_id"] &lt;- account.id</w:t>
+              <w:br/>
+              <w:t xml:space="preserve">    RemoveSessionKey("pre_auth_clinic_id")</w:t>
+              <w:br/>
+              <w:t xml:space="preserve">    RETURN Redirect("/clinic/dashboard")</w:t>
+              <w:br/>
+              <w:t>END FUNCTION</w:t>
             </w:r>
           </w:p>
         </w:tc>
@@ -1798,277 +4970,1863 @@
     <w:p/>
     <w:p>
       <w:pPr>
-        <w:pStyle w:val="Heading1"/>
+        <w:keepNext/>
+        <w:spacing w:before="240" w:after="80"/>
       </w:pPr>
       <w:r>
         <w:rPr>
-          <w:color w:val="4E97D9"/>
+          <w:rFonts w:ascii="Segoe UI" w:hAnsi="Segoe UI"/>
+          <w:b/>
+          <w:color w:val="0369A1"/>
+          <w:sz w:val="24"/>
         </w:rPr>
-        <w:t>7. Security Features</w:t>
+        <w:t>Algorithm 2: Dynamic Child Age Computation &amp; Age-Bracket Resolution</w:t>
+      </w:r>
+    </w:p>
+    <w:tbl>
+      <w:tblPr>
+        <w:tblW w:type="auto" w:w="0"/>
+        <w:jc w:val="center"/>
+        <w:tblLook w:firstColumn="1" w:firstRow="1" w:lastColumn="0" w:lastRow="0" w:noHBand="0" w:noVBand="1" w:val="04A0"/>
+      </w:tblPr>
+      <w:tblGrid>
+        <w:gridCol w:w="10080"/>
+      </w:tblGrid>
+      <w:tr>
+        <w:tc>
+          <w:tcPr>
+            <w:tcW w:type="dxa" w:w="10080"/>
+            <w:shd w:fill="F1F5F9"/>
+            <w:tcMar>
+              <w:top w:w="140" w:type="dxa"/>
+              <w:bottom w:w="140" w:type="dxa"/>
+              <w:left w:w="200" w:type="dxa"/>
+              <w:right w:w="200" w:type="dxa"/>
+            </w:tcMar>
+            <w:tcBorders>
+              <w:top w:val="single" w:sz="4" w:space="0" w:color="CBD5E1"/>
+              <w:left w:val="single" w:sz="24" w:space="0" w:color="0284C7"/>
+              <w:bottom w:val="single" w:sz="4" w:space="0" w:color="CBD5E1"/>
+              <w:right w:val="single" w:sz="4" w:space="0" w:color="CBD5E1"/>
+            </w:tcBorders>
+          </w:tcPr>
+          <w:p>
+            <w:pPr>
+              <w:spacing w:before="40" w:after="40" w:line="276" w:lineRule="auto"/>
+            </w:pPr>
+            <w:r>
+              <w:rPr>
+                <w:rFonts w:ascii="Consolas" w:hAnsi="Consolas"/>
+                <w:color w:val="0F172A"/>
+                <w:sz w:val="17"/>
+              </w:rPr>
+              <w:t>// ============================================================================</w:t>
+              <w:br/>
+              <w:t>// ALGORITHM 2: DYNAMIC CHILD AGE COMPUTATION &amp; AGE-BRACKET RESOLUTION</w:t>
+              <w:br/>
+              <w:t>// ============================================================================</w:t>
+              <w:br/>
+              <w:t>FUNCTION ComputeChildAge(birth_date, target_date=Today()):</w:t>
+              <w:br/>
+              <w:t xml:space="preserve">    total_days &lt;- DifferenceInDays(target_date, birth_date)</w:t>
+              <w:br/>
+              <w:t xml:space="preserve">    years &lt;- target_date.year - birth_date.year</w:t>
+              <w:br/>
+              <w:t xml:space="preserve">    months &lt;- target_date.month - birth_date.month</w:t>
+              <w:br/>
+              <w:t xml:space="preserve">    </w:t>
+              <w:br/>
+              <w:t xml:space="preserve">    IF target_date.day &lt; birth_date.day THEN</w:t>
+              <w:br/>
+              <w:t xml:space="preserve">        months &lt;- months - 1</w:t>
+              <w:br/>
+              <w:t xml:space="preserve">    END IF</w:t>
+              <w:br/>
+              <w:t xml:space="preserve">    IF months &lt; 0 THEN</w:t>
+              <w:br/>
+              <w:t xml:space="preserve">        years &lt;- years - 1</w:t>
+              <w:br/>
+              <w:t xml:space="preserve">        months &lt;- months + 12</w:t>
+              <w:br/>
+              <w:t xml:space="preserve">    END IF</w:t>
+              <w:br/>
+              <w:t xml:space="preserve">    </w:t>
+              <w:br/>
+              <w:t xml:space="preserve">    total_months &lt;- (years * 12) + months</w:t>
+              <w:br/>
+              <w:t xml:space="preserve">    </w:t>
+              <w:br/>
+              <w:t xml:space="preserve">    // Format human-readable age display</w:t>
+              <w:br/>
+              <w:t xml:space="preserve">    IF years == 0 THEN</w:t>
+              <w:br/>
+              <w:t xml:space="preserve">        IF total_months == 0 THEN</w:t>
+              <w:br/>
+              <w:t xml:space="preserve">            display &lt;- Format("{0} days", total_days)</w:t>
+              <w:br/>
+              <w:t xml:space="preserve">        ELSE</w:t>
+              <w:br/>
+              <w:t xml:space="preserve">            display &lt;- Format("{0} mo", total_months)</w:t>
+              <w:br/>
+              <w:t xml:space="preserve">        END IF</w:t>
+              <w:br/>
+              <w:t xml:space="preserve">    ELSE</w:t>
+              <w:br/>
+              <w:t xml:space="preserve">        display &lt;- Format("{0} yr {1} mo", years, months)</w:t>
+              <w:br/>
+              <w:t xml:space="preserve">    END IF</w:t>
+              <w:br/>
+              <w:t xml:space="preserve">    </w:t>
+              <w:br/>
+              <w:t xml:space="preserve">    // Categorical age-bracket matching</w:t>
+              <w:br/>
+              <w:t xml:space="preserve">    IF total_months &lt;= 12 THEN</w:t>
+              <w:br/>
+              <w:t xml:space="preserve">        bracket &lt;- "0-12m"</w:t>
+              <w:br/>
+              <w:t xml:space="preserve">    ELSE IF total_months &lt;= 24 THEN</w:t>
+              <w:br/>
+              <w:t xml:space="preserve">        bracket &lt;- "1-2y"</w:t>
+              <w:br/>
+              <w:t xml:space="preserve">    ELSE IF total_months &lt;= 36 THEN</w:t>
+              <w:br/>
+              <w:t xml:space="preserve">        bracket &lt;- "2-3y"</w:t>
+              <w:br/>
+              <w:t xml:space="preserve">    ELSE IF total_months &lt;= 60 THEN</w:t>
+              <w:br/>
+              <w:t xml:space="preserve">        bracket &lt;- "3-5y"</w:t>
+              <w:br/>
+              <w:t xml:space="preserve">    ELSE IF total_months &lt;= 144 THEN</w:t>
+              <w:br/>
+              <w:t xml:space="preserve">        bracket &lt;- "6-12y"</w:t>
+              <w:br/>
+              <w:t xml:space="preserve">    ELSE</w:t>
+              <w:br/>
+              <w:t xml:space="preserve">        bracket &lt;- "13-21y"</w:t>
+              <w:br/>
+              <w:t xml:space="preserve">    END IF</w:t>
+              <w:br/>
+              <w:t xml:space="preserve">    </w:t>
+              <w:br/>
+              <w:t xml:space="preserve">    RETURN (total_months, display, bracket)</w:t>
+              <w:br/>
+              <w:t>END FUNCTION</w:t>
+            </w:r>
+          </w:p>
+        </w:tc>
+      </w:tr>
+    </w:tbl>
+    <w:p/>
+    <w:p>
+      <w:pPr>
+        <w:keepNext/>
+        <w:spacing w:before="240" w:after="80"/>
+      </w:pPr>
+      <w:r>
+        <w:rPr>
+          <w:rFonts w:ascii="Segoe UI" w:hAnsi="Segoe UI"/>
+          <w:b/>
+          <w:color w:val="0369A1"/>
+          <w:sz w:val="24"/>
+        </w:rPr>
+        <w:t>Algorithm 3: Context-Aware Recommendation Engine &amp; News Caching Pipeline</w:t>
+      </w:r>
+    </w:p>
+    <w:tbl>
+      <w:tblPr>
+        <w:tblW w:type="auto" w:w="0"/>
+        <w:jc w:val="center"/>
+        <w:tblLook w:firstColumn="1" w:firstRow="1" w:lastColumn="0" w:lastRow="0" w:noHBand="0" w:noVBand="1" w:val="04A0"/>
+      </w:tblPr>
+      <w:tblGrid>
+        <w:gridCol w:w="10080"/>
+      </w:tblGrid>
+      <w:tr>
+        <w:tc>
+          <w:tcPr>
+            <w:tcW w:type="dxa" w:w="10080"/>
+            <w:shd w:fill="F1F5F9"/>
+            <w:tcMar>
+              <w:top w:w="140" w:type="dxa"/>
+              <w:bottom w:w="140" w:type="dxa"/>
+              <w:left w:w="200" w:type="dxa"/>
+              <w:right w:w="200" w:type="dxa"/>
+            </w:tcMar>
+            <w:tcBorders>
+              <w:top w:val="single" w:sz="4" w:space="0" w:color="CBD5E1"/>
+              <w:left w:val="single" w:sz="24" w:space="0" w:color="0284C7"/>
+              <w:bottom w:val="single" w:sz="4" w:space="0" w:color="CBD5E1"/>
+              <w:right w:val="single" w:sz="4" w:space="0" w:color="CBD5E1"/>
+            </w:tcBorders>
+          </w:tcPr>
+          <w:p>
+            <w:pPr>
+              <w:spacing w:before="40" w:after="40" w:line="276" w:lineRule="auto"/>
+            </w:pPr>
+            <w:r>
+              <w:rPr>
+                <w:rFonts w:ascii="Consolas" w:hAnsi="Consolas"/>
+                <w:color w:val="0F172A"/>
+                <w:sz w:val="17"/>
+              </w:rPr>
+              <w:t>// ============================================================================</w:t>
+              <w:br/>
+              <w:t>// ALGORITHM 3: CONTEXT-AWARE RECOMMENDATION ENGINE &amp; NEWS CACHING</w:t>
+              <w:br/>
+              <w:t>// ============================================================================</w:t>
+              <w:br/>
+              <w:t>FUNCTION DetermineRecommendationContext(active_child, current_user, session_topic):</w:t>
+              <w:br/>
+              <w:t xml:space="preserve">    cutoff_time &lt;- CurrentTimeUTC() - Duration(hours=72)</w:t>
+              <w:br/>
+              <w:t xml:space="preserve">    </w:t>
+              <w:br/>
+              <w:t xml:space="preserve">    // PRIORITY 1: Active symptoms logged in the past 72 hours</w:t>
+              <w:br/>
+              <w:t xml:space="preserve">    fever &lt;- Query Latest FeverReading WHERE child_id == active_child.id AND recorded_at &gt;= cutoff_time</w:t>
+              <w:br/>
+              <w:t xml:space="preserve">    resp &lt;- Query Latest RespiratoryEpisode WHERE child_id == active_child.id AND recorded_at &gt;= cutoff_time</w:t>
+              <w:br/>
+              <w:t xml:space="preserve">    diarr &lt;- Query Latest DiarrheaEpisode WHERE child_id == active_child.id AND recorded_at &gt;= cutoff_time</w:t>
+              <w:br/>
+              <w:t xml:space="preserve">    </w:t>
+              <w:br/>
+              <w:t xml:space="preserve">    ailments &lt;- []</w:t>
+              <w:br/>
+              <w:t xml:space="preserve">    IF fever IS NOT NULL THEN ailments.Append(("fever", fever.recorded_at, fever)) END IF</w:t>
+              <w:br/>
+              <w:t xml:space="preserve">    IF resp IS NOT NULL THEN ailments.Append((resp.symptom_type, resp.recorded_at, resp)) END IF</w:t>
+              <w:br/>
+              <w:t xml:space="preserve">    IF diarr IS NOT NULL THEN ailments.Append(("diarrhea", diarr.recorded_at, diarr)) END IF</w:t>
+              <w:br/>
+              <w:t xml:space="preserve">    </w:t>
+              <w:br/>
+              <w:t xml:space="preserve">    IF Count(ailments) &gt; 0 THEN</w:t>
+              <w:br/>
+              <w:t xml:space="preserve">        SortByTimestampDescending(ailments)</w:t>
+              <w:br/>
+              <w:t xml:space="preserve">        target_ailment, rec_time, obj &lt;- ailments[0]</w:t>
+              <w:br/>
+              <w:t xml:space="preserve">        RETURN {</w:t>
+              <w:br/>
+              <w:t xml:space="preserve">            "priority": 1,</w:t>
+              <w:br/>
+              <w:t xml:space="preserve">            "topic": target_ailment,</w:t>
+              <w:br/>
+              <w:t xml:space="preserve">            "badge": "Active Symptom Care",</w:t>
+              <w:br/>
+              <w:t xml:space="preserve">            "context_message": Format("Recommended based on {0}'s recent {1} record", active_child.name, target_ailment)</w:t>
+              <w:br/>
+              <w:t xml:space="preserve">        }</w:t>
+              <w:br/>
+              <w:t xml:space="preserve">    END IF</w:t>
+              <w:br/>
+              <w:t xml:space="preserve">    </w:t>
+              <w:br/>
+              <w:t xml:space="preserve">    // PRIORITY 2: Parent module browsing interest</w:t>
+              <w:br/>
+              <w:t xml:space="preserve">    IF session_topic IN ["parenting", "nutrition", "safety"] THEN</w:t>
+              <w:br/>
+              <w:t xml:space="preserve">        RETURN {</w:t>
+              <w:br/>
+              <w:t xml:space="preserve">            "priority": 2,</w:t>
+              <w:br/>
+              <w:t xml:space="preserve">            "topic": session_topic,</w:t>
+              <w:br/>
+              <w:t xml:space="preserve">            "badge": "Learning Focus",</w:t>
+              <w:br/>
+              <w:t xml:space="preserve">            "context_message": Format("Articles tailored to your current study in {0}", session_topic)</w:t>
+              <w:br/>
+              <w:t xml:space="preserve">        }</w:t>
+              <w:br/>
+              <w:t xml:space="preserve">    END IF</w:t>
+              <w:br/>
+              <w:t xml:space="preserve">    </w:t>
+              <w:br/>
+              <w:t xml:space="preserve">    // PRIORITY 3: Age-Bracket Default</w:t>
+              <w:br/>
+              <w:t xml:space="preserve">    default_topic &lt;- IF active_child.age_months &lt;= 24 THEN "nutrition" ELSE "parenting"</w:t>
+              <w:br/>
+              <w:t xml:space="preserve">    RETURN {</w:t>
+              <w:br/>
+              <w:t xml:space="preserve">        "priority": 3,</w:t>
+              <w:br/>
+              <w:t xml:space="preserve">        "topic": default_topic,</w:t>
+              <w:br/>
+              <w:t xml:space="preserve">        "badge": "Age Guide",</w:t>
+              <w:br/>
+              <w:t xml:space="preserve">        "context_message": Format("Pediatric updates suitable for {0} ({1})", active_child.name, active_child.age_display)</w:t>
+              <w:br/>
+              <w:t xml:space="preserve">    }</w:t>
+              <w:br/>
+              <w:t>END FUNCTION</w:t>
+              <w:br/>
+              <w:br/>
+              <w:t>FUNCTION FetchNewsArticles(topic, limit=6):</w:t>
+              <w:br/>
+              <w:t xml:space="preserve">    cache_key &lt;- Format("news_{0}", topic)</w:t>
+              <w:br/>
+              <w:t xml:space="preserve">    IF CacheHasKey(cache_key) AND NOT CacheExpired(cache_key, max_age_seconds=1800) THEN</w:t>
+              <w:br/>
+              <w:t xml:space="preserve">        RETURN GetCache(cache_key)</w:t>
+              <w:br/>
+              <w:t xml:space="preserve">    END IF</w:t>
+              <w:br/>
+              <w:t xml:space="preserve">    </w:t>
+              <w:br/>
+              <w:t xml:space="preserve">    articles &lt;- []</w:t>
+              <w:br/>
+              <w:t xml:space="preserve">    IF HasConfig("NEWS_API_KEY") THEN</w:t>
+              <w:br/>
+              <w:t xml:space="preserve">        TRY</w:t>
+              <w:br/>
+              <w:t xml:space="preserve">            response &lt;- HTTPGet("https://newsapi.org/v2/everything", params={"q": topic + " pediatric", "apiKey": Config.NEWS_API_KEY})</w:t>
+              <w:br/>
+              <w:t xml:space="preserve">            IF response.status_code == 200 THEN</w:t>
+              <w:br/>
+              <w:t xml:space="preserve">                articles &lt;- ParseAndSanitizeArticles(response.json(), limit)</w:t>
+              <w:br/>
+              <w:t xml:space="preserve">            END IF</w:t>
+              <w:br/>
+              <w:t xml:space="preserve">        CATCH Exception</w:t>
+              <w:br/>
+              <w:t xml:space="preserve">            LogWarning("NewsAPI call failed, falling back to curated library.")</w:t>
+              <w:br/>
+              <w:t xml:space="preserve">        END TRY</w:t>
+              <w:br/>
+              <w:t xml:space="preserve">    END IF</w:t>
+              <w:br/>
+              <w:t xml:space="preserve">    </w:t>
+              <w:br/>
+              <w:t xml:space="preserve">    IF Count(articles) == 0 THEN</w:t>
+              <w:br/>
+              <w:t xml:space="preserve">        articles &lt;- LoadCuratedFallbackArticles(topic, limit)</w:t>
+              <w:br/>
+              <w:t xml:space="preserve">    END IF</w:t>
+              <w:br/>
+              <w:t xml:space="preserve">    </w:t>
+              <w:br/>
+              <w:t xml:space="preserve">    SetCache(cache_key, articles, ttl=1800)</w:t>
+              <w:br/>
+              <w:t xml:space="preserve">    RETURN articles</w:t>
+              <w:br/>
+              <w:t>END FUNCTION</w:t>
+            </w:r>
+          </w:p>
+        </w:tc>
+      </w:tr>
+    </w:tbl>
+    <w:p/>
+    <w:p>
+      <w:pPr>
+        <w:keepNext/>
+        <w:spacing w:before="240" w:after="80"/>
+      </w:pPr>
+      <w:r>
+        <w:rPr>
+          <w:rFonts w:ascii="Segoe UI" w:hAnsi="Segoe UI"/>
+          <w:b/>
+          <w:color w:val="0369A1"/>
+          <w:sz w:val="24"/>
+        </w:rPr>
+        <w:t>Algorithm 4: Common Ailments Pediatric Severity &amp; Triage Decision Engine</w:t>
+      </w:r>
+    </w:p>
+    <w:tbl>
+      <w:tblPr>
+        <w:tblW w:type="auto" w:w="0"/>
+        <w:jc w:val="center"/>
+        <w:tblLook w:firstColumn="1" w:firstRow="1" w:lastColumn="0" w:lastRow="0" w:noHBand="0" w:noVBand="1" w:val="04A0"/>
+      </w:tblPr>
+      <w:tblGrid>
+        <w:gridCol w:w="10080"/>
+      </w:tblGrid>
+      <w:tr>
+        <w:tc>
+          <w:tcPr>
+            <w:tcW w:type="dxa" w:w="10080"/>
+            <w:shd w:fill="F1F5F9"/>
+            <w:tcMar>
+              <w:top w:w="140" w:type="dxa"/>
+              <w:bottom w:w="140" w:type="dxa"/>
+              <w:left w:w="200" w:type="dxa"/>
+              <w:right w:w="200" w:type="dxa"/>
+            </w:tcMar>
+            <w:tcBorders>
+              <w:top w:val="single" w:sz="4" w:space="0" w:color="CBD5E1"/>
+              <w:left w:val="single" w:sz="24" w:space="0" w:color="0284C7"/>
+              <w:bottom w:val="single" w:sz="4" w:space="0" w:color="CBD5E1"/>
+              <w:right w:val="single" w:sz="4" w:space="0" w:color="CBD5E1"/>
+            </w:tcBorders>
+          </w:tcPr>
+          <w:p>
+            <w:pPr>
+              <w:spacing w:before="40" w:after="40" w:line="276" w:lineRule="auto"/>
+            </w:pPr>
+            <w:r>
+              <w:rPr>
+                <w:rFonts w:ascii="Consolas" w:hAnsi="Consolas"/>
+                <w:color w:val="0F172A"/>
+                <w:sz w:val="17"/>
+              </w:rPr>
+              <w:t>// ============================================================================</w:t>
+              <w:br/>
+              <w:t>// ALGORITHM 4: COMMON AILMENTS PEDIATRIC SEVERITY &amp; TRIAGE ENGINE</w:t>
+              <w:br/>
+              <w:t>// ============================================================================</w:t>
+              <w:br/>
+              <w:t>FUNCTION EvaluateFeverSeverity(child_age_months, current_temp_celsius, recent_readings_24h):</w:t>
+              <w:br/>
+              <w:t xml:space="preserve">    recent_fever_count &lt;- Count(r IN recent_readings_24h WHERE r.value_celsius &gt;= 38.0)</w:t>
+              <w:br/>
+              <w:t xml:space="preserve">    </w:t>
+              <w:br/>
+              <w:t xml:space="preserve">    // Red-flag rule: Infant &lt; 3 months with fever OR any child with hyperpyrexia &gt;= 40C</w:t>
+              <w:br/>
+              <w:t xml:space="preserve">    IF (child_age_months &lt; 3 AND current_temp_celsius &gt;= 38.0) OR (current_temp_celsius &gt;= 40.0) THEN</w:t>
+              <w:br/>
+              <w:t xml:space="preserve">        RETURN {</w:t>
+              <w:br/>
+              <w:t xml:space="preserve">            "severity": "emergency",</w:t>
+              <w:br/>
+              <w:t xml:space="preserve">            "title": "Emergency Temperature Reading",</w:t>
+              <w:br/>
+              <w:t xml:space="preserve">            "message": "Immediate emergency evaluation required. Do not wait.",</w:t>
+              <w:br/>
+              <w:t xml:space="preserve">            "actions": ["Call emergency services (911 / 112)", "Proceed to nearest Emergency Room"]</w:t>
+              <w:br/>
+              <w:t xml:space="preserve">        }</w:t>
+              <w:br/>
+              <w:t xml:space="preserve">    ELSE IF current_temp_celsius &gt;= 39.0 OR recent_fever_count &gt;= 3 THEN</w:t>
+              <w:br/>
+              <w:t xml:space="preserve">        RETURN {</w:t>
+              <w:br/>
+              <w:t xml:space="preserve">            "severity": "high",</w:t>
+              <w:br/>
+              <w:t xml:space="preserve">            "title": "High Priority Fever",</w:t>
+              <w:br/>
+              <w:t xml:space="preserve">            "message": "Temperature or persistent fever warrants urgent pediatric assessment.",</w:t>
+              <w:br/>
+              <w:t xml:space="preserve">            "actions": ["Contact clinic today", "Offer age-appropriate fluids", "Monitor for lethargy"]</w:t>
+              <w:br/>
+              <w:t xml:space="preserve">        }</w:t>
+              <w:br/>
+              <w:t xml:space="preserve">    ELSE IF current_temp_celsius &gt;= 38.0 THEN</w:t>
+              <w:br/>
+              <w:t xml:space="preserve">        RETURN {</w:t>
+              <w:br/>
+              <w:t xml:space="preserve">            "severity": "monitor",</w:t>
+              <w:br/>
+              <w:t xml:space="preserve">            "title": "Monitor Fever",</w:t>
+              <w:br/>
+              <w:t xml:space="preserve">            "message": "Child has a fever. Provide rest and observe closely.",</w:t>
+              <w:br/>
+              <w:t xml:space="preserve">            "actions": ["Recheck temperature in 2-4 hours", "Maintain hydration"]</w:t>
+              <w:br/>
+              <w:t xml:space="preserve">        }</w:t>
+              <w:br/>
+              <w:t xml:space="preserve">    ELSE</w:t>
+              <w:br/>
+              <w:t xml:space="preserve">        RETURN {</w:t>
+              <w:br/>
+              <w:t xml:space="preserve">            "severity": "general",</w:t>
+              <w:br/>
+              <w:t xml:space="preserve">            "title": "Temperature Within Normal Range",</w:t>
+              <w:br/>
+              <w:t xml:space="preserve">            "message": "Below fever threshold. Continue regular observation.",</w:t>
+              <w:br/>
+              <w:t xml:space="preserve">            "actions": ["Maintain normal comfort and fluids"]</w:t>
+              <w:br/>
+              <w:t xml:space="preserve">        }</w:t>
+              <w:br/>
+              <w:t xml:space="preserve">    END IF</w:t>
+              <w:br/>
+              <w:t>END FUNCTION</w:t>
+              <w:br/>
+              <w:br/>
+              <w:t>FUNCTION EvaluateRespiratorySeverity(episode):</w:t>
+              <w:br/>
+              <w:t xml:space="preserve">    IF episode.difficulty_breathing == TRUE THEN</w:t>
+              <w:br/>
+              <w:t xml:space="preserve">        RETURN {</w:t>
+              <w:br/>
+              <w:t xml:space="preserve">            "severity": "emergency",</w:t>
+              <w:br/>
+              <w:t xml:space="preserve">            "title": "Emergency Breathing Warning",</w:t>
+              <w:br/>
+              <w:t xml:space="preserve">            "message": "Difficulty breathing requires immediate emergency care.",</w:t>
+              <w:br/>
+              <w:t xml:space="preserve">            "actions": ["Call 911 / 112", "Keep child upright", "Seek urgent pediatric care"]</w:t>
+              <w:br/>
+              <w:t xml:space="preserve">        }</w:t>
+              <w:br/>
+              <w:t xml:space="preserve">    ELSE IF episode.wheezing == TRUE OR episode.severity == "severe" OR episode.duration_days &gt;= 7 THEN</w:t>
+              <w:br/>
+              <w:t xml:space="preserve">        RETURN {</w:t>
+              <w:br/>
+              <w:t xml:space="preserve">            "severity": "high",</w:t>
+              <w:br/>
+              <w:t xml:space="preserve">            "title": "High Priority Cough/Cold",</w:t>
+              <w:br/>
+              <w:t xml:space="preserve">            "message": "Wheezing or prolonged illness requires clinical consultation.",</w:t>
+              <w:br/>
+              <w:t xml:space="preserve">            "actions": ["Visit pediatrician today", "Monitor respiratory rate"]</w:t>
+              <w:br/>
+              <w:t xml:space="preserve">        }</w:t>
+              <w:br/>
+              <w:t xml:space="preserve">    ELSE IF episode.fever_present == TRUE OR episode.severity == "moderate" OR episode.duration_days &gt;= 3 THEN</w:t>
+              <w:br/>
+              <w:t xml:space="preserve">        RETURN {</w:t>
+              <w:br/>
+              <w:t xml:space="preserve">            "severity": "monitor",</w:t>
+              <w:br/>
+              <w:t xml:space="preserve">            "title": "Monitor Cough/Cold",</w:t>
+              <w:br/>
+              <w:t xml:space="preserve">            "message": "Mild to moderate symptoms present. Watch for fever escalation.",</w:t>
+              <w:br/>
+              <w:t xml:space="preserve">            "actions": ["Hydrate frequently", "Use saline nasal drops"]</w:t>
+              <w:br/>
+              <w:t xml:space="preserve">        }</w:t>
+              <w:br/>
+              <w:t xml:space="preserve">    ELSE</w:t>
+              <w:br/>
+              <w:t xml:space="preserve">        RETURN {</w:t>
+              <w:br/>
+              <w:t xml:space="preserve">            "severity": "general",</w:t>
+              <w:br/>
+              <w:t xml:space="preserve">            "title": "General Cough Care",</w:t>
+              <w:br/>
+              <w:t xml:space="preserve">            "message": "Mild symptoms manageable at home with supportive care.",</w:t>
+              <w:br/>
+              <w:t xml:space="preserve">            "actions": ["Rest and fluids"]</w:t>
+              <w:br/>
+              <w:t xml:space="preserve">        }</w:t>
+              <w:br/>
+              <w:t xml:space="preserve">    END IF</w:t>
+              <w:br/>
+              <w:t>END FUNCTION</w:t>
+              <w:br/>
+              <w:br/>
+              <w:t>FUNCTION EvaluateDiarrheaSeverity(episode):</w:t>
+              <w:br/>
+              <w:t xml:space="preserve">    IF episode.blood_present == TRUE OR episode.dehydration_signs == "severe" THEN</w:t>
+              <w:br/>
+              <w:t xml:space="preserve">        RETURN {</w:t>
+              <w:br/>
+              <w:t xml:space="preserve">            "severity": "emergency",</w:t>
+              <w:br/>
+              <w:t xml:space="preserve">            "title": "Emergency Diarrhea Warning",</w:t>
+              <w:br/>
+              <w:t xml:space="preserve">            "message": "Blood in stool or severe dehydration demands immediate emergency evaluation.",</w:t>
+              <w:br/>
+              <w:t xml:space="preserve">            "actions": ["Call 911 / 112", "Go to Emergency Room", "Offer oral rehydration salts"]</w:t>
+              <w:br/>
+              <w:t xml:space="preserve">        }</w:t>
+              <w:br/>
+              <w:t xml:space="preserve">    ELSE IF episode.dehydration_signs == "moderate" OR episode.episodes_per_day &gt;= 6 OR episode.duration_days &gt;= 3 THEN</w:t>
+              <w:br/>
+              <w:t xml:space="preserve">        RETURN {</w:t>
+              <w:br/>
+              <w:t xml:space="preserve">            "severity": "high",</w:t>
+              <w:br/>
+              <w:t xml:space="preserve">            "title": "High Priority Diarrhea",</w:t>
+              <w:br/>
+              <w:t xml:space="preserve">            "message": "Frequent stooling or dehydration risk requires clinician consultation.",</w:t>
+              <w:br/>
+              <w:t xml:space="preserve">            "actions": ["Consult pediatrician today", "Frequent small sips of ORS"]</w:t>
+              <w:br/>
+              <w:t xml:space="preserve">        }</w:t>
+              <w:br/>
+              <w:t xml:space="preserve">    ELSE IF episode.dehydration_signs == "mild" OR episode.episodes_per_day &gt;= 3 OR episode.duration_days &gt;= 2 THEN</w:t>
+              <w:br/>
+              <w:t xml:space="preserve">        RETURN {</w:t>
+              <w:br/>
+              <w:t xml:space="preserve">            "severity": "monitor",</w:t>
+              <w:br/>
+              <w:t xml:space="preserve">            "title": "Monitor Hydration",</w:t>
+              <w:br/>
+              <w:t xml:space="preserve">            "message": "Continue fluid replacement and monitor urine output.",</w:t>
+              <w:br/>
+              <w:t xml:space="preserve">            "actions": ["Track wet diapers", "Continue normal feeding"]</w:t>
+              <w:br/>
+              <w:t xml:space="preserve">        }</w:t>
+              <w:br/>
+              <w:t xml:space="preserve">    ELSE</w:t>
+              <w:br/>
+              <w:t xml:space="preserve">        RETURN {</w:t>
+              <w:br/>
+              <w:t xml:space="preserve">            "severity": "general",</w:t>
+              <w:br/>
+              <w:t xml:space="preserve">            "title": "General Hydration Care",</w:t>
+              <w:br/>
+              <w:t xml:space="preserve">            "message": "Short episode without dehydration signs. Maintain fluids.",</w:t>
+              <w:br/>
+              <w:t xml:space="preserve">            "actions": ["Offer fluids", "Observe stool consistency"]</w:t>
+              <w:br/>
+              <w:t xml:space="preserve">        }</w:t>
+              <w:br/>
+              <w:t xml:space="preserve">    END IF</w:t>
+              <w:br/>
+              <w:t>END FUNCTION</w:t>
+            </w:r>
+          </w:p>
+        </w:tc>
+      </w:tr>
+    </w:tbl>
+    <w:p/>
+    <w:p>
+      <w:pPr>
+        <w:keepNext/>
+        <w:spacing w:before="240" w:after="80"/>
+      </w:pPr>
+      <w:r>
+        <w:rPr>
+          <w:rFonts w:ascii="Segoe UI" w:hAnsi="Segoe UI"/>
+          <w:b/>
+          <w:color w:val="0369A1"/>
+          <w:sz w:val="24"/>
+        </w:rPr>
+        <w:t>Algorithm 5: Dynamic Health Checklist &amp; 7-Day Dashboard Aggregation</w:t>
+      </w:r>
+    </w:p>
+    <w:tbl>
+      <w:tblPr>
+        <w:tblW w:type="auto" w:w="0"/>
+        <w:jc w:val="center"/>
+        <w:tblLook w:firstColumn="1" w:firstRow="1" w:lastColumn="0" w:lastRow="0" w:noHBand="0" w:noVBand="1" w:val="04A0"/>
+      </w:tblPr>
+      <w:tblGrid>
+        <w:gridCol w:w="10080"/>
+      </w:tblGrid>
+      <w:tr>
+        <w:tc>
+          <w:tcPr>
+            <w:tcW w:type="dxa" w:w="10080"/>
+            <w:shd w:fill="F1F5F9"/>
+            <w:tcMar>
+              <w:top w:w="140" w:type="dxa"/>
+              <w:bottom w:w="140" w:type="dxa"/>
+              <w:left w:w="200" w:type="dxa"/>
+              <w:right w:w="200" w:type="dxa"/>
+            </w:tcMar>
+            <w:tcBorders>
+              <w:top w:val="single" w:sz="4" w:space="0" w:color="CBD5E1"/>
+              <w:left w:val="single" w:sz="24" w:space="0" w:color="0284C7"/>
+              <w:bottom w:val="single" w:sz="4" w:space="0" w:color="CBD5E1"/>
+              <w:right w:val="single" w:sz="4" w:space="0" w:color="CBD5E1"/>
+            </w:tcBorders>
+          </w:tcPr>
+          <w:p>
+            <w:pPr>
+              <w:spacing w:before="40" w:after="40" w:line="276" w:lineRule="auto"/>
+            </w:pPr>
+            <w:r>
+              <w:rPr>
+                <w:rFonts w:ascii="Consolas" w:hAnsi="Consolas"/>
+                <w:color w:val="0F172A"/>
+                <w:sz w:val="17"/>
+              </w:rPr>
+              <w:t>// ============================================================================</w:t>
+              <w:br/>
+              <w:t>// ALGORITHM 5: DYNAMIC HEALTH CHECKLIST &amp; 7-DAY DASHBOARD AGGREGATION</w:t>
+              <w:br/>
+              <w:t>// ============================================================================</w:t>
+              <w:br/>
+              <w:t>FUNCTION SaveHealthChecklist(child_id, checked_keys, notes):</w:t>
+              <w:br/>
+              <w:t xml:space="preserve">    today &lt;- GetCurrentDatePHT()</w:t>
+              <w:br/>
+              <w:t xml:space="preserve">    record &lt;- Query HealthChecklist WHERE child_id == child_id AND date == today</w:t>
+              <w:br/>
+              <w:t xml:space="preserve">    </w:t>
+              <w:br/>
+              <w:t xml:space="preserve">    IF record IS NULL THEN</w:t>
+              <w:br/>
+              <w:t xml:space="preserve">        record &lt;- New HealthChecklist(</w:t>
+              <w:br/>
+              <w:t xml:space="preserve">            child_id = child_id,</w:t>
+              <w:br/>
+              <w:t xml:space="preserve">            date = today,</w:t>
+              <w:br/>
+              <w:t xml:space="preserve">            checked_items = JSON.Encode(checked_keys),</w:t>
+              <w:br/>
+              <w:t xml:space="preserve">            notes = notes,</w:t>
+              <w:br/>
+              <w:t xml:space="preserve">            created_at = CurrentTimeUTC()</w:t>
+              <w:br/>
+              <w:t xml:space="preserve">        )</w:t>
+              <w:br/>
+              <w:t xml:space="preserve">        DB.Session.Add(record)</w:t>
+              <w:br/>
+              <w:t xml:space="preserve">    ELSE</w:t>
+              <w:br/>
+              <w:t xml:space="preserve">        record.checked_items = JSON.Encode(checked_keys)</w:t>
+              <w:br/>
+              <w:t xml:space="preserve">        record.notes = notes</w:t>
+              <w:br/>
+              <w:t xml:space="preserve">        record.updated_at = CurrentTimeUTC()</w:t>
+              <w:br/>
+              <w:t xml:space="preserve">    END IF</w:t>
+              <w:br/>
+              <w:t xml:space="preserve">    </w:t>
+              <w:br/>
+              <w:t xml:space="preserve">    DB.Session.Commit()</w:t>
+              <w:br/>
+              <w:t xml:space="preserve">    RETURN record</w:t>
+              <w:br/>
+              <w:t>END FUNCTION</w:t>
+              <w:br/>
+              <w:br/>
+              <w:t>FUNCTION AggregateDashboardMetrics(user_id, active_child):</w:t>
+              <w:br/>
+              <w:t xml:space="preserve">    today &lt;- GetCurrentDatePHT()</w:t>
+              <w:br/>
+              <w:t xml:space="preserve">    seven_days_ago &lt;- today - Duration(days=6)</w:t>
+              <w:br/>
+              <w:t xml:space="preserve">    </w:t>
+              <w:br/>
+              <w:t xml:space="preserve">    history_records &lt;- Query HealthChecklist WHERE child_id == active_child.id </w:t>
+              <w:br/>
+              <w:t xml:space="preserve">                       AND date &gt;= seven_days_ago AND date &lt;= today</w:t>
+              <w:br/>
+              <w:t xml:space="preserve">    history_map &lt;- MapByDate(history_records)</w:t>
+              <w:br/>
+              <w:t xml:space="preserve">    </w:t>
+              <w:br/>
+              <w:t xml:space="preserve">    // Total checklist items applicable for the child's age bracket</w:t>
+              <w:br/>
+              <w:t xml:space="preserve">    total_items &lt;- Count(item IN CHECKLIST_CRITERIA WHERE active_child.age_bracket IN item.ages)</w:t>
+              <w:br/>
+              <w:t xml:space="preserve">    </w:t>
+              <w:br/>
+              <w:t xml:space="preserve">    seven_day_trend &lt;- []</w:t>
+              <w:br/>
+              <w:t xml:space="preserve">    FOR i FROM 6 DOWNTO 0:</w:t>
+              <w:br/>
+              <w:t xml:space="preserve">        target_day &lt;- today - Duration(days=i)</w:t>
+              <w:br/>
+              <w:t xml:space="preserve">        day_record &lt;- history_map.Get(target_day)</w:t>
+              <w:br/>
+              <w:t xml:space="preserve">        </w:t>
+              <w:br/>
+              <w:t xml:space="preserve">        checked_count &lt;- IF day_record THEN Count(JSON.Decode(day_record.checked_items)) ELSE 0</w:t>
+              <w:br/>
+              <w:t xml:space="preserve">        completion_pct &lt;- IF total_items &gt; 0 THEN Round((checked_count / total_items) * 100) ELSE 0</w:t>
+              <w:br/>
+              <w:t xml:space="preserve">        </w:t>
+              <w:br/>
+              <w:t xml:space="preserve">        seven_day_trend.Append({</w:t>
+              <w:br/>
+              <w:t xml:space="preserve">            "date": target_day,</w:t>
+              <w:br/>
+              <w:t xml:space="preserve">            "label": DayOfWeek(target_day),</w:t>
+              <w:br/>
+              <w:t xml:space="preserve">            "checked_count": checked_count,</w:t>
+              <w:br/>
+              <w:t xml:space="preserve">            "total_items": total_items,</w:t>
+              <w:br/>
+              <w:t xml:space="preserve">            "percentage": completion_pct,</w:t>
+              <w:br/>
+              <w:t xml:space="preserve">            "is_today": (target_day == today)</w:t>
+              <w:br/>
+              <w:t xml:space="preserve">        })</w:t>
+              <w:br/>
+              <w:t xml:space="preserve">    END FOR</w:t>
+              <w:br/>
+              <w:t xml:space="preserve">    </w:t>
+              <w:br/>
+              <w:t xml:space="preserve">    RETURN seven_day_trend</w:t>
+              <w:br/>
+              <w:t>END FUNCTION</w:t>
+            </w:r>
+          </w:p>
+        </w:tc>
+      </w:tr>
+    </w:tbl>
+    <w:p/>
+    <w:p>
+      <w:pPr>
+        <w:keepNext/>
+        <w:spacing w:before="240" w:after="80"/>
+      </w:pPr>
+      <w:r>
+        <w:rPr>
+          <w:rFonts w:ascii="Segoe UI" w:hAnsi="Segoe UI"/>
+          <w:b/>
+          <w:color w:val="0369A1"/>
+          <w:sz w:val="24"/>
+        </w:rPr>
+        <w:t>Algorithm 6: PaPrep Multimodal AI Assistant Pipeline (Emergency Interception, RAG &amp; Gemini)</w:t>
+      </w:r>
+    </w:p>
+    <w:tbl>
+      <w:tblPr>
+        <w:tblW w:type="auto" w:w="0"/>
+        <w:jc w:val="center"/>
+        <w:tblLook w:firstColumn="1" w:firstRow="1" w:lastColumn="0" w:lastRow="0" w:noHBand="0" w:noVBand="1" w:val="04A0"/>
+      </w:tblPr>
+      <w:tblGrid>
+        <w:gridCol w:w="10080"/>
+      </w:tblGrid>
+      <w:tr>
+        <w:tc>
+          <w:tcPr>
+            <w:tcW w:type="dxa" w:w="10080"/>
+            <w:shd w:fill="F1F5F9"/>
+            <w:tcMar>
+              <w:top w:w="140" w:type="dxa"/>
+              <w:bottom w:w="140" w:type="dxa"/>
+              <w:left w:w="200" w:type="dxa"/>
+              <w:right w:w="200" w:type="dxa"/>
+            </w:tcMar>
+            <w:tcBorders>
+              <w:top w:val="single" w:sz="4" w:space="0" w:color="CBD5E1"/>
+              <w:left w:val="single" w:sz="24" w:space="0" w:color="0284C7"/>
+              <w:bottom w:val="single" w:sz="4" w:space="0" w:color="CBD5E1"/>
+              <w:right w:val="single" w:sz="4" w:space="0" w:color="CBD5E1"/>
+            </w:tcBorders>
+          </w:tcPr>
+          <w:p>
+            <w:pPr>
+              <w:spacing w:before="40" w:after="40" w:line="276" w:lineRule="auto"/>
+            </w:pPr>
+            <w:r>
+              <w:rPr>
+                <w:rFonts w:ascii="Consolas" w:hAnsi="Consolas"/>
+                <w:color w:val="0F172A"/>
+                <w:sz w:val="17"/>
+              </w:rPr>
+              <w:t>// ============================================================================</w:t>
+              <w:br/>
+              <w:t>// ALGORITHM 6: PAPREP MULTIMODAL AI ASSISTANT PIPELINE</w:t>
+              <w:br/>
+              <w:t>// ============================================================================</w:t>
+              <w:br/>
+              <w:t>FUNCTION MatchBotIntent(query_text, user_context):</w:t>
+              <w:br/>
+              <w:t xml:space="preserve">    normalized &lt;- LowerCase(Trim(query_text))</w:t>
+              <w:br/>
+              <w:t xml:space="preserve">    </w:t>
+              <w:br/>
+              <w:t xml:space="preserve">    // STAGE 1: Emergency Hard-Stop Keyword Interception</w:t>
+              <w:br/>
+              <w:t xml:space="preserve">    EMERGENCY_KEYWORDS &lt;- ["seizure", "convulsion", "unconscious", "not breathing", </w:t>
+              <w:br/>
+              <w:t xml:space="preserve">                          "trouble breathing", "difficulty breathing", "bleeding heavily", </w:t>
+              <w:br/>
+              <w:t xml:space="preserve">                          "emergency", "911", "hospital asap"]</w:t>
+              <w:br/>
+              <w:t xml:space="preserve">    IF AnyKeywordMatches(normalized, EMERGENCY_KEYWORDS) THEN</w:t>
+              <w:br/>
+              <w:t xml:space="preserve">        RETURN {</w:t>
+              <w:br/>
+              <w:t xml:space="preserve">            "reply": "🚨 EMERGENCY ALERT: If your child is experiencing breathing distress, seizures, or unresponsiveness, call emergency services (911 / 112) or go to the nearest ER immediately.",</w:t>
+              <w:br/>
+              <w:t xml:space="preserve">            "shortcuts": [{"label": "Find Nearest Clinic", "url": "/clinics/"}, {"label": "Common Ailments Tracker", "url": "/fever-tracker"}],</w:t>
+              <w:br/>
+              <w:t xml:space="preserve">            "actions": ["Red Flag Symptoms", "Find Clinic"]</w:t>
+              <w:br/>
+              <w:t xml:space="preserve">        }</w:t>
+              <w:br/>
+              <w:t xml:space="preserve">    END IF</w:t>
+              <w:br/>
+              <w:br/>
+              <w:t xml:space="preserve">    // STAGE 2: Conversational Greetings (English &amp; Tagalog)</w:t>
+              <w:br/>
+              <w:t xml:space="preserve">    GREETINGS &lt;- ["hi", "hello", "hey", "kamusta", "kumusta", "magandang umaga", "salamat", "marunong kang magtagalog"]</w:t>
+              <w:br/>
+              <w:t xml:space="preserve">    IF AnyGreetingMatches(normalized, GREETINGS) THEN</w:t>
+              <w:br/>
+              <w:t xml:space="preserve">        user_name &lt;- IF user_context.is_authenticated THEN user_context.first_name ELSE "Parent"</w:t>
+              <w:br/>
+              <w:t xml:space="preserve">        RETURN {</w:t>
+              <w:br/>
+              <w:t xml:space="preserve">            "reply": Format("👋 Hi {0}! Ako ang inyong PaPrep Assistant. Magtanong tungkol sa fever, nutrisyon, o kaligtasan ng bata!", user_name),</w:t>
+              <w:br/>
+              <w:t xml:space="preserve">            "shortcuts": DefaultNavigationShortcuts(),</w:t>
+              <w:br/>
+              <w:t xml:space="preserve">            "actions": ["Fever care guidance", "Nutrition tips", "Vaccination schedule"]</w:t>
+              <w:br/>
+              <w:t xml:space="preserve">        }</w:t>
+              <w:br/>
+              <w:t xml:space="preserve">    END IF</w:t>
+              <w:br/>
+              <w:br/>
+              <w:t xml:space="preserve">    // STAGE 3: Fuzzy Feature Registry &amp; Navigation Intent Matching</w:t>
+              <w:br/>
+              <w:t xml:space="preserve">    matched_feature &lt;- FuzzyMatchFeatures(normalized, FEATURE_REGISTRY, threshold=0.8)</w:t>
+              <w:br/>
+              <w:t xml:space="preserve">    IF matched_feature IS NOT NULL THEN</w:t>
+              <w:br/>
+              <w:t xml:space="preserve">        RETURN {</w:t>
+              <w:br/>
+              <w:t xml:space="preserve">            "reply": Format("I can help you navigate to {0}.", matched_feature.name),</w:t>
+              <w:br/>
+              <w:t xml:space="preserve">            "shortcuts": [{"label": matched_feature.name, "url": matched_feature.url + "?help=" + matched_feature.id}],</w:t>
+              <w:br/>
+              <w:t xml:space="preserve">            "actions": []</w:t>
+              <w:br/>
+              <w:t xml:space="preserve">        }</w:t>
+              <w:br/>
+              <w:t xml:space="preserve">    END IF</w:t>
+              <w:br/>
+              <w:br/>
+              <w:t xml:space="preserve">    // STAGE 4: Retrieval-Augmented Generation (RAG) with Gemini &amp; Red Book PDF</w:t>
+              <w:br/>
+              <w:t xml:space="preserve">    IF HasConfig("GEMINI_API_KEY") THEN</w:t>
+              <w:br/>
+              <w:t xml:space="preserve">        TRY</w:t>
+              <w:br/>
+              <w:t xml:space="preserve">            red_book_file &lt;- GetOrUploadGeminiFile("PaPrep_Red_Book.pdf")</w:t>
+              <w:br/>
+              <w:t xml:space="preserve">            system_prompt &lt;- "You are PaPrep Assistant for parents of children aged 0-21 in the Philippines. " +</w:t>
+              <w:br/>
+              <w:t xml:space="preserve">                             "CRITICAL: Always consult the attached PaPrep Red Book PDF first as your authoritative source. " +</w:t>
+              <w:br/>
+              <w:t xml:space="preserve">                             "Concise, practical, friendly guidance. Advise clinical consultation for red flags."</w:t>
+              <w:br/>
+              <w:t xml:space="preserve">            </w:t>
+              <w:br/>
+              <w:t xml:space="preserve">            prompt_content &lt;- [red_book_file, system_prompt + "</w:t>
+              <w:br/>
+              <w:br/>
+              <w:t>Parent Query: " + query_text]</w:t>
+              <w:br/>
+              <w:t xml:space="preserve">            response &lt;- GeminiModel.GenerateContent(prompt_content)</w:t>
+              <w:br/>
+              <w:t xml:space="preserve">            </w:t>
+              <w:br/>
+              <w:t xml:space="preserve">            RETURN {</w:t>
+              <w:br/>
+              <w:t xml:space="preserve">                "reply": response.text,</w:t>
+              <w:br/>
+              <w:t xml:space="preserve">                "shortcuts": ResolveTopicShortcuts(normalized),</w:t>
+              <w:br/>
+              <w:t xml:space="preserve">                "actions": DefaultActionPrompts()</w:t>
+              <w:br/>
+              <w:t xml:space="preserve">            }</w:t>
+              <w:br/>
+              <w:t xml:space="preserve">        CATCH Exception</w:t>
+              <w:br/>
+              <w:t xml:space="preserve">            LogException("Gemini generation failed, falling back.")</w:t>
+              <w:br/>
+              <w:t xml:space="preserve">        END TRY</w:t>
+              <w:br/>
+              <w:t xml:space="preserve">    END IF</w:t>
+              <w:br/>
+              <w:br/>
+              <w:t xml:space="preserve">    // STAGE 5: Graceful Degraded Fallback</w:t>
+              <w:br/>
+              <w:t xml:space="preserve">    RETURN {</w:t>
+              <w:br/>
+              <w:t xml:space="preserve">        "reply": "👋 I am having difficulty connecting right now. Please select an option below:",</w:t>
+              <w:br/>
+              <w:t xml:space="preserve">        "shortcuts": DefaultNavigationShortcuts(),</w:t>
+              <w:br/>
+              <w:t xml:space="preserve">        "actions": DefaultActionPrompts()</w:t>
+              <w:br/>
+              <w:t xml:space="preserve">    }</w:t>
+              <w:br/>
+              <w:t>END FUNCTION</w:t>
+            </w:r>
+          </w:p>
+        </w:tc>
+      </w:tr>
+    </w:tbl>
+    <w:p/>
+    <w:p>
+      <w:pPr>
+        <w:keepNext/>
+        <w:spacing w:before="240" w:after="80"/>
+      </w:pPr>
+      <w:r>
+        <w:rPr>
+          <w:rFonts w:ascii="Segoe UI" w:hAnsi="Segoe UI"/>
+          <w:b/>
+          <w:color w:val="0369A1"/>
+          <w:sz w:val="24"/>
+        </w:rPr>
+        <w:t>Algorithm 7: Real-Time Telemedicine Messaging, File Upload &amp; Socket.IO Routing</w:t>
+      </w:r>
+    </w:p>
+    <w:tbl>
+      <w:tblPr>
+        <w:tblW w:type="auto" w:w="0"/>
+        <w:jc w:val="center"/>
+        <w:tblLook w:firstColumn="1" w:firstRow="1" w:lastColumn="0" w:lastRow="0" w:noHBand="0" w:noVBand="1" w:val="04A0"/>
+      </w:tblPr>
+      <w:tblGrid>
+        <w:gridCol w:w="10080"/>
+      </w:tblGrid>
+      <w:tr>
+        <w:tc>
+          <w:tcPr>
+            <w:tcW w:type="dxa" w:w="10080"/>
+            <w:shd w:fill="F1F5F9"/>
+            <w:tcMar>
+              <w:top w:w="140" w:type="dxa"/>
+              <w:bottom w:w="140" w:type="dxa"/>
+              <w:left w:w="200" w:type="dxa"/>
+              <w:right w:w="200" w:type="dxa"/>
+            </w:tcMar>
+            <w:tcBorders>
+              <w:top w:val="single" w:sz="4" w:space="0" w:color="CBD5E1"/>
+              <w:left w:val="single" w:sz="24" w:space="0" w:color="0284C7"/>
+              <w:bottom w:val="single" w:sz="4" w:space="0" w:color="CBD5E1"/>
+              <w:right w:val="single" w:sz="4" w:space="0" w:color="CBD5E1"/>
+            </w:tcBorders>
+          </w:tcPr>
+          <w:p>
+            <w:pPr>
+              <w:spacing w:before="40" w:after="40" w:line="276" w:lineRule="auto"/>
+            </w:pPr>
+            <w:r>
+              <w:rPr>
+                <w:rFonts w:ascii="Consolas" w:hAnsi="Consolas"/>
+                <w:color w:val="0F172A"/>
+                <w:sz w:val="17"/>
+              </w:rPr>
+              <w:t>// ============================================================================</w:t>
+              <w:br/>
+              <w:t>// ALGORITHM 7: REAL-TIME TELEMEDICINE MESSAGING &amp; SOCKET.IO ROUTING</w:t>
+              <w:br/>
+              <w:t>// ============================================================================</w:t>
+              <w:br/>
+              <w:t>EVENT_HANDLER SocketOnJoin(data, client_socket):</w:t>
+              <w:br/>
+              <w:t xml:space="preserve">    clinic_id &lt;- data.clinic_id</w:t>
+              <w:br/>
+              <w:t xml:space="preserve">    user_id &lt;- data.user_id</w:t>
+              <w:br/>
+              <w:t xml:space="preserve">    </w:t>
+              <w:br/>
+              <w:t xml:space="preserve">    IF clinic_id AND user_id THEN</w:t>
+              <w:br/>
+              <w:t xml:space="preserve">        chat_room &lt;- Format("chat_{0}_{1}", clinic_id, user_id)</w:t>
+              <w:br/>
+              <w:t xml:space="preserve">        clinic_room &lt;- Format("clinic_{0}", clinic_id)</w:t>
+              <w:br/>
+              <w:t xml:space="preserve">        user_room &lt;- Format("user_{0}", user_id)</w:t>
+              <w:br/>
+              <w:t xml:space="preserve">        </w:t>
+              <w:br/>
+              <w:t xml:space="preserve">        JoinRoom(client_socket, chat_room)</w:t>
+              <w:br/>
+              <w:t xml:space="preserve">        JoinRoom(client_socket, clinic_room)</w:t>
+              <w:br/>
+              <w:t xml:space="preserve">        JoinRoom(client_socket, user_room)</w:t>
+              <w:br/>
+              <w:t xml:space="preserve">        EmitToSocket(client_socket, "room_joined", {"room": chat_room, "ok": TRUE})</w:t>
+              <w:br/>
+              <w:t xml:space="preserve">    END IF</w:t>
+              <w:br/>
+              <w:t>END EVENT_HANDLER</w:t>
+              <w:br/>
+              <w:br/>
+              <w:t>EVENT_HANDLER SocketSendMessage(data):</w:t>
+              <w:br/>
+              <w:t xml:space="preserve">    clinic_id &lt;- data.clinic_id</w:t>
+              <w:br/>
+              <w:t xml:space="preserve">    user_id &lt;- data.user_id</w:t>
+              <w:br/>
+              <w:t xml:space="preserve">    sender_type &lt;- data.sender // 'user' or 'clinic'</w:t>
+              <w:br/>
+              <w:t xml:space="preserve">    text_content &lt;- Trim(data.text)</w:t>
+              <w:br/>
+              <w:t xml:space="preserve">    </w:t>
+              <w:br/>
+              <w:t xml:space="preserve">    // 1. Persist to relational database</w:t>
+              <w:br/>
+              <w:t xml:space="preserve">    msg &lt;- New ClinicMessage(</w:t>
+              <w:br/>
+              <w:t xml:space="preserve">        clinic_id = clinic_id,</w:t>
+              <w:br/>
+              <w:t xml:space="preserve">        user_id = user_id,</w:t>
+              <w:br/>
+              <w:t xml:space="preserve">        sender = sender_type,</w:t>
+              <w:br/>
+              <w:t xml:space="preserve">        text = text_content,</w:t>
+              <w:br/>
+              <w:t xml:space="preserve">        is_read = FALSE,</w:t>
+              <w:br/>
+              <w:t xml:space="preserve">        created_at = CurrentTimeUTC()</w:t>
+              <w:br/>
+              <w:t xml:space="preserve">    )</w:t>
+              <w:br/>
+              <w:t xml:space="preserve">    DB.Session.Add(msg)</w:t>
+              <w:br/>
+              <w:t xml:space="preserve">    DB.Session.Commit()</w:t>
+              <w:br/>
+              <w:t xml:space="preserve">    </w:t>
+              <w:br/>
+              <w:t xml:space="preserve">    payload &lt;- msg.ToDict()</w:t>
+              <w:br/>
+              <w:t xml:space="preserve">    chat_room &lt;- Format("chat_{0}_{1}", clinic_id, user_id)</w:t>
+              <w:br/>
+              <w:t xml:space="preserve">    target_inbox_room &lt;- IF sender_type == "user" THEN Format("clinic_{0}", clinic_id) ELSE Format("user_{0}", user_id)</w:t>
+              <w:br/>
+              <w:t xml:space="preserve">    </w:t>
+              <w:br/>
+              <w:t xml:space="preserve">    // 2. Real-time broadcast to active chat room</w:t>
+              <w:br/>
+              <w:t xml:space="preserve">    SocketIO.Emit("chat_message", {"clinic_id": clinic_id, "user_id": user_id, "message": payload}, room=chat_room)</w:t>
+              <w:br/>
+              <w:t xml:space="preserve">    </w:t>
+              <w:br/>
+              <w:t xml:space="preserve">    // 3. Dispatch unread update badge to the recipient's personal notification room</w:t>
+              <w:br/>
+              <w:t xml:space="preserve">    SocketIO.Emit("unread_update", {"clinic_id": clinic_id, "user_id": user_id, "last_message": payload}, room=target_inbox_room)</w:t>
+              <w:br/>
+              <w:t>END EVENT_HANDLER</w:t>
+              <w:br/>
+              <w:br/>
+              <w:t>FUNCTION UploadChatAttachment(clinic_id, user_id, file, upload_type):</w:t>
+              <w:br/>
+              <w:t xml:space="preserve">    ext &lt;- GetFileExtension(file.filename)</w:t>
+              <w:br/>
+              <w:t xml:space="preserve">    IF upload_type == "image" AND ext NOT IN ["png", "jpg", "jpeg", "webp"] THEN</w:t>
+              <w:br/>
+              <w:t xml:space="preserve">        RETURN Error("Disallowed image format")</w:t>
+              <w:br/>
+              <w:t xml:space="preserve">    END IF</w:t>
+              <w:br/>
+              <w:t xml:space="preserve">    IF upload_type == "file" AND ext NOT IN ["pdf", "docx", "doc", "txt", "xlsx"] THEN</w:t>
+              <w:br/>
+              <w:t xml:space="preserve">        RETURN Error("Disallowed document format")</w:t>
+              <w:br/>
+              <w:t xml:space="preserve">    END IF</w:t>
+              <w:br/>
+              <w:t xml:space="preserve">    </w:t>
+              <w:br/>
+              <w:t xml:space="preserve">    unique_filename &lt;- Format("{0}.{1}", GenerateUUID(), ext)</w:t>
+              <w:br/>
+              <w:t xml:space="preserve">    save_path &lt;- SaveToUploadDir("static/uploads/chat", unique_filename, file)</w:t>
+              <w:br/>
+              <w:t xml:space="preserve">    relative_url &lt;- "/static/uploads/chat/" + unique_filename</w:t>
+              <w:br/>
+              <w:t xml:space="preserve">    </w:t>
+              <w:br/>
+              <w:t xml:space="preserve">    msg &lt;- New ClinicMessage(</w:t>
+              <w:br/>
+              <w:t xml:space="preserve">        clinic_id = clinic_id,</w:t>
+              <w:br/>
+              <w:t xml:space="preserve">        user_id = user_id,</w:t>
+              <w:br/>
+              <w:t xml:space="preserve">        sender = "user",</w:t>
+              <w:br/>
+              <w:t xml:space="preserve">        text = NULL,</w:t>
+              <w:br/>
+              <w:t xml:space="preserve">        attachment_url = relative_url,</w:t>
+              <w:br/>
+              <w:t xml:space="preserve">        attachment_type = upload_type,</w:t>
+              <w:br/>
+              <w:t xml:space="preserve">        is_read = FALSE,</w:t>
+              <w:br/>
+              <w:t xml:space="preserve">        created_at = CurrentTimeUTC()</w:t>
+              <w:br/>
+              <w:t xml:space="preserve">    )</w:t>
+              <w:br/>
+              <w:t xml:space="preserve">    DB.Session.Add(msg)</w:t>
+              <w:br/>
+              <w:t xml:space="preserve">    DB.Session.Commit()</w:t>
+              <w:br/>
+              <w:t xml:space="preserve">    </w:t>
+              <w:br/>
+              <w:t xml:space="preserve">    BroadcastMessagePayload(msg)</w:t>
+              <w:br/>
+              <w:t xml:space="preserve">    RETURN msg.ToDict()</w:t>
+              <w:br/>
+              <w:t>END FUNCTION</w:t>
+            </w:r>
+          </w:p>
+        </w:tc>
+      </w:tr>
+    </w:tbl>
+    <w:p/>
+    <w:p>
+      <w:pPr>
+        <w:keepNext/>
+        <w:spacing w:before="240" w:after="80"/>
+      </w:pPr>
+      <w:r>
+        <w:rPr>
+          <w:rFonts w:ascii="Segoe UI" w:hAnsi="Segoe UI"/>
+          <w:b/>
+          <w:color w:val="0369A1"/>
+          <w:sz w:val="24"/>
+        </w:rPr>
+        <w:t>Algorithm 8: Educational Module Delivery &amp; Quiz Mastery Engine</w:t>
+      </w:r>
+    </w:p>
+    <w:tbl>
+      <w:tblPr>
+        <w:tblW w:type="auto" w:w="0"/>
+        <w:jc w:val="center"/>
+        <w:tblLook w:firstColumn="1" w:firstRow="1" w:lastColumn="0" w:lastRow="0" w:noHBand="0" w:noVBand="1" w:val="04A0"/>
+      </w:tblPr>
+      <w:tblGrid>
+        <w:gridCol w:w="10080"/>
+      </w:tblGrid>
+      <w:tr>
+        <w:tc>
+          <w:tcPr>
+            <w:tcW w:type="dxa" w:w="10080"/>
+            <w:shd w:fill="F1F5F9"/>
+            <w:tcMar>
+              <w:top w:w="140" w:type="dxa"/>
+              <w:bottom w:w="140" w:type="dxa"/>
+              <w:left w:w="200" w:type="dxa"/>
+              <w:right w:w="200" w:type="dxa"/>
+            </w:tcMar>
+            <w:tcBorders>
+              <w:top w:val="single" w:sz="4" w:space="0" w:color="CBD5E1"/>
+              <w:left w:val="single" w:sz="24" w:space="0" w:color="0284C7"/>
+              <w:bottom w:val="single" w:sz="4" w:space="0" w:color="CBD5E1"/>
+              <w:right w:val="single" w:sz="4" w:space="0" w:color="CBD5E1"/>
+            </w:tcBorders>
+          </w:tcPr>
+          <w:p>
+            <w:pPr>
+              <w:spacing w:before="40" w:after="40" w:line="276" w:lineRule="auto"/>
+            </w:pPr>
+            <w:r>
+              <w:rPr>
+                <w:rFonts w:ascii="Consolas" w:hAnsi="Consolas"/>
+                <w:color w:val="0F172A"/>
+                <w:sz w:val="17"/>
+              </w:rPr>
+              <w:t>// ============================================================================</w:t>
+              <w:br/>
+              <w:t>// ALGORITHM 8: EDUCATIONAL MODULE DELIVERY &amp; QUIZ MASTERY ENGINE</w:t>
+              <w:br/>
+              <w:t>// ============================================================================</w:t>
+              <w:br/>
+              <w:t>FUNCTION SubmitModuleQuiz(user_id, module_id, submitted_answers):</w:t>
+              <w:br/>
+              <w:t xml:space="preserve">    questions &lt;- Query ModuleQuizQuestion WHERE module_id == module_id</w:t>
+              <w:br/>
+              <w:t xml:space="preserve">    total_questions &lt;- Count(questions)</w:t>
+              <w:br/>
+              <w:t xml:space="preserve">    IF total_questions == 0 THEN</w:t>
+              <w:br/>
+              <w:t xml:space="preserve">        RETURN Failure("Module contains no quiz questions.")</w:t>
+              <w:br/>
+              <w:t xml:space="preserve">    END IF</w:t>
+              <w:br/>
+              <w:br/>
+              <w:t xml:space="preserve">    correct_count &lt;- 0</w:t>
+              <w:br/>
+              <w:t xml:space="preserve">    feedback_breakdown &lt;- []</w:t>
+              <w:br/>
+              <w:br/>
+              <w:t xml:space="preserve">    FOR q IN questions:</w:t>
+              <w:br/>
+              <w:t xml:space="preserve">        selected_answer &lt;- submitted_answers.Get(q.id)</w:t>
+              <w:br/>
+              <w:t xml:space="preserve">        is_correct &lt;- (selected_answer == q.correct_option)</w:t>
+              <w:br/>
+              <w:t xml:space="preserve">        IF is_correct THEN</w:t>
+              <w:br/>
+              <w:t xml:space="preserve">            correct_count &lt;- correct_count + 1</w:t>
+              <w:br/>
+              <w:t xml:space="preserve">        END IF</w:t>
+              <w:br/>
+              <w:br/>
+              <w:t xml:space="preserve">        feedback_breakdown.Append({</w:t>
+              <w:br/>
+              <w:t xml:space="preserve">            "question_id": q.id,</w:t>
+              <w:br/>
+              <w:t xml:space="preserve">            "question_text": q.question,</w:t>
+              <w:br/>
+              <w:t xml:space="preserve">            "selected": selected_answer,</w:t>
+              <w:br/>
+              <w:t xml:space="preserve">            "correct": q.correct_option,</w:t>
+              <w:br/>
+              <w:t xml:space="preserve">            "is_correct": is_correct,</w:t>
+              <w:br/>
+              <w:t xml:space="preserve">            "explanation": q.explanation</w:t>
+              <w:br/>
+              <w:t xml:space="preserve">        })</w:t>
+              <w:br/>
+              <w:t xml:space="preserve">    END FOR</w:t>
+              <w:br/>
+              <w:br/>
+              <w:t xml:space="preserve">    calculated_score &lt;- Round((correct_count / total_questions) * 100)</w:t>
+              <w:br/>
+              <w:t xml:space="preserve">    has_passed &lt;- (calculated_score &gt;= 70) // 70% mastery threshold</w:t>
+              <w:br/>
+              <w:br/>
+              <w:t xml:space="preserve">    // Upsert ModuleProgress</w:t>
+              <w:br/>
+              <w:t xml:space="preserve">    progress &lt;- Query ModuleProgress WHERE user_id == user_id AND module_id == module_id</w:t>
+              <w:br/>
+              <w:t xml:space="preserve">    IF progress IS NULL THEN</w:t>
+              <w:br/>
+              <w:t xml:space="preserve">        progress &lt;- New ModuleProgress(</w:t>
+              <w:br/>
+              <w:t xml:space="preserve">            user_id = user_id,</w:t>
+              <w:br/>
+              <w:t xml:space="preserve">            module_id = module_id,</w:t>
+              <w:br/>
+              <w:t xml:space="preserve">            quiz_score = calculated_score,</w:t>
+              <w:br/>
+              <w:t xml:space="preserve">            quiz_attempts = 1,</w:t>
+              <w:br/>
+              <w:t xml:space="preserve">            status = IF has_passed THEN "completed" ELSE "in_progress",</w:t>
+              <w:br/>
+              <w:t xml:space="preserve">            completed_at = IF has_passed THEN CurrentTimeUTC() ELSE NULL</w:t>
+              <w:br/>
+              <w:t xml:space="preserve">        )</w:t>
+              <w:br/>
+              <w:t xml:space="preserve">        DB.Session.Add(progress)</w:t>
+              <w:br/>
+              <w:t xml:space="preserve">    ELSE</w:t>
+              <w:br/>
+              <w:t xml:space="preserve">        progress.quiz_attempts &lt;- progress.quiz_attempts + 1</w:t>
+              <w:br/>
+              <w:t xml:space="preserve">        IF calculated_score &gt; progress.quiz_score THEN</w:t>
+              <w:br/>
+              <w:t xml:space="preserve">            progress.quiz_score &lt;- calculated_score</w:t>
+              <w:br/>
+              <w:t xml:space="preserve">        END IF</w:t>
+              <w:br/>
+              <w:t xml:space="preserve">        IF has_passed AND progress.status != "completed" THEN</w:t>
+              <w:br/>
+              <w:t xml:space="preserve">            progress.status &lt;- "completed"</w:t>
+              <w:br/>
+              <w:t xml:space="preserve">            progress.completed_at &lt;- CurrentTimeUTC()</w:t>
+              <w:br/>
+              <w:t xml:space="preserve">        END IF</w:t>
+              <w:br/>
+              <w:t xml:space="preserve">    END IF</w:t>
+              <w:br/>
+              <w:br/>
+              <w:t xml:space="preserve">    DB.Session.Commit()</w:t>
+              <w:br/>
+              <w:t xml:space="preserve">    RETURN {</w:t>
+              <w:br/>
+              <w:t xml:space="preserve">        "score": calculated_score,</w:t>
+              <w:br/>
+              <w:t xml:space="preserve">        "passed": has_passed,</w:t>
+              <w:br/>
+              <w:t xml:space="preserve">        "attempts": progress.quiz_attempts,</w:t>
+              <w:br/>
+              <w:t xml:space="preserve">        "feedback": feedback_breakdown</w:t>
+              <w:br/>
+              <w:t xml:space="preserve">    }</w:t>
+              <w:br/>
+              <w:t>END FUNCTION</w:t>
+            </w:r>
+          </w:p>
+        </w:tc>
+      </w:tr>
+    </w:tbl>
+    <w:p/>
+    <w:p>
+      <w:pPr>
+        <w:keepNext/>
+        <w:spacing w:before="240" w:after="80"/>
+      </w:pPr>
+      <w:r>
+        <w:rPr>
+          <w:rFonts w:ascii="Segoe UI" w:hAnsi="Segoe UI"/>
+          <w:b/>
+          <w:color w:val="0369A1"/>
+          <w:sz w:val="24"/>
+        </w:rPr>
+        <w:t>Algorithm 9: Peer Community Forum Threading &amp; Moderation Workflow</w:t>
+      </w:r>
+    </w:p>
+    <w:tbl>
+      <w:tblPr>
+        <w:tblW w:type="auto" w:w="0"/>
+        <w:jc w:val="center"/>
+        <w:tblLook w:firstColumn="1" w:firstRow="1" w:lastColumn="0" w:lastRow="0" w:noHBand="0" w:noVBand="1" w:val="04A0"/>
+      </w:tblPr>
+      <w:tblGrid>
+        <w:gridCol w:w="10080"/>
+      </w:tblGrid>
+      <w:tr>
+        <w:tc>
+          <w:tcPr>
+            <w:tcW w:type="dxa" w:w="10080"/>
+            <w:shd w:fill="F1F5F9"/>
+            <w:tcMar>
+              <w:top w:w="140" w:type="dxa"/>
+              <w:bottom w:w="140" w:type="dxa"/>
+              <w:left w:w="200" w:type="dxa"/>
+              <w:right w:w="200" w:type="dxa"/>
+            </w:tcMar>
+            <w:tcBorders>
+              <w:top w:val="single" w:sz="4" w:space="0" w:color="CBD5E1"/>
+              <w:left w:val="single" w:sz="24" w:space="0" w:color="0284C7"/>
+              <w:bottom w:val="single" w:sz="4" w:space="0" w:color="CBD5E1"/>
+              <w:right w:val="single" w:sz="4" w:space="0" w:color="CBD5E1"/>
+            </w:tcBorders>
+          </w:tcPr>
+          <w:p>
+            <w:pPr>
+              <w:spacing w:before="40" w:after="40" w:line="276" w:lineRule="auto"/>
+            </w:pPr>
+            <w:r>
+              <w:rPr>
+                <w:rFonts w:ascii="Consolas" w:hAnsi="Consolas"/>
+                <w:color w:val="0F172A"/>
+                <w:sz w:val="17"/>
+              </w:rPr>
+              <w:t>// ============================================================================</w:t>
+              <w:br/>
+              <w:t>// ALGORITHM 9: PEER COMMUNITY FORUM THREADING &amp; MODERATION WORKFLOW</w:t>
+              <w:br/>
+              <w:t>// ============================================================================</w:t>
+              <w:br/>
+              <w:t>FUNCTION CreateForumPost(user, title, content, category):</w:t>
+              <w:br/>
+              <w:t xml:space="preserve">    sanitized_title &lt;- StripXSS(title)</w:t>
+              <w:br/>
+              <w:t xml:space="preserve">    sanitized_content &lt;- StripXSS(content)</w:t>
+              <w:br/>
+              <w:t xml:space="preserve">    </w:t>
+              <w:br/>
+              <w:t xml:space="preserve">    post &lt;- New ForumPost(</w:t>
+              <w:br/>
+              <w:t xml:space="preserve">        user_id = user.id,</w:t>
+              <w:br/>
+              <w:t xml:space="preserve">        title = sanitized_title,</w:t>
+              <w:br/>
+              <w:t xml:space="preserve">        content = sanitized_content,</w:t>
+              <w:br/>
+              <w:t xml:space="preserve">        category = category,</w:t>
+              <w:br/>
+              <w:t xml:space="preserve">        is_pinned = FALSE,</w:t>
+              <w:br/>
+              <w:t xml:space="preserve">        is_hidden = FALSE,</w:t>
+              <w:br/>
+              <w:t xml:space="preserve">        created_at = CurrentTimeUTC()</w:t>
+              <w:br/>
+              <w:t xml:space="preserve">    )</w:t>
+              <w:br/>
+              <w:t xml:space="preserve">    DB.Session.Add(post)</w:t>
+              <w:br/>
+              <w:t xml:space="preserve">    DB.Session.Commit()</w:t>
+              <w:br/>
+              <w:t xml:space="preserve">    RETURN post</w:t>
+              <w:br/>
+              <w:t>END FUNCTION</w:t>
+              <w:br/>
+              <w:br/>
+              <w:t>FUNCTION FlagForumContent(reporter_id, post_id, reply_id, report_reason):</w:t>
+              <w:br/>
+              <w:t xml:space="preserve">    report &lt;- New ForumReport(</w:t>
+              <w:br/>
+              <w:t xml:space="preserve">        reporter_id = reporter_id,</w:t>
+              <w:br/>
+              <w:t xml:space="preserve">        post_id = post_id,</w:t>
+              <w:br/>
+              <w:t xml:space="preserve">        reply_id = reply_id,</w:t>
+              <w:br/>
+              <w:t xml:space="preserve">        reason = report_reason,</w:t>
+              <w:br/>
+              <w:t xml:space="preserve">        status = "pending",</w:t>
+              <w:br/>
+              <w:t xml:space="preserve">        created_at = CurrentTimeUTC()</w:t>
+              <w:br/>
+              <w:t xml:space="preserve">    )</w:t>
+              <w:br/>
+              <w:t xml:space="preserve">    DB.Session.Add(report)</w:t>
+              <w:br/>
+              <w:t xml:space="preserve">    DB.Session.Commit()</w:t>
+              <w:br/>
+              <w:t xml:space="preserve">    </w:t>
+              <w:br/>
+              <w:t xml:space="preserve">    // Auto-quarantine threshold: if 3 or more distinct users report content</w:t>
+              <w:br/>
+              <w:t xml:space="preserve">    active_reports &lt;- Count(Query ForumReport WHERE post_id == post_id AND status == "pending")</w:t>
+              <w:br/>
+              <w:t xml:space="preserve">    IF active_reports &gt;= 3 THEN</w:t>
+              <w:br/>
+              <w:t xml:space="preserve">        target_post &lt;- Query ForumPost WHERE id == post_id</w:t>
+              <w:br/>
+              <w:t xml:space="preserve">        target_post.is_hidden &lt;- TRUE</w:t>
+              <w:br/>
+              <w:t xml:space="preserve">        DB.Session.Commit()</w:t>
+              <w:br/>
+              <w:t xml:space="preserve">        LogAdminAudit("Post auto-quarantined due to report threshold.")</w:t>
+              <w:br/>
+              <w:t xml:space="preserve">    END IF</w:t>
+              <w:br/>
+              <w:t xml:space="preserve">    RETURN report</w:t>
+              <w:br/>
+              <w:t>END FUNCTION</w:t>
+            </w:r>
+          </w:p>
+        </w:tc>
+      </w:tr>
+    </w:tbl>
+    <w:p/>
+    <w:p>
+      <w:pPr>
+        <w:keepNext/>
+        <w:spacing w:before="240" w:after="80"/>
+      </w:pPr>
+      <w:r>
+        <w:rPr>
+          <w:rFonts w:ascii="Segoe UI" w:hAnsi="Segoe UI"/>
+          <w:b/>
+          <w:color w:val="0369A1"/>
+          <w:sz w:val="24"/>
+        </w:rPr>
+        <w:t>Algorithm 10: Clinic Portal Operations, Weekly Schedule Availability &amp; Patient Roster Sync</w:t>
+      </w:r>
+    </w:p>
+    <w:tbl>
+      <w:tblPr>
+        <w:tblW w:type="auto" w:w="0"/>
+        <w:jc w:val="center"/>
+        <w:tblLook w:firstColumn="1" w:firstRow="1" w:lastColumn="0" w:lastRow="0" w:noHBand="0" w:noVBand="1" w:val="04A0"/>
+      </w:tblPr>
+      <w:tblGrid>
+        <w:gridCol w:w="10080"/>
+      </w:tblGrid>
+      <w:tr>
+        <w:tc>
+          <w:tcPr>
+            <w:tcW w:type="dxa" w:w="10080"/>
+            <w:shd w:fill="F1F5F9"/>
+            <w:tcMar>
+              <w:top w:w="140" w:type="dxa"/>
+              <w:bottom w:w="140" w:type="dxa"/>
+              <w:left w:w="200" w:type="dxa"/>
+              <w:right w:w="200" w:type="dxa"/>
+            </w:tcMar>
+            <w:tcBorders>
+              <w:top w:val="single" w:sz="4" w:space="0" w:color="CBD5E1"/>
+              <w:left w:val="single" w:sz="24" w:space="0" w:color="0284C7"/>
+              <w:bottom w:val="single" w:sz="4" w:space="0" w:color="CBD5E1"/>
+              <w:right w:val="single" w:sz="4" w:space="0" w:color="CBD5E1"/>
+            </w:tcBorders>
+          </w:tcPr>
+          <w:p>
+            <w:pPr>
+              <w:spacing w:before="40" w:after="40" w:line="276" w:lineRule="auto"/>
+            </w:pPr>
+            <w:r>
+              <w:rPr>
+                <w:rFonts w:ascii="Consolas" w:hAnsi="Consolas"/>
+                <w:color w:val="0F172A"/>
+                <w:sz w:val="17"/>
+              </w:rPr>
+              <w:t>// ============================================================================</w:t>
+              <w:br/>
+              <w:t>// ALGORITHM 10: CLINIC PORTAL OPERATIONS &amp; PATIENT ROSTER SYNC</w:t>
+              <w:br/>
+              <w:t>// ============================================================================</w:t>
+              <w:br/>
+              <w:t>FUNCTION GetClinicPatientRoster(clinic_id):</w:t>
+              <w:br/>
+              <w:t xml:space="preserve">    registrations &lt;- Query ClinicRegistration WHERE clinic_id == clinic_id</w:t>
+              <w:br/>
+              <w:t xml:space="preserve">    patient_roster &lt;- []</w:t>
+              <w:br/>
+              <w:t xml:space="preserve">    </w:t>
+              <w:br/>
+              <w:t xml:space="preserve">    FOR reg IN registrations:</w:t>
+              <w:br/>
+              <w:t xml:space="preserve">        parent &lt;- Query User WHERE id == reg.user_id</w:t>
+              <w:br/>
+              <w:t xml:space="preserve">        FOR child IN parent.children:</w:t>
+              <w:br/>
+              <w:t xml:space="preserve">            // Fetch child's most recent health metrics</w:t>
+              <w:br/>
+              <w:t xml:space="preserve">            latest_fever &lt;- Query Latest FeverReading WHERE child_id == child.id</w:t>
+              <w:br/>
+              <w:t xml:space="preserve">            latest_checklist &lt;- Query Latest HealthChecklist WHERE child_id == child.id</w:t>
+              <w:br/>
+              <w:t xml:space="preserve">            unread_chat_count &lt;- Count(Query ClinicMessage WHERE clinic_id == clinic_id </w:t>
+              <w:br/>
+              <w:t xml:space="preserve">                                       AND user_id == parent.id AND sender == "user" AND is_read == FALSE)</w:t>
+              <w:br/>
+              <w:t xml:space="preserve">            </w:t>
+              <w:br/>
+              <w:t xml:space="preserve">            patient_roster.Append({</w:t>
+              <w:br/>
+              <w:t xml:space="preserve">                "child_id": child.id,</w:t>
+              <w:br/>
+              <w:t xml:space="preserve">                "child_name": child.name,</w:t>
+              <w:br/>
+              <w:t xml:space="preserve">                "parent_name": Format("{0} {1}", parent.first_name, parent.last_name),</w:t>
+              <w:br/>
+              <w:t xml:space="preserve">                "parent_phone": parent.phone,</w:t>
+              <w:br/>
+              <w:t xml:space="preserve">                "age_display": child.age_display,</w:t>
+              <w:br/>
+              <w:t xml:space="preserve">                "profile_color": child.profile_color,</w:t>
+              <w:br/>
+              <w:t xml:space="preserve">                "latest_temp": IF latest_fever THEN latest_fever.value_celsius ELSE NULL,</w:t>
+              <w:br/>
+              <w:t xml:space="preserve">                "last_checklist_date": IF latest_checklist THEN latest_checklist.date ELSE NULL,</w:t>
+              <w:br/>
+              <w:t xml:space="preserve">                "unread_messages": unread_chat_count,</w:t>
+              <w:br/>
+              <w:t xml:space="preserve">                "registered_at": reg.registered_at</w:t>
+              <w:br/>
+              <w:t xml:space="preserve">            })</w:t>
+              <w:br/>
+              <w:t xml:space="preserve">        END FOR</w:t>
+              <w:br/>
+              <w:t xml:space="preserve">    END FOR</w:t>
+              <w:br/>
+              <w:t xml:space="preserve">    </w:t>
+              <w:br/>
+              <w:t xml:space="preserve">    SortByAttribute(patient_roster, "unread_messages", descending=TRUE)</w:t>
+              <w:br/>
+              <w:t xml:space="preserve">    RETURN patient_roster</w:t>
+              <w:br/>
+              <w:t>END FUNCTION</w:t>
+              <w:br/>
+              <w:br/>
+              <w:t>FUNCTION CalculateSlotAvailability(clinic_id, selected_date):</w:t>
+              <w:br/>
+              <w:t xml:space="preserve">    day_of_week &lt;- selected_date.weekday() // 0 = Mon, 6 = Sun</w:t>
+              <w:br/>
+              <w:t xml:space="preserve">    schedule &lt;- Query ClinicSchedule WHERE clinic_id == clinic_id AND day_of_week == day_of_week</w:t>
+              <w:br/>
+              <w:t xml:space="preserve">    </w:t>
+              <w:br/>
+              <w:t xml:space="preserve">    IF schedule IS NULL OR schedule.is_closed == TRUE THEN</w:t>
+              <w:br/>
+              <w:t xml:space="preserve">        RETURN {"available": FALSE, "reason": "Clinic is closed on this day.", "slots": []}</w:t>
+              <w:br/>
+              <w:t xml:space="preserve">    END IF</w:t>
+              <w:br/>
+              <w:t xml:space="preserve">    </w:t>
+              <w:br/>
+              <w:t xml:space="preserve">    slots &lt;- Query TimeSlot WHERE clinic_id == clinic_id AND slot_date == selected_date</w:t>
+              <w:br/>
+              <w:t xml:space="preserve">    available_slots &lt;- []</w:t>
+              <w:br/>
+              <w:t xml:space="preserve">    FOR s IN slots:</w:t>
+              <w:br/>
+              <w:t xml:space="preserve">        IF s.booked_slots &lt; s.total_slots THEN</w:t>
+              <w:br/>
+              <w:t xml:space="preserve">            available_slots.Append({</w:t>
+              <w:br/>
+              <w:t xml:space="preserve">                "slot_id": s.id,</w:t>
+              <w:br/>
+              <w:t xml:space="preserve">                "start_time": s.start_time.strftime("%H:%M"),</w:t>
+              <w:br/>
+              <w:t xml:space="preserve">                "end_time": s.end_time.strftime("%H:%M"),</w:t>
+              <w:br/>
+              <w:t xml:space="preserve">                "remaining": s.total_slots - s.booked_slots</w:t>
+              <w:br/>
+              <w:t xml:space="preserve">            })</w:t>
+              <w:br/>
+              <w:t xml:space="preserve">        END IF</w:t>
+              <w:br/>
+              <w:t xml:space="preserve">    END FOR</w:t>
+              <w:br/>
+              <w:t xml:space="preserve">    </w:t>
+              <w:br/>
+              <w:t xml:space="preserve">    RETURN {"available": TRUE, "slots": available_slots}</w:t>
+              <w:br/>
+              <w:t>END FUNCTION</w:t>
+            </w:r>
+          </w:p>
+        </w:tc>
+      </w:tr>
+    </w:tbl>
+    <w:p/>
+    <w:p>
+      <w:pPr>
+        <w:keepNext/>
+        <w:spacing w:before="320" w:after="120"/>
+      </w:pPr>
+      <w:r>
+        <w:rPr>
+          <w:rFonts w:ascii="Segoe UI" w:hAnsi="Segoe UI"/>
+          <w:b/>
+          <w:color w:val="0F172A"/>
+          <w:sz w:val="30"/>
+        </w:rPr>
+        <w:t>7. Security, Session &amp; Operational Specifications</w:t>
+      </w:r>
+    </w:p>
+    <w:p>
+      <w:pPr>
+        <w:spacing w:before="40" w:after="80" w:line="276" w:lineRule="auto"/>
+      </w:pPr>
+      <w:r>
+        <w:rPr>
+          <w:rFonts w:ascii="Segoe UI" w:hAnsi="Segoe UI"/>
+          <w:color w:val="334155"/>
+          <w:sz w:val="20"/>
+        </w:rPr>
+        <w:t>PaPrep implements multi-layered security controls to protect pediatric healthcare data and prevent unauthorized administrative or clinical access:</w:t>
       </w:r>
     </w:p>
     <w:p>
       <w:pPr>
         <w:pStyle w:val="ListBullet"/>
+        <w:spacing w:before="20" w:after="40" w:line="276" w:lineRule="auto"/>
       </w:pPr>
       <w:r>
         <w:rPr>
+          <w:rFonts w:ascii="Segoe UI" w:hAnsi="Segoe UI"/>
+          <w:b/>
+          <w:color w:val="0F172A"/>
           <w:sz w:val="20"/>
         </w:rPr>
-        <w:t>CSRF protection (Flask-WTF) on all forms</w:t>
+        <w:t xml:space="preserve">CSRF Protection &amp; Safe Recovery: </w:t>
+      </w:r>
+      <w:r>
+        <w:rPr>
+          <w:rFonts w:ascii="Segoe UI" w:hAnsi="Segoe UI"/>
+          <w:color w:val="334155"/>
+          <w:sz w:val="20"/>
+        </w:rPr>
+        <w:t>All POST/PUT/DELETE forms are signed via Flask-WTF CSRF tokens. Invalid or expired tokens trigger a graceful redirect with an explanatory warning flash rather than a raw 400 Bad Request error.</w:t>
       </w:r>
     </w:p>
     <w:p>
       <w:pPr>
         <w:pStyle w:val="ListBullet"/>
+        <w:spacing w:before="20" w:after="40" w:line="276" w:lineRule="auto"/>
       </w:pPr>
       <w:r>
         <w:rPr>
+          <w:rFonts w:ascii="Segoe UI" w:hAnsi="Segoe UI"/>
+          <w:b/>
+          <w:color w:val="0F172A"/>
           <w:sz w:val="20"/>
         </w:rPr>
-        <w:t>Password hashing via Werkzeug PBKDF2</w:t>
+        <w:t xml:space="preserve">Cryptographic Password Hashing: </w:t>
+      </w:r>
+      <w:r>
+        <w:rPr>
+          <w:rFonts w:ascii="Segoe UI" w:hAnsi="Segoe UI"/>
+          <w:color w:val="334155"/>
+          <w:sz w:val="20"/>
+        </w:rPr>
+        <w:t>User and clinic staff passwords are encrypted using Werkzeug PBKDF2 with SHA-256 and salted randomly.</w:t>
       </w:r>
     </w:p>
     <w:p>
       <w:pPr>
         <w:pStyle w:val="ListBullet"/>
+        <w:spacing w:before="20" w:after="40" w:line="276" w:lineRule="auto"/>
       </w:pPr>
       <w:r>
         <w:rPr>
+          <w:rFonts w:ascii="Segoe UI" w:hAnsi="Segoe UI"/>
+          <w:b/>
+          <w:color w:val="0F172A"/>
           <w:sz w:val="20"/>
         </w:rPr>
-        <w:t>TOTP 2-Factor Authentication for clinic accounts (PyOTP)</w:t>
+        <w:t xml:space="preserve">Time-Based 2FA (TOTP): </w:t>
+      </w:r>
+      <w:r>
+        <w:rPr>
+          <w:rFonts w:ascii="Segoe UI" w:hAnsi="Segoe UI"/>
+          <w:color w:val="334155"/>
+          <w:sz w:val="20"/>
+        </w:rPr>
+        <w:t>Clinical staff authentication enforces PyOTP RFC 6238 TOTP with a 30-second window, QR code secret distribution, and recovery keys.</w:t>
       </w:r>
     </w:p>
     <w:p>
       <w:pPr>
         <w:pStyle w:val="ListBullet"/>
+        <w:spacing w:before="20" w:after="40" w:line="276" w:lineRule="auto"/>
       </w:pPr>
       <w:r>
         <w:rPr>
+          <w:rFonts w:ascii="Segoe UI" w:hAnsi="Segoe UI"/>
+          <w:b/>
+          <w:color w:val="0F172A"/>
           <w:sz w:val="20"/>
         </w:rPr>
-        <w:t>Session cookie security: HttpOnly + SameSite=Lax</w:t>
+        <w:t xml:space="preserve">Scoped WebSocket Rooms: </w:t>
+      </w:r>
+      <w:r>
+        <w:rPr>
+          <w:rFonts w:ascii="Segoe UI" w:hAnsi="Segoe UI"/>
+          <w:color w:val="334155"/>
+          <w:sz w:val="20"/>
+        </w:rPr>
+        <w:t>Socket.IO events are strictly segregated into isolated rooms (chat_{cid}_{uid}, clinic_{cid}, user_{uid}) preventing message leakage across unrelated parents or clinics.</w:t>
       </w:r>
     </w:p>
     <w:p>
       <w:pPr>
         <w:pStyle w:val="ListBullet"/>
+        <w:spacing w:before="20" w:after="40" w:line="276" w:lineRule="auto"/>
       </w:pPr>
       <w:r>
         <w:rPr>
+          <w:rFonts w:ascii="Segoe UI" w:hAnsi="Segoe UI"/>
+          <w:b/>
+          <w:color w:val="0F172A"/>
           <w:sz w:val="20"/>
         </w:rPr>
-        <w:t>Separate authentication systems: Flask-Login (parents) vs session key (clinic staff)</w:t>
+        <w:t xml:space="preserve">Database Migrations &amp; Failover: </w:t>
+      </w:r>
+      <w:r>
+        <w:rPr>
+          <w:rFonts w:ascii="Segoe UI" w:hAnsi="Segoe UI"/>
+          <w:color w:val="334155"/>
+          <w:sz w:val="20"/>
+        </w:rPr>
+        <w:t>Production runs on hosted PostgreSQL (Supabase) with SQLAlchemy connection pooling (pool_pre_ping=True, pool_recycle=1800s), paired with inline self-healing schema migrations and local SQLite fallback.</w:t>
       </w:r>
     </w:p>
-    <w:p>
-      <w:pPr>
-        <w:pStyle w:val="ListBullet"/>
-      </w:pPr>
-      <w:r>
-        <w:rPr>
-          <w:sz w:val="20"/>
-        </w:rPr>
-        <w:t>Role-based access control: is_admin, child_type, clinic_account_id</w:t>
-      </w:r>
-    </w:p>
-    <w:p/>
-    <w:p>
-      <w:pPr>
-        <w:pStyle w:val="Heading1"/>
-      </w:pPr>
-      <w:r>
-        <w:rPr>
-          <w:color w:val="4E97D9"/>
-        </w:rPr>
-        <w:t>8. Suggested Conceptual Framework Layers</w:t>
-      </w:r>
-    </w:p>
-    <w:p>
-      <w:pPr>
-        <w:ind w:left="0"/>
-      </w:pPr>
-      <w:r>
-        <w:rPr>
-          <w:b w:val="0"/>
-          <w:i w:val="0"/>
-          <w:sz w:val="22"/>
-        </w:rPr>
-        <w:t>The system can be conceptualized as five horizontal layers:</w:t>
-      </w:r>
-    </w:p>
-    <w:p/>
-    <w:p>
-      <w:pPr>
-        <w:ind w:left="283"/>
-      </w:pPr>
-      <w:r>
-        <w:rPr>
-          <w:b/>
-          <w:color w:val="2980B9"/>
-          <w:sz w:val="22"/>
-        </w:rPr>
-        <w:t>Layer 1 — Users / Actors</w:t>
-      </w:r>
-    </w:p>
-    <w:p>
-      <w:pPr>
-        <w:ind w:left="850"/>
-      </w:pPr>
-      <w:r>
-        <w:rPr>
-          <w:color w:val="3C3C3C"/>
-          <w:sz w:val="20"/>
-        </w:rPr>
-        <w:t>Parents  │  Clinic Staff  │  Admin</w:t>
-      </w:r>
-    </w:p>
-    <w:p>
-      <w:pPr>
-        <w:ind w:left="283"/>
-      </w:pPr>
-      <w:r>
-        <w:rPr>
-          <w:b/>
-          <w:color w:val="27AE60"/>
-          <w:sz w:val="22"/>
-        </w:rPr>
-        <w:t>Layer 2 — Frontend</w:t>
-      </w:r>
-    </w:p>
-    <w:p>
-      <w:pPr>
-        <w:ind w:left="850"/>
-      </w:pPr>
-      <w:r>
-        <w:rPr>
-          <w:color w:val="3C3C3C"/>
-          <w:sz w:val="20"/>
-        </w:rPr>
-        <w:t>Jinja2 Templates + Bootstrap 5 + Vanilla JS + Socket.IO Client + Leaflet.js</w:t>
-      </w:r>
-    </w:p>
-    <w:p>
-      <w:pPr>
-        <w:ind w:left="283"/>
-      </w:pPr>
-      <w:r>
-        <w:rPr>
-          <w:b/>
-          <w:color w:val="8E44AD"/>
-          <w:sz w:val="22"/>
-        </w:rPr>
-        <w:t>Layer 3 — Application (Flask Blueprints)</w:t>
-      </w:r>
-    </w:p>
-    <w:p>
-      <w:pPr>
-        <w:ind w:left="850"/>
-      </w:pPr>
-      <w:r>
-        <w:rPr>
-          <w:color w:val="3C3C3C"/>
-          <w:sz w:val="20"/>
-        </w:rPr>
-        <w:t>Auth │ Dashboard │ Children │ Modules │ Symptoms │ Clinics │ Chat │ Forum │ Clinic Portal</w:t>
-      </w:r>
-    </w:p>
-    <w:p>
-      <w:pPr>
-        <w:ind w:left="283"/>
-      </w:pPr>
-      <w:r>
-        <w:rPr>
-          <w:b/>
-          <w:color w:val="D35400"/>
-          <w:sz w:val="22"/>
-        </w:rPr>
-        <w:t>Layer 4 — APIs &amp; Integrations</w:t>
-      </w:r>
-    </w:p>
-    <w:p>
-      <w:pPr>
-        <w:ind w:left="850"/>
-      </w:pPr>
-      <w:r>
-        <w:rPr>
-          <w:color w:val="3C3C3C"/>
-          <w:sz w:val="20"/>
-        </w:rPr>
-        <w:t>Internal REST APIs (/api/symptoms, /api/clinics, /api/notifications)</w:t>
-      </w:r>
-    </w:p>
-    <w:p>
-      <w:pPr>
-        <w:ind w:left="850"/>
-      </w:pPr>
-      <w:r>
-        <w:rPr>
-          <w:color w:val="3C3C3C"/>
-          <w:sz w:val="20"/>
-        </w:rPr>
-        <w:t>Real-time WebSocket (Socket.IO rooms)</w:t>
-      </w:r>
-    </w:p>
-    <w:p>
-      <w:pPr>
-        <w:ind w:left="850"/>
-      </w:pPr>
-      <w:r>
-        <w:rPr>
-          <w:color w:val="3C3C3C"/>
-          <w:sz w:val="20"/>
-        </w:rPr>
-        <w:t>External: Google Gemini AI │ Supabase │ PyOTP │ Leaflet/OpenStreetMap</w:t>
-      </w:r>
-    </w:p>
-    <w:p>
-      <w:pPr>
-        <w:ind w:left="283"/>
-      </w:pPr>
-      <w:r>
-        <w:rPr>
-          <w:b/>
-          <w:color w:val="C0392B"/>
-          <w:sz w:val="22"/>
-        </w:rPr>
-        <w:t>Layer 5 — Data Layer</w:t>
-      </w:r>
-    </w:p>
-    <w:p>
-      <w:pPr>
-        <w:ind w:left="850"/>
-      </w:pPr>
-      <w:r>
-        <w:rPr>
-          <w:color w:val="3C3C3C"/>
-          <w:sz w:val="20"/>
-        </w:rPr>
-        <w:t>Users │ Children │ Modules │ Symptoms │ Clinics │ Chat Messages</w:t>
-      </w:r>
-    </w:p>
-    <w:p>
-      <w:pPr>
-        <w:ind w:left="850"/>
-      </w:pPr>
-      <w:r>
-        <w:rPr>
-          <w:color w:val="3C3C3C"/>
-          <w:sz w:val="20"/>
-        </w:rPr>
-        <w:t>Forum │ Notifications │ Registrations │ Announcements</w:t>
-      </w:r>
-    </w:p>
-    <w:p/>
     <w:sectPr>
+      <w:headerReference w:type="default" r:id="rId9"/>
+      <w:footerReference w:type="default" r:id="rId10"/>
       <w:pgSz w:w="12240" w:h="15840"/>
-      <w:pgMar w:top="1440" w:right="1440" w:bottom="1440" w:left="1440" w:header="720" w:footer="720" w:gutter="0"/>
+      <w:pgMar w:top="1080" w:right="1080" w:bottom="1080" w:left="1080" w:header="720" w:footer="720" w:gutter="0"/>
       <w:cols w:space="720"/>
       <w:docGrid w:linePitch="360"/>
     </w:sectPr>
   </w:body>
 </w:document>
+</file>
+
+<file path=word/footer1.xml><?xml version="1.0" encoding="utf-8"?>
+<w:ftr xmlns:m="http://schemas.openxmlformats.org/officeDocument/2006/math" xmlns:mc="http://schemas.openxmlformats.org/markup-compatibility/2006" xmlns:mo="http://schemas.microsoft.com/office/mac/office/2008/main" xmlns:mv="urn:schemas-microsoft-com:mac:vml" xmlns:o="urn:schemas-microsoft-com:office:office" xmlns:r="http://schemas.openxmlformats.org/officeDocument/2006/relationships" xmlns:v="urn:schemas-microsoft-com:vml" xmlns:w10="urn:schemas-microsoft-com:office:word" xmlns:w14="http://schemas.microsoft.com/office/word/2010/wordml" xmlns:w="http://schemas.openxmlformats.org/wordprocessingml/2006/main" xmlns:wne="http://schemas.microsoft.com/office/word/2006/wordml" xmlns:wp14="http://schemas.microsoft.com/office/word/2010/wordprocessingDrawing" xmlns:wp="http://schemas.openxmlformats.org/drawingml/2006/wordprocessingDrawing" xmlns:wpc="http://schemas.microsoft.com/office/word/2010/wordprocessingCanvas" xmlns:wpg="http://schemas.microsoft.com/office/word/2010/wordprocessingGroup" xmlns:wpi="http://schemas.microsoft.com/office/word/2010/wordprocessingInk" xmlns:wps="http://schemas.microsoft.com/office/word/2010/wordprocessingShape" mc:Ignorable="w14 wp14">
+  <w:p>
+    <w:pPr>
+      <w:pStyle w:val="Footer"/>
+      <w:jc w:val="center"/>
+    </w:pPr>
+    <w:r>
+      <w:rPr>
+        <w:rFonts w:ascii="Segoe UI" w:hAnsi="Segoe UI"/>
+        <w:color w:val="94A3B8"/>
+        <w:sz w:val="17"/>
+      </w:rPr>
+      <w:t>PaPrep Technical Architecture Document  Confidential &amp; Proprietary</w:t>
+    </w:r>
+  </w:p>
+</w:ftr>
+</file>
+
+<file path=word/header1.xml><?xml version="1.0" encoding="utf-8"?>
+<w:hdr xmlns:m="http://schemas.openxmlformats.org/officeDocument/2006/math" xmlns:mc="http://schemas.openxmlformats.org/markup-compatibility/2006" xmlns:mo="http://schemas.microsoft.com/office/mac/office/2008/main" xmlns:mv="urn:schemas-microsoft-com:mac:vml" xmlns:o="urn:schemas-microsoft-com:office:office" xmlns:r="http://schemas.openxmlformats.org/officeDocument/2006/relationships" xmlns:v="urn:schemas-microsoft-com:vml" xmlns:w10="urn:schemas-microsoft-com:office:word" xmlns:w14="http://schemas.microsoft.com/office/word/2010/wordml" xmlns:w="http://schemas.openxmlformats.org/wordprocessingml/2006/main" xmlns:wne="http://schemas.microsoft.com/office/word/2006/wordml" xmlns:wp14="http://schemas.microsoft.com/office/word/2010/wordprocessingDrawing" xmlns:wp="http://schemas.openxmlformats.org/drawingml/2006/wordprocessingDrawing" xmlns:wpc="http://schemas.microsoft.com/office/word/2010/wordprocessingCanvas" xmlns:wpg="http://schemas.microsoft.com/office/word/2010/wordprocessingGroup" xmlns:wpi="http://schemas.microsoft.com/office/word/2010/wordprocessingInk" xmlns:wps="http://schemas.microsoft.com/office/word/2010/wordprocessingShape" mc:Ignorable="w14 wp14">
+  <w:p>
+    <w:pPr>
+      <w:pStyle w:val="Header"/>
+      <w:jc w:val="right"/>
+    </w:pPr>
+    <w:r>
+      <w:rPr>
+        <w:rFonts w:ascii="Segoe UI" w:hAnsi="Segoe UI"/>
+        <w:color w:val="94A3B8"/>
+        <w:sz w:val="17"/>
+      </w:rPr>
+      <w:t>PaPrep System Breakdown &amp; Pseudocode Specification | Production Architecture</w:t>
+    </w:r>
+  </w:p>
+</w:hdr>
 </file>
 
 <file path=word/numbering.xml><?xml version="1.0" encoding="utf-8"?>
